--- a/docs/Next_Owner_Market_White_Paper.docx
+++ b/docs/Next_Owner_Market_White_Paper.docx
@@ -4904,7 +4904,6 @@
           <w:ilvl w:val="0"/>
           <w:numId w:val="1013"/>
         </w:numPr>
-        <w:pStyle w:val="Compact"/>
       </w:pPr>
       <w:r>
         <w:t xml:space="preserve">Plain-English layer: per-screen hints (</w:t>
@@ -4967,7 +4966,6 @@
           <w:ilvl w:val="0"/>
           <w:numId w:val="1013"/>
         </w:numPr>
-        <w:pStyle w:val="Compact"/>
       </w:pPr>
       <w:r>
         <w:t xml:space="preserve">Marketplace guides:</w:t>
@@ -5021,7 +5019,6 @@
           <w:ilvl w:val="0"/>
           <w:numId w:val="1013"/>
         </w:numPr>
-        <w:pStyle w:val="Compact"/>
       </w:pPr>
       <w:r>
         <w:t xml:space="preserve">Usernames:</w:t>
@@ -5123,7 +5120,6 @@
           <w:ilvl w:val="0"/>
           <w:numId w:val="1013"/>
         </w:numPr>
-        <w:pStyle w:val="Compact"/>
       </w:pPr>
       <w:r>
         <w:t xml:space="preserve">Seller tools (migration 009):</w:t>
@@ -5255,7 +5251,6 @@
           <w:ilvl w:val="0"/>
           <w:numId w:val="1013"/>
         </w:numPr>
-        <w:pStyle w:val="Compact"/>
       </w:pPr>
       <w:r>
         <w:t xml:space="preserve">Seller text alerts:</w:t>
@@ -5294,7 +5289,6 @@
           <w:ilvl w:val="0"/>
           <w:numId w:val="1013"/>
         </w:numPr>
-        <w:pStyle w:val="Compact"/>
       </w:pPr>
       <w:r>
         <w:t xml:space="preserve">Buyer:</w:t>
@@ -5390,7 +5384,6 @@
           <w:ilvl w:val="0"/>
           <w:numId w:val="1013"/>
         </w:numPr>
-        <w:pStyle w:val="Compact"/>
       </w:pPr>
       <w:r>
         <w:t xml:space="preserve">Disputes: reporter can withdraw (</w:t>
@@ -5411,7 +5404,6 @@
           <w:ilvl w:val="0"/>
           <w:numId w:val="1013"/>
         </w:numPr>
-        <w:pStyle w:val="Compact"/>
       </w:pPr>
       <w:r>
         <w:t xml:space="preserve">Shipping: built-in weight/distance ground estimate whenever Shippo isn't configured or returns nothing; estimate shows even when the seller hasn't set up payouts.</w:t>
@@ -5423,7 +5415,6 @@
           <w:ilvl w:val="0"/>
           <w:numId w:val="1013"/>
         </w:numPr>
-        <w:pStyle w:val="Compact"/>
       </w:pPr>
       <w:r>
         <w:t xml:space="preserve">Brand:</w:t>
@@ -5451,6 +5442,230 @@
       </w:r>
       <w:r>
         <w:t xml:space="preserve">.</w:t>
+      </w:r>
+    </w:p>
+    <w:p>
+      <w:pPr>
+        <w:numPr>
+          <w:ilvl w:val="0"/>
+          <w:numId w:val="1013"/>
+        </w:numPr>
+      </w:pPr>
+      <w:r>
+        <w:t xml:space="preserve">Evening:</w:t>
+      </w:r>
+      <w:r>
+        <w:t xml:space="preserve"> </w:t>
+      </w:r>
+      <w:r>
+        <w:rPr>
+          <w:rStyle w:val="VerbatimChar"/>
+        </w:rPr>
+        <w:t xml:space="preserve">/why</w:t>
+      </w:r>
+      <w:r>
+        <w:t xml:space="preserve"> </w:t>
+      </w:r>
+      <w:r>
+        <w:t xml:space="preserve">(mission),</w:t>
+      </w:r>
+      <w:r>
+        <w:t xml:space="preserve"> </w:t>
+      </w:r>
+      <w:r>
+        <w:rPr>
+          <w:rStyle w:val="VerbatimChar"/>
+        </w:rPr>
+        <w:t xml:space="preserve">/start</w:t>
+      </w:r>
+      <w:r>
+        <w:t xml:space="preserve"> </w:t>
+      </w:r>
+      <w:r>
+        <w:t xml:space="preserve">(HowTo schema),</w:t>
+      </w:r>
+      <w:r>
+        <w:t xml:space="preserve"> </w:t>
+      </w:r>
+      <w:r>
+        <w:rPr>
+          <w:rStyle w:val="VerbatimChar"/>
+        </w:rPr>
+        <w:t xml:space="preserve">ToolGuide</w:t>
+      </w:r>
+      <w:r>
+        <w:t xml:space="preserve"> </w:t>
+      </w:r>
+      <w:r>
+        <w:t xml:space="preserve">component (FAQPage schema) on</w:t>
+      </w:r>
+      <w:r>
+        <w:t xml:space="preserve"> </w:t>
+      </w:r>
+      <w:r>
+        <w:rPr>
+          <w:rStyle w:val="VerbatimChar"/>
+        </w:rPr>
+        <w:t xml:space="preserve">/worth</w:t>
+      </w:r>
+      <w:r>
+        <w:t xml:space="preserve">,</w:t>
+      </w:r>
+      <w:r>
+        <w:t xml:space="preserve"> </w:t>
+      </w:r>
+      <w:r>
+        <w:rPr>
+          <w:rStyle w:val="VerbatimChar"/>
+        </w:rPr>
+        <w:t xml:space="preserve">/pile</w:t>
+      </w:r>
+      <w:r>
+        <w:t xml:space="preserve">,</w:t>
+      </w:r>
+      <w:r>
+        <w:t xml:space="preserve"> </w:t>
+      </w:r>
+      <w:r>
+        <w:rPr>
+          <w:rStyle w:val="VerbatimChar"/>
+        </w:rPr>
+        <w:t xml:space="preserve">/buy-or-pass</w:t>
+      </w:r>
+      <w:r>
+        <w:t xml:space="preserve">;</w:t>
+      </w:r>
+      <w:r>
+        <w:t xml:space="preserve"> </w:t>
+      </w:r>
+      <w:r>
+        <w:rPr>
+          <w:rStyle w:val="VerbatimChar"/>
+        </w:rPr>
+        <w:t xml:space="preserve">valuations</w:t>
+      </w:r>
+      <w:r>
+        <w:t xml:space="preserve"> </w:t>
+      </w:r>
+      <w:r>
+        <w:t xml:space="preserve">table (public read where</w:t>
+      </w:r>
+      <w:r>
+        <w:t xml:space="preserve"> </w:t>
+      </w:r>
+      <w:r>
+        <w:rPr>
+          <w:rStyle w:val="VerbatimChar"/>
+        </w:rPr>
+        <w:t xml:space="preserve">is_public</w:t>
+      </w:r>
+      <w:r>
+        <w:t xml:space="preserve">, owner can hide),</w:t>
+      </w:r>
+      <w:r>
+        <w:t xml:space="preserve"> </w:t>
+      </w:r>
+      <w:r>
+        <w:rPr>
+          <w:rStyle w:val="VerbatimChar"/>
+        </w:rPr>
+        <w:t xml:space="preserve">/api/valuations</w:t>
+      </w:r>
+      <w:r>
+        <w:t xml:space="preserve"> </w:t>
+      </w:r>
+      <w:r>
+        <w:t xml:space="preserve">(opt-in share; IndexNow ping),</w:t>
+      </w:r>
+      <w:r>
+        <w:t xml:space="preserve"> </w:t>
+      </w:r>
+      <w:r>
+        <w:rPr>
+          <w:rStyle w:val="VerbatimChar"/>
+        </w:rPr>
+        <w:t xml:space="preserve">/valued</w:t>
+      </w:r>
+      <w:r>
+        <w:t xml:space="preserve"> </w:t>
+      </w:r>
+      <w:r>
+        <w:t xml:space="preserve">+</w:t>
+      </w:r>
+      <w:r>
+        <w:t xml:space="preserve"> </w:t>
+      </w:r>
+      <w:r>
+        <w:rPr>
+          <w:rStyle w:val="VerbatimChar"/>
+        </w:rPr>
+        <w:t xml:space="preserve">/valued/[slug]</w:t>
+      </w:r>
+      <w:r>
+        <w:t xml:space="preserve"> </w:t>
+      </w:r>
+      <w:r>
+        <w:t xml:space="preserve">(Product/AggregateOffer schema, similar items), all in sitemap (valuations up to 20k). Shared AI engine</w:t>
+      </w:r>
+      <w:r>
+        <w:t xml:space="preserve"> </w:t>
+      </w:r>
+      <w:r>
+        <w:rPr>
+          <w:rStyle w:val="VerbatimChar"/>
+        </w:rPr>
+        <w:t xml:space="preserve">src/lib/ai-engine.ts</w:t>
+      </w:r>
+      <w:r>
+        <w:t xml:space="preserve">;</w:t>
+      </w:r>
+      <w:r>
+        <w:t xml:space="preserve"> </w:t>
+      </w:r>
+      <w:r>
+        <w:rPr>
+          <w:rStyle w:val="VerbatimChar"/>
+        </w:rPr>
+        <w:t xml:space="preserve">pile_scans</w:t>
+      </w:r>
+      <w:r>
+        <w:t xml:space="preserve">/</w:t>
+      </w:r>
+      <w:r>
+        <w:rPr>
+          <w:rStyle w:val="VerbatimChar"/>
+        </w:rPr>
+        <w:t xml:space="preserve">pile_items</w:t>
+      </w:r>
+      <w:r>
+        <w:t xml:space="preserve">/</w:t>
+      </w:r>
+      <w:r>
+        <w:rPr>
+          <w:rStyle w:val="VerbatimChar"/>
+        </w:rPr>
+        <w:t xml:space="preserve">buy_pass_scans</w:t>
+      </w:r>
+      <w:r>
+        <w:t xml:space="preserve"> </w:t>
+      </w:r>
+      <w:r>
+        <w:t xml:space="preserve">tables;</w:t>
+      </w:r>
+      <w:r>
+        <w:t xml:space="preserve"> </w:t>
+      </w:r>
+      <w:r>
+        <w:rPr>
+          <w:rStyle w:val="VerbatimChar"/>
+        </w:rPr>
+        <w:t xml:space="preserve">tax_year_summary</w:t>
+      </w:r>
+      <w:r>
+        <w:t xml:space="preserve"> </w:t>
+      </w:r>
+      <w:r>
+        <w:t xml:space="preserve">view; seller-scoped CSV export.</w:t>
       </w:r>
     </w:p>
     <w:bookmarkEnd w:id="39"/>

--- a/docs/Next_Owner_Market_White_Paper.docx
+++ b/docs/Next_Owner_Market_White_Paper.docx
@@ -5666,6 +5666,230 @@
       </w:r>
       <w:r>
         <w:t xml:space="preserve">view; seller-scoped CSV export.</w:t>
+      </w:r>
+    </w:p>
+    <w:p>
+      <w:pPr>
+        <w:numPr>
+          <w:ilvl w:val="0"/>
+          <w:numId w:val="1013"/>
+        </w:numPr>
+      </w:pPr>
+      <w:r>
+        <w:t xml:space="preserve">Night: automation engine</w:t>
+      </w:r>
+      <w:r>
+        <w:t xml:space="preserve"> </w:t>
+      </w:r>
+      <w:r>
+        <w:rPr>
+          <w:rStyle w:val="VerbatimChar"/>
+        </w:rPr>
+        <w:t xml:space="preserve">src/lib/automations.ts</w:t>
+      </w:r>
+      <w:r>
+        <w:t xml:space="preserve"> </w:t>
+      </w:r>
+      <w:r>
+        <w:t xml:space="preserve">(registry table</w:t>
+      </w:r>
+      <w:r>
+        <w:t xml:space="preserve"> </w:t>
+      </w:r>
+      <w:r>
+        <w:rPr>
+          <w:rStyle w:val="VerbatimChar"/>
+        </w:rPr>
+        <w:t xml:space="preserve">automations</w:t>
+      </w:r>
+      <w:r>
+        <w:t xml:space="preserve">,</w:t>
+      </w:r>
+      <w:r>
+        <w:t xml:space="preserve"> </w:t>
+      </w:r>
+      <w:r>
+        <w:rPr>
+          <w:rStyle w:val="VerbatimChar"/>
+        </w:rPr>
+        <w:t xml:space="preserve">email_log</w:t>
+      </w:r>
+      <w:r>
+        <w:t xml:space="preserve">,</w:t>
+      </w:r>
+      <w:r>
+        <w:t xml:space="preserve"> </w:t>
+      </w:r>
+      <w:r>
+        <w:rPr>
+          <w:rStyle w:val="VerbatimChar"/>
+        </w:rPr>
+        <w:t xml:space="preserve">milestones</w:t>
+      </w:r>
+      <w:r>
+        <w:t xml:space="preserve">,</w:t>
+      </w:r>
+      <w:r>
+        <w:t xml:space="preserve"> </w:t>
+      </w:r>
+      <w:r>
+        <w:rPr>
+          <w:rStyle w:val="VerbatimChar"/>
+        </w:rPr>
+        <w:t xml:space="preserve">ops_tasks</w:t>
+      </w:r>
+      <w:r>
+        <w:t xml:space="preserve">,</w:t>
+      </w:r>
+      <w:r>
+        <w:t xml:space="preserve"> </w:t>
+      </w:r>
+      <w:r>
+        <w:rPr>
+          <w:rStyle w:val="VerbatimChar"/>
+        </w:rPr>
+        <w:t xml:space="preserve">profiles.marketing_opt_out</w:t>
+      </w:r>
+      <w:r>
+        <w:t xml:space="preserve">,</w:t>
+      </w:r>
+      <w:r>
+        <w:t xml:space="preserve"> </w:t>
+      </w:r>
+      <w:r>
+        <w:rPr>
+          <w:rStyle w:val="VerbatimChar"/>
+        </w:rPr>
+        <w:t xml:space="preserve">ops_stats()</w:t>
+      </w:r>
+      <w:r>
+        <w:t xml:space="preserve"> </w:t>
+      </w:r>
+      <w:r>
+        <w:t xml:space="preserve">RPC) run from</w:t>
+      </w:r>
+      <w:r>
+        <w:t xml:space="preserve"> </w:t>
+      </w:r>
+      <w:r>
+        <w:rPr>
+          <w:rStyle w:val="VerbatimChar"/>
+        </w:rPr>
+        <w:t xml:space="preserve">/api/notify/send</w:t>
+      </w:r>
+      <w:r>
+        <w:t xml:space="preserve"> </w:t>
+      </w:r>
+      <w:r>
+        <w:t xml:space="preserve">(maxDuration 300);</w:t>
+      </w:r>
+      <w:r>
+        <w:t xml:space="preserve"> </w:t>
+      </w:r>
+      <w:r>
+        <w:rPr>
+          <w:rStyle w:val="VerbatimChar"/>
+        </w:rPr>
+        <w:t xml:space="preserve">/api/ops</w:t>
+      </w:r>
+      <w:r>
+        <w:t xml:space="preserve"> </w:t>
+      </w:r>
+      <w:r>
+        <w:t xml:space="preserve">(run/toggle/task);</w:t>
+      </w:r>
+      <w:r>
+        <w:t xml:space="preserve"> </w:t>
+      </w:r>
+      <w:r>
+        <w:rPr>
+          <w:rStyle w:val="VerbatimChar"/>
+        </w:rPr>
+        <w:t xml:space="preserve">/app/ops</w:t>
+      </w:r>
+      <w:r>
+        <w:t xml:space="preserve"> </w:t>
+      </w:r>
+      <w:r>
+        <w:t xml:space="preserve">Operations page. Hub pages</w:t>
+      </w:r>
+      <w:r>
+        <w:t xml:space="preserve"> </w:t>
+      </w:r>
+      <w:r>
+        <w:rPr>
+          <w:rStyle w:val="VerbatimChar"/>
+        </w:rPr>
+        <w:t xml:space="preserve">/valued/about/[term]</w:t>
+      </w:r>
+      <w:r>
+        <w:t xml:space="preserve">, city pages</w:t>
+      </w:r>
+      <w:r>
+        <w:t xml:space="preserve"> </w:t>
+      </w:r>
+      <w:r>
+        <w:rPr>
+          <w:rStyle w:val="VerbatimChar"/>
+        </w:rPr>
+        <w:t xml:space="preserve">/near/[slug]</w:t>
+      </w:r>
+      <w:r>
+        <w:t xml:space="preserve">, OG images via</w:t>
+      </w:r>
+      <w:r>
+        <w:t xml:space="preserve"> </w:t>
+      </w:r>
+      <w:r>
+        <w:rPr>
+          <w:rStyle w:val="VerbatimChar"/>
+        </w:rPr>
+        <w:t xml:space="preserve">next/og</w:t>
+      </w:r>
+      <w:r>
+        <w:t xml:space="preserve"> </w:t>
+      </w:r>
+      <w:r>
+        <w:t xml:space="preserve">(</w:t>
+      </w:r>
+      <w:r>
+        <w:rPr>
+          <w:rStyle w:val="VerbatimChar"/>
+        </w:rPr>
+        <w:t xml:space="preserve">src/lib/og.tsx</w:t>
+      </w:r>
+      <w:r>
+        <w:t xml:space="preserve">), RSS (</w:t>
+      </w:r>
+      <w:r>
+        <w:rPr>
+          <w:rStyle w:val="VerbatimChar"/>
+        </w:rPr>
+        <w:t xml:space="preserve">src/lib/rss.ts</w:t>
+      </w:r>
+      <w:r>
+        <w:t xml:space="preserve">), embed (</w:t>
+      </w:r>
+      <w:r>
+        <w:rPr>
+          <w:rStyle w:val="VerbatimChar"/>
+        </w:rPr>
+        <w:t xml:space="preserve">/embed</w:t>
+      </w:r>
+      <w:r>
+        <w:t xml:space="preserve">,</w:t>
+      </w:r>
+      <w:r>
+        <w:t xml:space="preserve"> </w:t>
+      </w:r>
+      <w:r>
+        <w:rPr>
+          <w:rStyle w:val="VerbatimChar"/>
+        </w:rPr>
+        <w:t xml:space="preserve">/embed/worth</w:t>
+      </w:r>
+      <w:r>
+        <w:t xml:space="preserve">). Sitemap includes hubs (≥2 valuations sharing first two words) and cities. Complete Guide and Presentation Walkthrough documents added.</w:t>
       </w:r>
     </w:p>
     <w:bookmarkEnd w:id="39"/>

--- a/docs/Next_Owner_Market_White_Paper.docx
+++ b/docs/Next_Owner_Market_White_Paper.docx
@@ -5890,6 +5890,33 @@
       </w:r>
       <w:r>
         <w:t xml:space="preserve">). Sitemap includes hubs (≥2 valuations sharing first two words) and cities. Complete Guide and Presentation Walkthrough documents added.</w:t>
+      </w:r>
+    </w:p>
+    <w:p>
+      <w:pPr>
+        <w:pStyle w:val="FirstParagraph"/>
+      </w:pPr>
+      <w:r>
+        <w:rPr>
+          <w:bCs/>
+          <w:b/>
+        </w:rPr>
+        <w:t xml:space="preserve">Selling before payouts are set up (Sept 30, 2026):</w:t>
+      </w:r>
+      <w:r>
+        <w:t xml:space="preserve"> </w:t>
+      </w:r>
+      <w:r>
+        <w:t xml:space="preserve">every listing shows Buy now from day one, whether or not the seller has finished payout setup. The buyer pays and the money is held as always. When the item is handed over, if the seller hasn't set up payouts, their share stays held and they get an email: "You sold [item].</w:t>
+      </w:r>
+      <w:r>
+        <w:t xml:space="preserve"> </w:t>
+      </w:r>
+      <w:r>
+        <w:t xml:space="preserve">$X is waiting for you." Reminders go out every 3 days with the amount. The moment the seller finishes setup, everything owed is sent to their bank automatically, and the daily job double-checks each morning (automation: "Send held seller money"). Anything held 60+ days alerts staff to decide. New sellers also get payout setup reminders on day 1, 3 and 5 after signing up. The Payouts page shows sellers a green "$</w:t>
+      </w:r>
+      <w:r>
+        <w:t xml:space="preserve">X is waiting for you" box.</w:t>
       </w:r>
     </w:p>
     <w:bookmarkEnd w:id="39"/>

--- a/docs/Next_Owner_Market_White_Paper.docx
+++ b/docs/Next_Owner_Market_White_Paper.docx
@@ -5907,16 +5907,7 @@
         <w:t xml:space="preserve"> </w:t>
       </w:r>
       <w:r>
-        <w:t xml:space="preserve">every listing shows Buy now from day one, whether or not the seller has finished payout setup. The buyer pays and the money is held as always. When the item is handed over, if the seller hasn't set up payouts, their share stays held and they get an email: "You sold [item].</w:t>
-      </w:r>
-      <w:r>
-        <w:t xml:space="preserve"> </w:t>
-      </w:r>
-      <w:r>
-        <w:t xml:space="preserve">$X is waiting for you." Reminders go out every 3 days with the amount. The moment the seller finishes setup, everything owed is sent to their bank automatically, and the daily job double-checks each morning (automation: "Send held seller money"). Anything held 60+ days alerts staff to decide. New sellers also get payout setup reminders on day 1, 3 and 5 after signing up. The Payouts page shows sellers a green "$</w:t>
-      </w:r>
-      <w:r>
-        <w:t xml:space="preserve">X is waiting for you" box.</w:t>
+        <w:t xml:space="preserve">every listing shows Buy now from day one, whether or not the seller has finished payout setup. The buyer pays and the money is held as always. When the item is handed over, if the seller hasn't set up payouts, their share stays held and they get an email: "You sold [item]. $X is waiting for you." Reminders go out every 3 days with the amount. The moment the seller finishes setup, everything owed is sent to their bank automatically, and the daily job double-checks each morning (automation: "Send held seller money"). Anything held 60+ days alerts staff to decide. New sellers also get payout setup reminders on day 1, 3 and 5 after signing up. The Payouts page shows sellers a green "$X is waiting for you" box.</w:t>
       </w:r>
     </w:p>
     <w:bookmarkEnd w:id="39"/>

--- a/docs/Next_Owner_Market_White_Paper.docx
+++ b/docs/Next_Owner_Market_White_Paper.docx
@@ -5908,6 +5908,24 @@
       </w:r>
       <w:r>
         <w:t xml:space="preserve">every listing shows Buy now from day one, whether or not the seller has finished payout setup. The buyer pays and the money is held as always. When the item is handed over, if the seller hasn't set up payouts, their share stays held and they get an email: "You sold [item]. $X is waiting for you." Reminders go out every 3 days with the amount. The moment the seller finishes setup, everything owed is sent to their bank automatically, and the daily job double-checks each morning (automation: "Send held seller money"). Anything held 60+ days alerts staff to decide. New sellers also get payout setup reminders on day 1, 3 and 5 after signing up. The Payouts page shows sellers a green "$X is waiting for you" box.</w:t>
+      </w:r>
+    </w:p>
+    <w:p>
+      <w:pPr>
+        <w:pStyle w:val="BodyText"/>
+      </w:pPr>
+      <w:r>
+        <w:rPr>
+          <w:bCs/>
+          <w:b/>
+        </w:rPr>
+        <w:t xml:space="preserve">Oct 1, 2026 fix: listings showed "404 page not found" to signed-out shoppers.</w:t>
+      </w:r>
+      <w:r>
+        <w:t xml:space="preserve"> </w:t>
+      </w:r>
+      <w:r>
+        <w:t xml:space="preserve">The database rule that lets anyone see live listings also checks "is this person staff?", and signed-out visitors weren't allowed to run that check, so the whole page failed. Fixed by letting signed-out visitors run it (it just answers "no"). Signed-in people never saw the problem, which is why it looked fine from inside the app. The daily Health check now opens a live listing as a signed-out shopper and texts/emails staff if it ever fails again.</w:t>
       </w:r>
     </w:p>
     <w:bookmarkEnd w:id="39"/>

--- a/docs/Next_Owner_Market_White_Paper.docx
+++ b/docs/Next_Owner_Market_White_Paper.docx
@@ -5926,6 +5926,40 @@
       </w:r>
       <w:r>
         <w:t xml:space="preserve">The database rule that lets anyone see live listings also checks "is this person staff?", and signed-out visitors weren't allowed to run that check, so the whole page failed. Fixed by letting signed-out visitors run it (it just answers "no"). Signed-in people never saw the problem, which is why it looked fine from inside the app. The daily Health check now opens a live listing as a signed-out shopper and texts/emails staff if it ever fails again.</w:t>
+      </w:r>
+    </w:p>
+    <w:p>
+      <w:pPr>
+        <w:pStyle w:val="BodyText"/>
+      </w:pPr>
+      <w:r>
+        <w:rPr>
+          <w:bCs/>
+          <w:b/>
+        </w:rPr>
+        <w:t xml:space="preserve">Oct 1, 2026 full sweep (and what it found).</w:t>
+      </w:r>
+      <w:r>
+        <w:t xml:space="preserve"> </w:t>
+      </w:r>
+      <w:r>
+        <w:t xml:space="preserve">Opened all 183 public pages as a signed-out visitor, checked the database's security scan, checked every live listing and order for problems, and rebuilt the code. Found and fixed: (1) listings showed "404 page not found" to signed-out shoppers (database permission); (2) category pages, city pages, the new-items feed, the share pictures, the weekly buyer digest and the Facebook posts all asked listings for a city they don't store, so they came up empty or blank; the city now comes from the seller's profile. Checked and fine: Google Shopping feed (8 items), sitemap, every listing has photos, price, category, a way to get it, and a shipping weight; no stuck orders, no open problems, no failed emails, no sellers waiting.</w:t>
+      </w:r>
+      <w:r>
+        <w:t xml:space="preserve"> </w:t>
+      </w:r>
+      <w:r>
+        <w:rPr>
+          <w:bCs/>
+          <w:b/>
+        </w:rPr>
+        <w:t xml:space="preserve">The sweep now runs every morning</w:t>
+      </w:r>
+      <w:r>
+        <w:t xml:space="preserve"> </w:t>
+      </w:r>
+      <w:r>
+        <w:t xml:space="preserve">inside Health: every sitemap page plus the feeds, opened as a shopper; anything broken or empty texts and emails staff with the list.</w:t>
       </w:r>
     </w:p>
     <w:bookmarkEnd w:id="39"/>

--- a/docs/Next_Owner_Market_White_Paper.docx
+++ b/docs/Next_Owner_Market_White_Paper.docx
@@ -2,7 +2,7 @@
 <file path=word/document.xml><?xml version="1.0" encoding="utf-8"?>
 <w:document xmlns:w="http://schemas.openxmlformats.org/wordprocessingml/2006/main" xmlns:m="http://schemas.openxmlformats.org/officeDocument/2006/math" xmlns:r="http://schemas.openxmlformats.org/officeDocument/2006/relationships" xmlns:o="urn:schemas-microsoft-com:office:office" xmlns:v="urn:schemas-microsoft-com:vml" xmlns:w10="urn:schemas-microsoft-com:office:word" xmlns:a="http://schemas.openxmlformats.org/drawingml/2006/main" xmlns:pic="http://schemas.openxmlformats.org/drawingml/2006/picture" xmlns:wp="http://schemas.openxmlformats.org/drawingml/2006/wordprocessingDrawing">
   <w:body>
-    <w:bookmarkStart w:id="40" w:name="X81c8756351f7998ee55fd6ccc97c5b852170468"/>
+    <w:bookmarkStart w:id="41" w:name="X81c8756351f7998ee55fd6ccc97c5b852170468"/>
     <w:p>
       <w:pPr>
         <w:pStyle w:val="Heading1"/>
@@ -5963,7 +5963,427 @@
       </w:r>
     </w:p>
     <w:bookmarkEnd w:id="39"/>
+    <w:bookmarkStart w:id="40" w:name="the-new-visitor-redesign-oct-1-2026"/>
+    <w:p>
+      <w:pPr>
+        <w:pStyle w:val="Heading2"/>
+      </w:pPr>
+      <w:r>
+        <w:t xml:space="preserve">The new-visitor redesign (Oct 1, 2026)</w:t>
+      </w:r>
+    </w:p>
+    <w:p>
+      <w:pPr>
+        <w:pStyle w:val="FirstParagraph"/>
+      </w:pPr>
+      <w:r>
+        <w:t xml:space="preserve">Built on how people actually decide: one obvious next step, see the value before signing up, ask for Pro only at happy moments.</w:t>
+      </w:r>
+    </w:p>
+    <w:p>
+      <w:pPr>
+        <w:pStyle w:val="BodyText"/>
+      </w:pPr>
+      <w:r>
+        <w:rPr>
+          <w:bCs/>
+          <w:b/>
+        </w:rPr>
+        <w:t xml:space="preserve">Try it free (/try).</w:t>
+      </w:r>
+      <w:r>
+        <w:t xml:space="preserve"> </w:t>
+      </w:r>
+      <w:r>
+        <w:t xml:space="preserve">The home page now leads with one big button:</w:t>
+      </w:r>
+      <w:r>
+        <w:t xml:space="preserve"> </w:t>
+      </w:r>
+      <w:r>
+        <w:rPr>
+          <w:bCs/>
+          <w:b/>
+        </w:rPr>
+        <w:t xml:space="preserve">📸 Try it free: pick a photo</w:t>
+      </w:r>
+      <w:r>
+        <w:t xml:space="preserve">. No account. The visitor picks one photo (gallery first, camera second), can add a note by typing or talking, and taps</w:t>
+      </w:r>
+      <w:r>
+        <w:t xml:space="preserve"> </w:t>
+      </w:r>
+      <w:r>
+        <w:rPr>
+          <w:bCs/>
+          <w:b/>
+        </w:rPr>
+        <w:t xml:space="preserve">Write my listing</w:t>
+      </w:r>
+      <w:r>
+        <w:t xml:space="preserve">. About 30 seconds later they see their title, a price range, the description, and ready-to-paste versions for all 9 sites, with "Done in 22 seconds. By hand that's 15 to 20 minutes." Then:</w:t>
+      </w:r>
+      <w:r>
+        <w:t xml:space="preserve"> </w:t>
+      </w:r>
+      <w:r>
+        <w:rPr>
+          <w:bCs/>
+          <w:b/>
+        </w:rPr>
+        <w:t xml:space="preserve">💾 Keep this listing (free account)</w:t>
+      </w:r>
+      <w:r>
+        <w:t xml:space="preserve"> </w:t>
+      </w:r>
+      <w:r>
+        <w:t xml:space="preserve">and</w:t>
+      </w:r>
+      <w:r>
+        <w:t xml:space="preserve"> </w:t>
+      </w:r>
+      <w:r>
+        <w:rPr>
+          <w:bCs/>
+          <w:b/>
+        </w:rPr>
+        <w:t xml:space="preserve">🏪 Bonus: list it in our store too, free.</w:t>
+      </w:r>
+      <w:r>
+        <w:t xml:space="preserve"> </w:t>
+      </w:r>
+      <w:r>
+        <w:t xml:space="preserve">One free try per phone (and two per network per day, 300 a day site-wide) keeps the AI bill small.</w:t>
+      </w:r>
+    </w:p>
+    <w:p>
+      <w:pPr>
+        <w:pStyle w:val="BodyText"/>
+      </w:pPr>
+      <w:r>
+        <w:rPr>
+          <w:bCs/>
+          <w:b/>
+        </w:rPr>
+        <w:t xml:space="preserve">Keep it.</w:t>
+      </w:r>
+      <w:r>
+        <w:t xml:space="preserve"> </w:t>
+      </w:r>
+      <w:r>
+        <w:t xml:space="preserve">Signing up from a try turns the result into the person's first draft listing, photo and all, and drops them on it with a 🎉 welcome card and one green button:</w:t>
+      </w:r>
+      <w:r>
+        <w:t xml:space="preserve"> </w:t>
+      </w:r>
+      <w:r>
+        <w:rPr>
+          <w:bCs/>
+          <w:b/>
+        </w:rPr>
+        <w:t xml:space="preserve">🏪 List it in the store (free)</w:t>
+      </w:r>
+      <w:r>
+        <w:t xml:space="preserve">.</w:t>
+      </w:r>
+    </w:p>
+    <w:p>
+      <w:pPr>
+        <w:pStyle w:val="BodyText"/>
+      </w:pPr>
+      <w:r>
+        <w:rPr>
+          <w:bCs/>
+          <w:b/>
+        </w:rPr>
+        <w:t xml:space="preserve">Home page.</w:t>
+      </w:r>
+      <w:r>
+        <w:t xml:space="preserve"> </w:t>
+      </w:r>
+      <w:r>
+        <w:t xml:space="preserve">Headline "Snap a photo. The AI writes your listing." One big button, three small links (What's it worth? · List a whole box · Overwhelmed? Start here), a 3-step "How selling works" (Snap it · AI writes it · Get paid), then "Shopping? Find something near you" with the search and the store. The top bar is just</w:t>
+      </w:r>
+      <w:r>
+        <w:t xml:space="preserve"> </w:t>
+      </w:r>
+      <w:r>
+        <w:rPr>
+          <w:bCs/>
+          <w:b/>
+        </w:rPr>
+        <w:t xml:space="preserve">📸 Sell · Tools · ? · Sign in</w:t>
+      </w:r>
+      <w:r>
+        <w:t xml:space="preserve"> </w:t>
+      </w:r>
+      <w:r>
+        <w:t xml:space="preserve">(Tools hides on narrow phones).</w:t>
+      </w:r>
+    </w:p>
+    <w:p>
+      <w:pPr>
+        <w:pStyle w:val="BodyText"/>
+      </w:pPr>
+      <w:r>
+        <w:rPr>
+          <w:bCs/>
+          <w:b/>
+        </w:rPr>
+        <w:t xml:space="preserve">AI tools page (/tools).</w:t>
+      </w:r>
+      <w:r>
+        <w:t xml:space="preserve"> </w:t>
+      </w:r>
+      <w:r>
+        <w:t xml:space="preserve">Every tool in plain words, biggest first: List one item (Start here), List a whole box, What's it worth?, Should I buy it?, How to post on each app, Overwhelmed? Start with one box, What things are worth. Plus a simple Free vs Pro box.</w:t>
+      </w:r>
+    </w:p>
+    <w:p>
+      <w:pPr>
+        <w:pStyle w:val="BodyText"/>
+      </w:pPr>
+      <w:r>
+        <w:rPr>
+          <w:bCs/>
+          <w:b/>
+        </w:rPr>
+        <w:t xml:space="preserve">Pro at the right moments.</w:t>
+      </w:r>
+      <w:r>
+        <w:t xml:space="preserve"> </w:t>
+      </w:r>
+      <w:r>
+        <w:t xml:space="preserve">Right after the AI writes a listing for a free seller: "✨ Written in 18 seconds. By hand that's about 15 minutes. 2 free AI listings left." with</w:t>
+      </w:r>
+      <w:r>
+        <w:t xml:space="preserve"> </w:t>
+      </w:r>
+      <w:r>
+        <w:rPr>
+          <w:bCs/>
+          <w:b/>
+        </w:rPr>
+        <w:t xml:space="preserve">⭐ Go Pro</w:t>
+      </w:r>
+      <w:r>
+        <w:t xml:space="preserve"> </w:t>
+      </w:r>
+      <w:r>
+        <w:t xml:space="preserve">and</w:t>
+      </w:r>
+      <w:r>
+        <w:t xml:space="preserve"> </w:t>
+      </w:r>
+      <w:r>
+        <w:rPr>
+          <w:bCs/>
+          <w:b/>
+        </w:rPr>
+        <w:t xml:space="preserve">Later</w:t>
+      </w:r>
+      <w:r>
+        <w:t xml:space="preserve">. When the free listings run out: "You've used your free AI listings 🎉 That means it's working for you," with Go Pro or "Not now, I'll type this one myself." Never before they've seen it work.</w:t>
+      </w:r>
+    </w:p>
+    <w:p>
+      <w:pPr>
+        <w:pStyle w:val="BodyText"/>
+      </w:pPr>
+      <w:r>
+        <w:rPr>
+          <w:bCs/>
+          <w:b/>
+        </w:rPr>
+        <w:t xml:space="preserve">Simple menus.</w:t>
+      </w:r>
+      <w:r>
+        <w:t xml:space="preserve"> </w:t>
+      </w:r>
+      <w:r>
+        <w:t xml:space="preserve">Sellers see 4 big tabs:</w:t>
+      </w:r>
+      <w:r>
+        <w:t xml:space="preserve"> </w:t>
+      </w:r>
+      <w:r>
+        <w:rPr>
+          <w:bCs/>
+          <w:b/>
+        </w:rPr>
+        <w:t xml:space="preserve">➕ Sell · 📦 My stuff · 💬 Messages · 💵 Money</w:t>
+      </w:r>
+      <w:r>
+        <w:t xml:space="preserve">. Everything else is under</w:t>
+      </w:r>
+      <w:r>
+        <w:t xml:space="preserve"> </w:t>
+      </w:r>
+      <w:r>
+        <w:rPr>
+          <w:bCs/>
+          <w:b/>
+        </w:rPr>
+        <w:t xml:space="preserve">☰ More</w:t>
+      </w:r>
+      <w:r>
+        <w:t xml:space="preserve">, grouped (Selling: Orders, Offers, AI tools, List a whole pile · You: Profile &amp; alerts, Year summary, Pro, See the store, Help). When an order or offer needs them, a green bar across the top says so ("🛒 Someone bought something! Tap to see what to do."). Staff see 6 tabs (Inventory, Add, Inbox, Orders, Review, Operations) and More in three groups: Selling · Store &amp; people · Run the business.</w:t>
+      </w:r>
+    </w:p>
+    <w:p>
+      <w:pPr>
+        <w:pStyle w:val="BodyText"/>
+      </w:pPr>
+      <w:r>
+        <w:rPr>
+          <w:bCs/>
+          <w:b/>
+        </w:rPr>
+        <w:t xml:space="preserve">Plain-English sign-up.</w:t>
+      </w:r>
+      <w:r>
+        <w:t xml:space="preserve"> </w:t>
+      </w:r>
+      <w:r>
+        <w:t xml:space="preserve">"Start selling, free" / "Keep your listing"; no "consignor" anywhere a newcomer looks.</w:t>
+      </w:r>
+    </w:p>
+    <w:p>
+      <w:pPr>
+        <w:pStyle w:val="BodyText"/>
+      </w:pPr>
+      <w:r>
+        <w:rPr>
+          <w:bCs/>
+          <w:b/>
+        </w:rPr>
+        <w:t xml:space="preserve">Checks that now run by themselves.</w:t>
+      </w:r>
+    </w:p>
+    <w:p>
+      <w:pPr>
+        <w:numPr>
+          <w:ilvl w:val="0"/>
+          <w:numId w:val="1014"/>
+        </w:numPr>
+        <w:pStyle w:val="Compact"/>
+      </w:pPr>
+      <w:r>
+        <w:rPr>
+          <w:bCs/>
+          <w:b/>
+        </w:rPr>
+        <w:t xml:space="preserve">Pretend new seller (weekly, Mondays; Run now on Operations):</w:t>
+      </w:r>
+      <w:r>
+        <w:t xml:space="preserve"> </w:t>
+      </w:r>
+      <w:r>
+        <w:t xml:space="preserve">a robot does the whole new-person path on the live site: try it free with a real photo → keep it → sign up → its first draft appears → signs in → adds another item with a photo → sends for review → approved → a signed-out shopper opens it → then it deletes everything it made. If any step breaks, staff get an alert naming the step. Its very first run found that the AI tools were failing (below).</w:t>
+      </w:r>
+    </w:p>
+    <w:p>
+      <w:pPr>
+        <w:numPr>
+          <w:ilvl w:val="0"/>
+          <w:numId w:val="1014"/>
+        </w:numPr>
+        <w:pStyle w:val="Compact"/>
+      </w:pPr>
+      <w:r>
+        <w:rPr>
+          <w:bCs/>
+          <w:b/>
+        </w:rPr>
+        <w:t xml:space="preserve">Morning page sweep:</w:t>
+      </w:r>
+      <w:r>
+        <w:t xml:space="preserve"> </w:t>
+      </w:r>
+      <w:r>
+        <w:t xml:space="preserve">every page in the sitemap plus the feeds, opened as a signed-out shopper.</w:t>
+      </w:r>
+    </w:p>
+    <w:p>
+      <w:pPr>
+        <w:numPr>
+          <w:ilvl w:val="0"/>
+          <w:numId w:val="1014"/>
+        </w:numPr>
+        <w:pStyle w:val="Compact"/>
+      </w:pPr>
+      <w:r>
+        <w:rPr>
+          <w:bCs/>
+          <w:b/>
+        </w:rPr>
+        <w:t xml:space="preserve">Morning AI test:</w:t>
+      </w:r>
+      <w:r>
+        <w:t xml:space="preserve"> </w:t>
+      </w:r>
+      <w:r>
+        <w:t xml:space="preserve">a real structured AI call like the tools make; alerts if the AI tools stop answering.</w:t>
+      </w:r>
+    </w:p>
+    <w:p>
+      <w:pPr>
+        <w:numPr>
+          <w:ilvl w:val="0"/>
+          <w:numId w:val="1014"/>
+        </w:numPr>
+        <w:pStyle w:val="Compact"/>
+      </w:pPr>
+      <w:r>
+        <w:rPr>
+          <w:bCs/>
+          <w:b/>
+        </w:rPr>
+        <w:t xml:space="preserve">Where new people drop off (Operations):</w:t>
+      </w:r>
+      <w:r>
+        <w:t xml:space="preserve"> </w:t>
+      </w:r>
+      <w:r>
+        <w:t xml:space="preserve">bars for Tried it free → Kept it → Seller accounts → Added an item → Has something live → Made a sale → Paying Pro, with the % that made it from each step to the next.</w:t>
+      </w:r>
+    </w:p>
+    <w:p>
+      <w:pPr>
+        <w:pStyle w:val="FirstParagraph"/>
+      </w:pPr>
+      <w:r>
+        <w:rPr>
+          <w:bCs/>
+          <w:b/>
+        </w:rPr>
+        <w:t xml:space="preserve">Fixed while testing (Oct 1).</w:t>
+      </w:r>
+      <w:r>
+        <w:t xml:space="preserve"> </w:t>
+      </w:r>
+      <w:r>
+        <w:t xml:space="preserve">The AI model in use stopped accepting the way several tools asked for their answer, so</w:t>
+      </w:r>
+      <w:r>
+        <w:t xml:space="preserve"> </w:t>
+      </w:r>
+      <w:r>
+        <w:rPr>
+          <w:bCs/>
+          <w:b/>
+        </w:rPr>
+        <w:t xml:space="preserve">What's it worth?, Sort the pile, Buy or pass?, the weight guess and try-it-free were all failing</w:t>
+      </w:r>
+      <w:r>
+        <w:t xml:space="preserve"> </w:t>
+      </w:r>
+      <w:r>
+        <w:t xml:space="preserve">(7 real Sort-the-pile attempts failed between 12:45 and 12:48 PM; credits were refunded automatically). All of them now go through one shared helper that asks the way the model accepts.</w:t>
+      </w:r>
+    </w:p>
     <w:bookmarkEnd w:id="40"/>
+    <w:bookmarkEnd w:id="41"/>
     <w:sectPr/>
   </w:body>
 </w:document>
@@ -6298,6 +6718,9 @@
     <w:abstractNumId w:val="991"/>
   </w:num>
   <w:num w:numId="1013">
+    <w:abstractNumId w:val="991"/>
+  </w:num>
+  <w:num w:numId="1014">
     <w:abstractNumId w:val="991"/>
   </w:num>
 </w:numbering>

--- a/docs/Next_Owner_Market_White_Paper.docx
+++ b/docs/Next_Owner_Market_White_Paper.docx
@@ -6380,6 +6380,24 @@
       </w:r>
       <w:r>
         <w:t xml:space="preserve">(7 real Sort-the-pile attempts failed between 12:45 and 12:48 PM; credits were refunded automatically). All of them now go through one shared helper that asks the way the model accepts.</w:t>
+      </w:r>
+    </w:p>
+    <w:p>
+      <w:pPr>
+        <w:pStyle w:val="BodyText"/>
+      </w:pPr>
+      <w:r>
+        <w:rPr>
+          <w:bCs/>
+          <w:b/>
+        </w:rPr>
+        <w:t xml:space="preserve">Also fixed Oct 1:</w:t>
+      </w:r>
+      <w:r>
+        <w:t xml:space="preserve"> </w:t>
+      </w:r>
+      <w:r>
+        <w:t xml:space="preserve">the Google Shopping feed (what Merchant Center reads), the new-items feed and the sitemap were being saved once at build time, and the last build saved an empty Google feed. They're now made fresh on request (cached at the edge for 15 to 30 minutes), and if the database ever doesn't answer they return "try again later" instead of an empty list, so Google keeps its last good copy. The morning sweep checks that both feeds have items.</w:t>
       </w:r>
     </w:p>
     <w:bookmarkEnd w:id="40"/>

--- a/docs/Next_Owner_Market_White_Paper.docx
+++ b/docs/Next_Owner_Market_White_Paper.docx
@@ -2,7 +2,7 @@
 <file path=word/document.xml><?xml version="1.0" encoding="utf-8"?>
 <w:document xmlns:w="http://schemas.openxmlformats.org/wordprocessingml/2006/main" xmlns:m="http://schemas.openxmlformats.org/officeDocument/2006/math" xmlns:r="http://schemas.openxmlformats.org/officeDocument/2006/relationships" xmlns:o="urn:schemas-microsoft-com:office:office" xmlns:v="urn:schemas-microsoft-com:vml" xmlns:w10="urn:schemas-microsoft-com:office:word" xmlns:a="http://schemas.openxmlformats.org/drawingml/2006/main" xmlns:pic="http://schemas.openxmlformats.org/drawingml/2006/picture" xmlns:wp="http://schemas.openxmlformats.org/drawingml/2006/wordprocessingDrawing">
   <w:body>
-    <w:bookmarkStart w:id="34" w:name="X114008d318f71e0fea5ff0db9b6fa41aa8b33a8"/>
+    <w:bookmarkStart w:id="43" w:name="X81c8756351f7998ee55fd6ccc97c5b852170468"/>
     <w:p>
       <w:pPr>
         <w:pStyle w:val="Heading1"/>
@@ -30,7 +30,7 @@
         </w:pict>
       </w:r>
     </w:p>
-    <w:bookmarkStart w:id="20" w:name="what-this-is"/>
+    <w:bookmarkStart w:id="21" w:name="X412dda37e299d038f3e86cf16f3170b2a9ceadc"/>
     <w:p>
       <w:pPr>
         <w:pStyle w:val="Heading2"/>
@@ -44,7 +44,18 @@
         <w:pStyle w:val="FirstParagraph"/>
       </w:pPr>
       <w:r>
-        <w:t xml:space="preserve">Next Owner Market (nextownermarket.com) is a phone-first web app for a surplus resale business: inventory, AI-written listings, consignment, a public storefront, auctions, pickups, buyer alerts, and clean books. Built in one day, September 29, 2026, in a conversation with Claude. Owner: Shayne Snavely (shayne.snavely@gmail.com), GitHub</w:t>
+        <w:t xml:space="preserve">Next Owner Market (nextownermarket.com) is a phone-first web app for a surplus resale business: inventory, AI-written listings, consignment, a public storefront, auctions, pickups, buyer alerts, and clean books. Built in one day, September 29, 2026, in a conversation with Claude. Owner: Shayne Snavely (</w:t>
+      </w:r>
+      <w:hyperlink r:id="rId20">
+        <w:r>
+          <w:rPr>
+            <w:rStyle w:val="Hyperlink"/>
+          </w:rPr>
+          <w:t xml:space="preserve">shayne.snavely@gmail.com</w:t>
+        </w:r>
+      </w:hyperlink>
+      <w:r>
+        <w:t xml:space="preserve">), GitHub</w:t>
       </w:r>
       <w:r>
         <w:t xml:space="preserve"> </w:t>
@@ -64,11 +75,11 @@
         <w:pStyle w:val="BodyText"/>
       </w:pPr>
       <w:r>
-        <w:t xml:space="preserve">Business context that shaped it: 30 years in surplus, restarting after 4–5 years out. 25,000 sq ft warehouse ($1,000/mo) with 300+ Gaylord boxes of paid-for inventory (audio gear, tools, kitchen, electronics, lamps, vintage, and more). Goals: sell fast, sell other people’s goods on consignment at a strong commission, grow into a national marketplace, and keep clean records for taxes.</w:t>
-      </w:r>
-    </w:p>
-    <w:bookmarkEnd w:id="20"/>
-    <w:bookmarkStart w:id="21" w:name="live-addresses"/>
+        <w:t xml:space="preserve">Business context that shaped it: 30 years in surplus, restarting after 4–5 years out. 25,000 sq ft warehouse ($1,000/mo) with 300+ Gaylord boxes of paid-for inventory (audio gear, tools, kitchen, electronics, lamps, vintage, and more). Goals: sell fast, sell other people's goods on consignment at a strong commission, grow into a national marketplace, and keep clean records for taxes.</w:t>
+      </w:r>
+    </w:p>
+    <w:bookmarkEnd w:id="21"/>
+    <w:bookmarkStart w:id="27" w:name="X252fc19bf577050cfa40aa30072c04f33f6c440"/>
     <w:p>
       <w:pPr>
         <w:pStyle w:val="Heading2"/>
@@ -80,7 +91,7 @@
     <w:tbl>
       <w:tblPr>
         <w:tblStyle w:val="Table"/>
-        <w:tblW w:type="pct" w:w="5000"/>
+        <w:tblW w:type="auto" w:w="0"/>
         <w:tblLook w:firstRow="1" w:lastRow="0" w:firstColumn="0" w:lastColumn="0" w:noHBand="0" w:noVBand="0" w:val="0020"/>
         <w:jc w:val="start"/>
       </w:tblPr>
@@ -137,8 +148,19 @@
               <w:pStyle w:val="Compact"/>
               <w:jc w:val="left"/>
             </w:pPr>
+            <w:hyperlink r:id="rId22">
+              <w:r>
+                <w:rPr>
+                  <w:rStyle w:val="Hyperlink"/>
+                </w:rPr>
+                <w:t xml:space="preserve">https://nextownermarket.com</w:t>
+              </w:r>
+            </w:hyperlink>
             <w:r>
-              <w:t xml:space="preserve">https://nextownermarket.com (also next-owner-market.vercel.app)</w:t>
+              <w:t xml:space="preserve"> </w:t>
+            </w:r>
+            <w:r>
+              <w:t xml:space="preserve">(also next-owner-market.vercel.app)</w:t>
             </w:r>
           </w:p>
         </w:tc>
@@ -163,9 +185,14 @@
               <w:pStyle w:val="Compact"/>
               <w:jc w:val="left"/>
             </w:pPr>
-            <w:r>
-              <w:t xml:space="preserve">https://nextownermarket.com/login</w:t>
-            </w:r>
+            <w:hyperlink r:id="rId23">
+              <w:r>
+                <w:rPr>
+                  <w:rStyle w:val="Hyperlink"/>
+                </w:rPr>
+                <w:t xml:space="preserve">https://nextownermarket.com/login</w:t>
+              </w:r>
+            </w:hyperlink>
           </w:p>
         </w:tc>
       </w:tr>
@@ -189,9 +216,14 @@
               <w:pStyle w:val="Compact"/>
               <w:jc w:val="left"/>
             </w:pPr>
-            <w:r>
-              <w:t xml:space="preserve">https://nextownermarket.com/signup</w:t>
-            </w:r>
+            <w:hyperlink r:id="rId24">
+              <w:r>
+                <w:rPr>
+                  <w:rStyle w:val="Hyperlink"/>
+                </w:rPr>
+                <w:t xml:space="preserve">https://nextownermarket.com/signup</w:t>
+              </w:r>
+            </w:hyperlink>
           </w:p>
         </w:tc>
       </w:tr>
@@ -215,9 +247,14 @@
               <w:pStyle w:val="Compact"/>
               <w:jc w:val="left"/>
             </w:pPr>
-            <w:r>
-              <w:t xml:space="preserve">https://nextownermarket.com/signup?buyer=1</w:t>
-            </w:r>
+            <w:hyperlink r:id="rId25">
+              <w:r>
+                <w:rPr>
+                  <w:rStyle w:val="Hyperlink"/>
+                </w:rPr>
+                <w:t xml:space="preserve">https://nextownermarket.com/signup?buyer=1</w:t>
+              </w:r>
+            </w:hyperlink>
           </w:p>
         </w:tc>
       </w:tr>
@@ -241,15 +278,26 @@
               <w:pStyle w:val="Compact"/>
               <w:jc w:val="left"/>
             </w:pPr>
+            <w:hyperlink r:id="rId26">
+              <w:r>
+                <w:rPr>
+                  <w:rStyle w:val="Hyperlink"/>
+                </w:rPr>
+                <w:t xml:space="preserve">https://github.com/wholesale30/next-owner-market</w:t>
+              </w:r>
+            </w:hyperlink>
             <w:r>
-              <w:t xml:space="preserve">https://github.com/wholesale30/next-owner-market (private)</w:t>
+              <w:t xml:space="preserve"> </w:t>
+            </w:r>
+            <w:r>
+              <w:t xml:space="preserve">(private)</w:t>
             </w:r>
           </w:p>
         </w:tc>
       </w:tr>
     </w:tbl>
-    <w:bookmarkEnd w:id="21"/>
-    <w:bookmarkStart w:id="22" w:name="the-accounts-all-free-tier"/>
+    <w:bookmarkEnd w:id="27"/>
+    <w:bookmarkStart w:id="29" w:name="X4d18e8f6b621f2ce2668a710c8349108e281c6d"/>
     <w:p>
       <w:pPr>
         <w:pStyle w:val="Heading2"/>
@@ -261,7 +309,7 @@
     <w:tbl>
       <w:tblPr>
         <w:tblStyle w:val="Table"/>
-        <w:tblW w:type="pct" w:w="5000"/>
+        <w:tblW w:type="auto" w:w="0"/>
         <w:tblLook w:firstRow="1" w:lastRow="0" w:firstColumn="0" w:lastColumn="0" w:noHBand="0" w:noVBand="0" w:val="0020"/>
         <w:jc w:val="start"/>
       </w:tblPr>
@@ -615,7 +663,21 @@
               <w:t xml:space="preserve">efikjdiamqzqnbifauke</w:t>
             </w:r>
             <w:r>
-              <w:t xml:space="preserve">, URL https://efikjdiamqzqnbifauke.supabase.co, region ca-central-1</w:t>
+              <w:t xml:space="preserve">, URL</w:t>
+            </w:r>
+            <w:r>
+              <w:t xml:space="preserve"> </w:t>
+            </w:r>
+            <w:hyperlink r:id="rId28">
+              <w:r>
+                <w:rPr>
+                  <w:rStyle w:val="Hyperlink"/>
+                </w:rPr>
+                <w:t xml:space="preserve">https://efikjdiamqzqnbifauke.supabase.co</w:t>
+              </w:r>
+            </w:hyperlink>
+            <w:r>
+              <w:t xml:space="preserve">, region ca-central-1</w:t>
             </w:r>
           </w:p>
         </w:tc>
@@ -703,22 +765,7 @@
               <w:jc w:val="left"/>
             </w:pPr>
             <w:r>
-              <w:t xml:space="preserve">claude.ai, project</w:t>
-            </w:r>
-            <w:r>
-              <w:t xml:space="preserve"> </w:t>
-            </w:r>
-            <w:r>
-              <w:t xml:space="preserve">“</w:t>
-            </w:r>
-            <w:r>
-              <w:t xml:space="preserve">Warehouse items</w:t>
-            </w:r>
-            <w:r>
-              <w:t xml:space="preserve">”</w:t>
-            </w:r>
-            <w:r>
-              <w:t xml:space="preserve">, GitHub connected</w:t>
+              <w:t xml:space="preserve">claude.ai, project "Warehouse items", GitHub connected</w:t>
             </w:r>
           </w:p>
         </w:tc>
@@ -908,8 +955,8 @@
         <w:t xml:space="preserve">          TWILIO_ACCOUNT_SID, TWILIO_AUTH_TOKEN, TWILIO_FROM</w:t>
       </w:r>
     </w:p>
-    <w:bookmarkEnd w:id="22"/>
-    <w:bookmarkStart w:id="23" w:name="how-the-pieces-fit"/>
+    <w:bookmarkEnd w:id="29"/>
+    <w:bookmarkStart w:id="30" w:name="Xcfba1a4df8ec35c5e0b71f890cb8600bc5b3802"/>
     <w:p>
       <w:pPr>
         <w:pStyle w:val="Heading2"/>
@@ -1019,8 +1066,8 @@
         <w:t xml:space="preserve">Background removal runs in the browser (on-device model, @imgly/background-removal); no per-photo cost.</w:t>
       </w:r>
     </w:p>
-    <w:bookmarkEnd w:id="23"/>
-    <w:bookmarkStart w:id="24" w:name="X42353e70b8367aed1fc273f72b5e6f528203c3c"/>
+    <w:bookmarkEnd w:id="30"/>
+    <w:bookmarkStart w:id="32" w:name="X6b2d0213211facc7973d5dcae516ec33f16ccee"/>
     <w:p>
       <w:pPr>
         <w:pStyle w:val="Heading2"/>
@@ -1040,35 +1087,29 @@
         </w:rPr>
         <w:t xml:space="preserve">Inventory &amp; listing</w:t>
       </w:r>
-      <w:r>
-        <w:t xml:space="preserve"> </w:t>
-      </w:r>
-      <w:r>
-        <w:t xml:space="preserve">- Add item: photos → AI writes title, description, brand/model, category, condition, specs, tags, price range,</w:t>
-      </w:r>
-      <w:r>
-        <w:t xml:space="preserve"> </w:t>
-      </w:r>
-      <w:r>
-        <w:t xml:space="preserve">“</w:t>
-      </w:r>
-      <w:r>
-        <w:t xml:space="preserve">worth listing?</w:t>
-      </w:r>
-      <w:r>
-        <w:t xml:space="preserve">”</w:t>
-      </w:r>
-      <w:r>
-        <w:t xml:space="preserve"> </w:t>
-      </w:r>
-      <w:r>
-        <w:t xml:space="preserve">and recall/prohibited warning. Approve or edit, then list.</w:t>
-      </w:r>
-      <w:r>
-        <w:t xml:space="preserve"> </w:t>
-      </w:r>
-      <w:r>
-        <w:t xml:space="preserve">- Snap mode: shoot one item after another (Next item), or</w:t>
+    </w:p>
+    <w:p>
+      <w:pPr>
+        <w:numPr>
+          <w:ilvl w:val="0"/>
+          <w:numId w:val="1001"/>
+        </w:numPr>
+        <w:pStyle w:val="Compact"/>
+      </w:pPr>
+      <w:r>
+        <w:t xml:space="preserve">Add item: photos → AI writes title, description, brand/model, category, condition, specs, tags, price range, "worth listing?" and recall/prohibited warning. Approve or edit, then list.</w:t>
+      </w:r>
+    </w:p>
+    <w:p>
+      <w:pPr>
+        <w:numPr>
+          <w:ilvl w:val="0"/>
+          <w:numId w:val="1001"/>
+        </w:numPr>
+        <w:pStyle w:val="Compact"/>
+      </w:pPr>
+      <w:r>
+        <w:t xml:space="preserve">Snap mode: shoot one item after another (Next item), or</w:t>
       </w:r>
       <w:r>
         <w:t xml:space="preserve"> </w:t>
@@ -1086,58 +1127,106 @@
       <w:r>
         <w:t xml:space="preserve">of up to 40 photos and the AI sorts them into items (split/merge to correct). Finish creates every draft, cleans backgrounds, writes every listing, and sends them to Review.</w:t>
       </w:r>
-      <w:r>
-        <w:t xml:space="preserve"> </w:t>
-      </w:r>
-      <w:r>
-        <w:t xml:space="preserve">- Background cleanup: item cut out and placed on a plain background (color set in Settings, white default). Falls back to the original photo if the model can’t find a subject.</w:t>
-      </w:r>
-      <w:r>
-        <w:t xml:space="preserve"> </w:t>
-      </w:r>
-      <w:r>
-        <w:t xml:space="preserve">- Bins / pallet mode: every item carries a bin/gaylord/shelf code; bins can be marked sorted with notes; per-bin counts.</w:t>
-      </w:r>
-      <w:r>
-        <w:t xml:space="preserve"> </w:t>
-      </w:r>
-      <w:r>
-        <w:t xml:space="preserve">- Bulk actions: select many → List, Make lot, Move bin, Print tags, Unlist, Archive.</w:t>
-      </w:r>
-      <w:r>
-        <w:t xml:space="preserve"> </w:t>
-      </w:r>
-      <w:r>
-        <w:t xml:space="preserve">- Lots: selected items become one listing; members reserved under it.</w:t>
-      </w:r>
-      <w:r>
-        <w:t xml:space="preserve"> </w:t>
-      </w:r>
-      <w:r>
-        <w:t xml:space="preserve">- QR tags: small (thermal label), 4×2, or 4×6 hang tag with description; scan opens the item page. Single or bulk.</w:t>
-      </w:r>
-      <w:r>
-        <w:t xml:space="preserve"> </w:t>
-      </w:r>
-      <w:r>
-        <w:t xml:space="preserve">- Copy-paste listings for Facebook Marketplace/Group, OfferUp, eBay, Craigslist. (Facebook has no posting API; Groups API was removed April 2024. Copy-paste is the only allowed path.)</w:t>
-      </w:r>
-      <w:r>
-        <w:t xml:space="preserve"> </w:t>
-      </w:r>
-      <w:r>
-        <w:t xml:space="preserve">- Stale flag on anything listed 30+ days.</w:t>
-      </w:r>
-      <w:r>
-        <w:t xml:space="preserve"> </w:t>
-      </w:r>
-      <w:r>
-        <w:t xml:space="preserve">- Statuses: draft → pending_review → active → reserved → sold → shipped; returned; archived.</w:t>
-      </w:r>
-    </w:p>
-    <w:p>
-      <w:pPr>
-        <w:pStyle w:val="BodyText"/>
+    </w:p>
+    <w:p>
+      <w:pPr>
+        <w:numPr>
+          <w:ilvl w:val="0"/>
+          <w:numId w:val="1001"/>
+        </w:numPr>
+        <w:pStyle w:val="Compact"/>
+      </w:pPr>
+      <w:r>
+        <w:t xml:space="preserve">Background cleanup: item cut out and placed on a plain background (color set in Settings, white default). Falls back to the original photo if the model can't find a subject.</w:t>
+      </w:r>
+    </w:p>
+    <w:p>
+      <w:pPr>
+        <w:numPr>
+          <w:ilvl w:val="0"/>
+          <w:numId w:val="1001"/>
+        </w:numPr>
+        <w:pStyle w:val="Compact"/>
+      </w:pPr>
+      <w:r>
+        <w:t xml:space="preserve">Bins / pallet mode: every item carries a bin/gaylord/shelf code; bins can be marked sorted with notes; per-bin counts.</w:t>
+      </w:r>
+    </w:p>
+    <w:p>
+      <w:pPr>
+        <w:numPr>
+          <w:ilvl w:val="0"/>
+          <w:numId w:val="1001"/>
+        </w:numPr>
+        <w:pStyle w:val="Compact"/>
+      </w:pPr>
+      <w:r>
+        <w:t xml:space="preserve">Bulk actions: select many → List, Make lot, Move bin, Print tags, Unlist, Archive.</w:t>
+      </w:r>
+    </w:p>
+    <w:p>
+      <w:pPr>
+        <w:numPr>
+          <w:ilvl w:val="0"/>
+          <w:numId w:val="1001"/>
+        </w:numPr>
+        <w:pStyle w:val="Compact"/>
+      </w:pPr>
+      <w:r>
+        <w:t xml:space="preserve">Lots: selected items become one listing; members reserved under it.</w:t>
+      </w:r>
+    </w:p>
+    <w:p>
+      <w:pPr>
+        <w:numPr>
+          <w:ilvl w:val="0"/>
+          <w:numId w:val="1001"/>
+        </w:numPr>
+        <w:pStyle w:val="Compact"/>
+      </w:pPr>
+      <w:r>
+        <w:t xml:space="preserve">QR tags: small (thermal label), 4×2, or 4×6 hang tag with description; scan opens the item page. Single or bulk.</w:t>
+      </w:r>
+    </w:p>
+    <w:p>
+      <w:pPr>
+        <w:numPr>
+          <w:ilvl w:val="0"/>
+          <w:numId w:val="1001"/>
+        </w:numPr>
+        <w:pStyle w:val="Compact"/>
+      </w:pPr>
+      <w:r>
+        <w:t xml:space="preserve">Copy-paste listings for Facebook Marketplace/Group, OfferUp, eBay, Craigslist. (Facebook has no posting API; Groups API was removed April 2024. Copy-paste is the only allowed path.)</w:t>
+      </w:r>
+    </w:p>
+    <w:p>
+      <w:pPr>
+        <w:numPr>
+          <w:ilvl w:val="0"/>
+          <w:numId w:val="1001"/>
+        </w:numPr>
+        <w:pStyle w:val="Compact"/>
+      </w:pPr>
+      <w:r>
+        <w:t xml:space="preserve">Stale flag on anything listed 30+ days.</w:t>
+      </w:r>
+    </w:p>
+    <w:p>
+      <w:pPr>
+        <w:numPr>
+          <w:ilvl w:val="0"/>
+          <w:numId w:val="1001"/>
+        </w:numPr>
+        <w:pStyle w:val="Compact"/>
+      </w:pPr>
+      <w:r>
+        <w:t xml:space="preserve">Statuses: draft → pending_review → active → reserved → sold → shipped; returned; archived.</w:t>
+      </w:r>
+    </w:p>
+    <w:p>
+      <w:pPr>
+        <w:pStyle w:val="FirstParagraph"/>
       </w:pPr>
       <w:r>
         <w:rPr>
@@ -1146,46 +1235,46 @@
         </w:rPr>
         <w:t xml:space="preserve">Consignment</w:t>
       </w:r>
-      <w:r>
-        <w:t xml:space="preserve"> </w:t>
-      </w:r>
-      <w:r>
-        <w:t xml:space="preserve">- Tiers and commission (on sale price only, never shipping): full service 40% (50% under $50), drop-off 30%, self-listed 15%. Per-consignor and per-item overrides. All editable in Settings.</w:t>
-      </w:r>
-      <w:r>
-        <w:t xml:space="preserve"> </w:t>
-      </w:r>
-      <w:r>
-        <w:t xml:space="preserve">- Consignors sign up, are approved by admin, add items (with photos and AI listing), see only their own items/sales/payouts. Items go live only after staff approval (Review queue).</w:t>
-      </w:r>
-      <w:r>
-        <w:t xml:space="preserve"> </w:t>
-      </w:r>
-      <w:r>
-        <w:t xml:space="preserve">- Money page: sales log, this-month sold and your take (after cost, fees, shipping), all-time, consignor balances, one-tap</w:t>
-      </w:r>
-      <w:r>
-        <w:t xml:space="preserve"> </w:t>
-      </w:r>
-      <w:r>
-        <w:t xml:space="preserve">“</w:t>
-      </w:r>
-      <w:r>
-        <w:t xml:space="preserve">Mark paid</w:t>
-      </w:r>
-      <w:r>
-        <w:t xml:space="preserve">”</w:t>
-      </w:r>
-      <w:r>
-        <w:t xml:space="preserve"> </w:t>
-      </w:r>
-      <w:r>
-        <w:t xml:space="preserve">payouts, CSV export of sales or items.</w:t>
-      </w:r>
-    </w:p>
-    <w:p>
-      <w:pPr>
-        <w:pStyle w:val="BodyText"/>
+    </w:p>
+    <w:p>
+      <w:pPr>
+        <w:numPr>
+          <w:ilvl w:val="0"/>
+          <w:numId w:val="1002"/>
+        </w:numPr>
+        <w:pStyle w:val="Compact"/>
+      </w:pPr>
+      <w:r>
+        <w:t xml:space="preserve">Tiers and commission (on sale price only, never shipping): full service 40% (50% under $50), drop-off 30%, self-listed 15%. Per-consignor and per-item overrides. All editable in Settings.</w:t>
+      </w:r>
+    </w:p>
+    <w:p>
+      <w:pPr>
+        <w:numPr>
+          <w:ilvl w:val="0"/>
+          <w:numId w:val="1002"/>
+        </w:numPr>
+        <w:pStyle w:val="Compact"/>
+      </w:pPr>
+      <w:r>
+        <w:t xml:space="preserve">Consignors sign up, are approved by admin, add items (with photos and AI listing), see only their own items/sales/payouts. Items go live only after staff approval (Review queue).</w:t>
+      </w:r>
+    </w:p>
+    <w:p>
+      <w:pPr>
+        <w:numPr>
+          <w:ilvl w:val="0"/>
+          <w:numId w:val="1002"/>
+        </w:numPr>
+        <w:pStyle w:val="Compact"/>
+      </w:pPr>
+      <w:r>
+        <w:t xml:space="preserve">Money page: sales log, this-month sold and your take (after cost, fees, shipping), all-time, consignor balances, one-tap "Mark paid" payouts, CSV export of sales or items.</w:t>
+      </w:r>
+    </w:p>
+    <w:p>
+      <w:pPr>
+        <w:pStyle w:val="FirstParagraph"/>
       </w:pPr>
       <w:r>
         <w:rPr>
@@ -1194,89 +1283,53 @@
         </w:rPr>
         <w:t xml:space="preserve">Storefront &amp; buyers</w:t>
       </w:r>
-      <w:r>
-        <w:t xml:space="preserve"> </w:t>
-      </w:r>
-      <w:r>
-        <w:t xml:space="preserve">- Public, searchable store with category pills (22 top categories + audio/tools/kitchen subcategories, editable in DB), sort by newest/price, per-item pages with Google Product markup (SEO),</w:t>
-      </w:r>
-      <w:r>
-        <w:t xml:space="preserve"> </w:t>
-      </w:r>
-      <w:r>
-        <w:t xml:space="preserve">“</w:t>
-      </w:r>
-      <w:r>
-        <w:t xml:space="preserve">Text about this</w:t>
-      </w:r>
-      <w:r>
-        <w:t xml:space="preserve">”</w:t>
-      </w:r>
-      <w:r>
-        <w:t xml:space="preserve">/</w:t>
-      </w:r>
-      <w:r>
-        <w:t xml:space="preserve">“</w:t>
-      </w:r>
-      <w:r>
-        <w:t xml:space="preserve">Email</w:t>
-      </w:r>
-      <w:r>
-        <w:t xml:space="preserve">”</w:t>
-      </w:r>
-      <w:r>
-        <w:t xml:space="preserve"> </w:t>
-      </w:r>
-      <w:r>
-        <w:t xml:space="preserve">buttons (uses the phone/email in Settings), share-ready links.</w:t>
-      </w:r>
-      <w:r>
-        <w:t xml:space="preserve"> </w:t>
-      </w:r>
-      <w:r>
-        <w:t xml:space="preserve">- Buyer accounts: save items (♡), saved-search alerts (</w:t>
-      </w:r>
-      <w:r>
-        <w:t xml:space="preserve">“</w:t>
-      </w:r>
-      <w:r>
-        <w:t xml:space="preserve">alert me when a Technics turntable shows up</w:t>
-      </w:r>
-      <w:r>
-        <w:t xml:space="preserve">”</w:t>
-      </w:r>
-      <w:r>
-        <w:t xml:space="preserve">), bid history, notifications.</w:t>
-      </w:r>
-      <w:r>
-        <w:t xml:space="preserve"> </w:t>
-      </w:r>
-      <w:r>
-        <w:t xml:space="preserve">- Alerts are queued automatically by a database trigger when a matching item goes active; they show in the buyer’s account immediately and are emailed/texted once Resend/Twilio keys are added (cron runs daily; can be made more frequent on a paid Vercel plan).</w:t>
-      </w:r>
-      <w:r>
-        <w:t xml:space="preserve"> </w:t>
-      </w:r>
-      <w:r>
-        <w:t xml:space="preserve">-</w:t>
-      </w:r>
-      <w:r>
-        <w:t xml:space="preserve"> </w:t>
-      </w:r>
-      <w:r>
-        <w:t xml:space="preserve">“</w:t>
-      </w:r>
-      <w:r>
-        <w:t xml:space="preserve">Looking for something?</w:t>
-      </w:r>
-      <w:r>
-        <w:t xml:space="preserve">”</w:t>
-      </w:r>
-      <w:r>
-        <w:t xml:space="preserve"> </w:t>
-      </w:r>
-      <w:r>
-        <w:t xml:space="preserve">sourcing form → staff</w:t>
+    </w:p>
+    <w:p>
+      <w:pPr>
+        <w:numPr>
+          <w:ilvl w:val="0"/>
+          <w:numId w:val="1003"/>
+        </w:numPr>
+        <w:pStyle w:val="Compact"/>
+      </w:pPr>
+      <w:r>
+        <w:t xml:space="preserve">Public, searchable store with category pills (22 top categories + audio/tools/kitchen subcategories, editable in DB), sort by newest/price, per-item pages with Google Product markup (SEO), "Text about this"/"Email" buttons (uses the phone/email in Settings), share-ready links.</w:t>
+      </w:r>
+    </w:p>
+    <w:p>
+      <w:pPr>
+        <w:numPr>
+          <w:ilvl w:val="0"/>
+          <w:numId w:val="1003"/>
+        </w:numPr>
+        <w:pStyle w:val="Compact"/>
+      </w:pPr>
+      <w:r>
+        <w:t xml:space="preserve">Buyer accounts: save items (♡), saved-search alerts ("alert me when a Technics turntable shows up"), bid history, notifications.</w:t>
+      </w:r>
+    </w:p>
+    <w:p>
+      <w:pPr>
+        <w:numPr>
+          <w:ilvl w:val="0"/>
+          <w:numId w:val="1003"/>
+        </w:numPr>
+        <w:pStyle w:val="Compact"/>
+      </w:pPr>
+      <w:r>
+        <w:t xml:space="preserve">Alerts are queued automatically by a database trigger when a matching item goes active; they show in the buyer's account immediately and are emailed/texted once Resend/Twilio keys are added (cron runs daily; can be made more frequent on a paid Vercel plan).</w:t>
+      </w:r>
+    </w:p>
+    <w:p>
+      <w:pPr>
+        <w:numPr>
+          <w:ilvl w:val="0"/>
+          <w:numId w:val="1003"/>
+        </w:numPr>
+        <w:pStyle w:val="Compact"/>
+      </w:pPr>
+      <w:r>
+        <w:t xml:space="preserve">"Looking for something?" sourcing form → staff</w:t>
       </w:r>
       <w:r>
         <w:t xml:space="preserve"> </w:t>
@@ -1294,22 +1347,34 @@
       <w:r>
         <w:t xml:space="preserve">list (open/searching/matched/fulfilled; auto-matched when a matching item is listed).</w:t>
       </w:r>
-      <w:r>
-        <w:t xml:space="preserve"> </w:t>
-      </w:r>
-      <w:r>
-        <w:t xml:space="preserve">- Pickup scheduling: staff open time slots; buyers request a slot from the item page; staff confirm/complete/no-show.</w:t>
-      </w:r>
-      <w:r>
-        <w:t xml:space="preserve"> </w:t>
-      </w:r>
-      <w:r>
-        <w:t xml:space="preserve">- Auctions: start from any item (starting bid, days, reserve, buy-now); live countdown, minimum-increment rules, 2-minute anti-snipe extension, buy-now, live updates; buyers bid with a free account; winner contacted for payment/pickup (no in-app payments yet).</w:t>
-      </w:r>
-    </w:p>
-    <w:p>
-      <w:pPr>
-        <w:pStyle w:val="BodyText"/>
+    </w:p>
+    <w:p>
+      <w:pPr>
+        <w:numPr>
+          <w:ilvl w:val="0"/>
+          <w:numId w:val="1003"/>
+        </w:numPr>
+        <w:pStyle w:val="Compact"/>
+      </w:pPr>
+      <w:r>
+        <w:t xml:space="preserve">Pickup scheduling: staff open time slots; buyers request a slot from the item page; staff confirm/complete/no-show.</w:t>
+      </w:r>
+    </w:p>
+    <w:p>
+      <w:pPr>
+        <w:numPr>
+          <w:ilvl w:val="0"/>
+          <w:numId w:val="1003"/>
+        </w:numPr>
+        <w:pStyle w:val="Compact"/>
+      </w:pPr>
+      <w:r>
+        <w:t xml:space="preserve">Auctions: start from any item (starting bid, days, reserve, buy-now); live countdown, minimum-increment rules, 2-minute anti-snipe extension, buy-now, live updates; buyers bid with a free account; winner contacted for payment/pickup (no in-app payments yet).</w:t>
+      </w:r>
+    </w:p>
+    <w:p>
+      <w:pPr>
+        <w:pStyle w:val="FirstParagraph"/>
       </w:pPr>
       <w:r>
         <w:rPr>
@@ -1318,11 +1383,17 @@
         </w:rPr>
         <w:t xml:space="preserve">Messaging &amp; customer list (added later the same day)</w:t>
       </w:r>
-      <w:r>
-        <w:t xml:space="preserve"> </w:t>
-      </w:r>
-      <w:r>
-        <w:t xml:space="preserve">- Facebook-style</w:t>
+    </w:p>
+    <w:p>
+      <w:pPr>
+        <w:numPr>
+          <w:ilvl w:val="0"/>
+          <w:numId w:val="1004"/>
+        </w:numPr>
+        <w:pStyle w:val="Compact"/>
+      </w:pPr>
+      <w:r>
+        <w:t xml:space="preserve">Facebook-style</w:t>
       </w:r>
       <w:r>
         <w:t xml:space="preserve"> </w:t>
@@ -1356,15 +1427,15 @@
       <w:r>
         <w:t xml:space="preserve">with unread badge, threads, canned replies, one-tap Text/Email, close/reopen. Logged-in buyers see replies under My account → Messages.</w:t>
       </w:r>
-      <w:r>
-        <w:t xml:space="preserve"> </w:t>
-      </w:r>
-      <w:r>
-        <w:t xml:space="preserve">-</w:t>
-      </w:r>
-      <w:r>
-        <w:t xml:space="preserve"> </w:t>
-      </w:r>
+    </w:p>
+    <w:p>
+      <w:pPr>
+        <w:numPr>
+          <w:ilvl w:val="0"/>
+          <w:numId w:val="1004"/>
+        </w:numPr>
+        <w:pStyle w:val="Compact"/>
+      </w:pPr>
       <w:r>
         <w:rPr>
           <w:bCs/>
@@ -1375,15 +1446,15 @@
       <w:r>
         <w:t xml:space="preserve">: one list of every email/phone that touches the business (store sign-up box, messages, account sign-ups, wanted requests, pickups), with source counts and CSV export for Mailchimp/Gmail/texting blasts.</w:t>
       </w:r>
-      <w:r>
-        <w:t xml:space="preserve"> </w:t>
-      </w:r>
-      <w:r>
-        <w:t xml:space="preserve">-</w:t>
-      </w:r>
-      <w:r>
-        <w:t xml:space="preserve"> </w:t>
-      </w:r>
+    </w:p>
+    <w:p>
+      <w:pPr>
+        <w:numPr>
+          <w:ilvl w:val="0"/>
+          <w:numId w:val="1004"/>
+        </w:numPr>
+        <w:pStyle w:val="Compact"/>
+      </w:pPr>
       <w:r>
         <w:rPr>
           <w:bCs/>
@@ -1397,15 +1468,15 @@
       <w:r>
         <w:t xml:space="preserve">creates accounts server-side, already confirmed, and signs the person straight in. No confirmation email, no Supabase Site URL/redirect settings involved.</w:t>
       </w:r>
-      <w:r>
-        <w:t xml:space="preserve"> </w:t>
-      </w:r>
-      <w:r>
-        <w:t xml:space="preserve">-</w:t>
-      </w:r>
-      <w:r>
-        <w:t xml:space="preserve"> </w:t>
-      </w:r>
+    </w:p>
+    <w:p>
+      <w:pPr>
+        <w:numPr>
+          <w:ilvl w:val="0"/>
+          <w:numId w:val="1004"/>
+        </w:numPr>
+        <w:pStyle w:val="Compact"/>
+      </w:pPr>
       <w:r>
         <w:rPr>
           <w:bCs/>
@@ -1449,15 +1520,15 @@
       <w:r>
         <w:t xml:space="preserve">(migration 004); play in the public gallery.</w:t>
       </w:r>
-      <w:r>
-        <w:t xml:space="preserve"> </w:t>
-      </w:r>
-      <w:r>
-        <w:t xml:space="preserve">-</w:t>
-      </w:r>
-      <w:r>
-        <w:t xml:space="preserve"> </w:t>
-      </w:r>
+    </w:p>
+    <w:p>
+      <w:pPr>
+        <w:numPr>
+          <w:ilvl w:val="0"/>
+          <w:numId w:val="1004"/>
+        </w:numPr>
+        <w:pStyle w:val="Compact"/>
+      </w:pPr>
       <w:r>
         <w:rPr>
           <w:bCs/>
@@ -1471,7 +1542,7 @@
     </w:p>
     <w:p>
       <w:pPr>
-        <w:pStyle w:val="BodyText"/>
+        <w:pStyle w:val="FirstParagraph"/>
       </w:pPr>
       <w:r>
         <w:rPr>
@@ -1480,15 +1551,15 @@
         </w:rPr>
         <w:t xml:space="preserve">Checkout, payouts, plans, trust (migration 005, added the same evening)</w:t>
       </w:r>
-      <w:r>
-        <w:t xml:space="preserve"> </w:t>
-      </w:r>
-      <w:r>
-        <w:t xml:space="preserve">-</w:t>
-      </w:r>
-      <w:r>
-        <w:t xml:space="preserve"> </w:t>
-      </w:r>
+    </w:p>
+    <w:p>
+      <w:pPr>
+        <w:numPr>
+          <w:ilvl w:val="0"/>
+          <w:numId w:val="1005"/>
+        </w:numPr>
+        <w:pStyle w:val="Compact"/>
+      </w:pPr>
       <w:r>
         <w:rPr>
           <w:bCs/>
@@ -1500,19 +1571,7 @@
         <w:t xml:space="preserve"> </w:t>
       </w:r>
       <w:r>
-        <w:t xml:space="preserve">on every active fixed-price item → Stripe Checkout (card / Apple Pay / Google Pay). Funds are held on the platform balance (</w:t>
-      </w:r>
-      <w:r>
-        <w:t xml:space="preserve">“</w:t>
-      </w:r>
-      <w:r>
-        <w:t xml:space="preserve">separate charges and transfers</w:t>
-      </w:r>
-      <w:r>
-        <w:t xml:space="preserve">”</w:t>
-      </w:r>
-      <w:r>
-        <w:t xml:space="preserve">).</w:t>
+        <w:t xml:space="preserve">on every active fixed-price item → Stripe Checkout (card / Apple Pay / Google Pay). Funds are held on the platform balance ("separate charges and transfers").</w:t>
       </w:r>
       <w:r>
         <w:t xml:space="preserve"> </w:t>
@@ -1529,15 +1588,15 @@
       <w:r>
         <w:t xml:space="preserve">table tracks status: pending_payment → paid → released / refunded / disputed / cancelled.</w:t>
       </w:r>
-      <w:r>
-        <w:t xml:space="preserve"> </w:t>
-      </w:r>
-      <w:r>
-        <w:t xml:space="preserve">-</w:t>
-      </w:r>
-      <w:r>
-        <w:t xml:space="preserve"> </w:t>
-      </w:r>
+    </w:p>
+    <w:p>
+      <w:pPr>
+        <w:numPr>
+          <w:ilvl w:val="0"/>
+          <w:numId w:val="1005"/>
+        </w:numPr>
+        <w:pStyle w:val="Compact"/>
+      </w:pPr>
       <w:r>
         <w:rPr>
           <w:bCs/>
@@ -1570,7 +1629,7 @@
         <w:t xml:space="preserve">/api/orders/release</w:t>
       </w:r>
       <w:r>
-        <w:t xml:space="preserve">) → transfer to seller’s Stripe Express account (</w:t>
+        <w:t xml:space="preserve">) → transfer to seller's Stripe Express account (</w:t>
       </w:r>
       <w:r>
         <w:rPr>
@@ -1623,15 +1682,15 @@
       <w:r>
         <w:t xml:space="preserve">incremented. Unpicked-up orders auto-refund after 7 days (cron).</w:t>
       </w:r>
-      <w:r>
-        <w:t xml:space="preserve"> </w:t>
-      </w:r>
-      <w:r>
-        <w:t xml:space="preserve">-</w:t>
-      </w:r>
-      <w:r>
-        <w:t xml:space="preserve"> </w:t>
-      </w:r>
+    </w:p>
+    <w:p>
+      <w:pPr>
+        <w:numPr>
+          <w:ilvl w:val="0"/>
+          <w:numId w:val="1005"/>
+        </w:numPr>
+        <w:pStyle w:val="Compact"/>
+      </w:pPr>
       <w:r>
         <w:rPr>
           <w:bCs/>
@@ -1664,25 +1723,7 @@
         <w:t xml:space="preserve"> </w:t>
       </w:r>
       <w:r>
-        <w:t xml:space="preserve">= +3 days (cron auto-releases) or buyer taps</w:t>
-      </w:r>
-      <w:r>
-        <w:t xml:space="preserve"> </w:t>
-      </w:r>
-      <w:r>
-        <w:t xml:space="preserve">“</w:t>
-      </w:r>
-      <w:r>
-        <w:t xml:space="preserve">I received it</w:t>
-      </w:r>
-      <w:r>
-        <w:t xml:space="preserve">”</w:t>
-      </w:r>
-      <w:r>
-        <w:t xml:space="preserve"> </w:t>
-      </w:r>
-      <w:r>
-        <w:t xml:space="preserve">(</w:t>
+        <w:t xml:space="preserve">= +3 days (cron auto-releases) or buyer taps "I received it" (</w:t>
       </w:r>
       <w:r>
         <w:rPr>
@@ -1693,15 +1734,15 @@
       <w:r>
         <w:t xml:space="preserve">).</w:t>
       </w:r>
-      <w:r>
-        <w:t xml:space="preserve"> </w:t>
-      </w:r>
-      <w:r>
-        <w:t xml:space="preserve">-</w:t>
-      </w:r>
-      <w:r>
-        <w:t xml:space="preserve"> </w:t>
-      </w:r>
+    </w:p>
+    <w:p>
+      <w:pPr>
+        <w:numPr>
+          <w:ilvl w:val="0"/>
+          <w:numId w:val="1005"/>
+        </w:numPr>
+        <w:pStyle w:val="Compact"/>
+      </w:pPr>
       <w:r>
         <w:rPr>
           <w:bCs/>
@@ -1770,15 +1811,15 @@
       <w:r>
         <w:t xml:space="preserve">).</w:t>
       </w:r>
-      <w:r>
-        <w:t xml:space="preserve"> </w:t>
-      </w:r>
-      <w:r>
-        <w:t xml:space="preserve">-</w:t>
-      </w:r>
-      <w:r>
-        <w:t xml:space="preserve"> </w:t>
-      </w:r>
+    </w:p>
+    <w:p>
+      <w:pPr>
+        <w:numPr>
+          <w:ilvl w:val="0"/>
+          <w:numId w:val="1005"/>
+        </w:numPr>
+        <w:pStyle w:val="Compact"/>
+      </w:pPr>
       <w:r>
         <w:rPr>
           <w:bCs/>
@@ -1828,15 +1869,15 @@
       <w:r>
         <w:t xml:space="preserve">webhook. Platform-owned items (admin/staff) need no transfer.</w:t>
       </w:r>
-      <w:r>
-        <w:t xml:space="preserve"> </w:t>
-      </w:r>
-      <w:r>
-        <w:t xml:space="preserve">-</w:t>
-      </w:r>
-      <w:r>
-        <w:t xml:space="preserve"> </w:t>
-      </w:r>
+    </w:p>
+    <w:p>
+      <w:pPr>
+        <w:numPr>
+          <w:ilvl w:val="0"/>
+          <w:numId w:val="1005"/>
+        </w:numPr>
+        <w:pStyle w:val="Compact"/>
+      </w:pPr>
       <w:r>
         <w:rPr>
           <w:bCs/>
@@ -1931,15 +1972,15 @@
       <w:r>
         <w:t xml:space="preserve">) and API routes, not just UI.</w:t>
       </w:r>
-      <w:r>
-        <w:t xml:space="preserve"> </w:t>
-      </w:r>
-      <w:r>
-        <w:t xml:space="preserve">-</w:t>
-      </w:r>
-      <w:r>
-        <w:t xml:space="preserve"> </w:t>
-      </w:r>
+    </w:p>
+    <w:p>
+      <w:pPr>
+        <w:numPr>
+          <w:ilvl w:val="0"/>
+          <w:numId w:val="1005"/>
+        </w:numPr>
+        <w:pStyle w:val="Compact"/>
+      </w:pPr>
       <w:r>
         <w:rPr>
           <w:bCs/>
@@ -2019,15 +2060,15 @@
       <w:r>
         <w:t xml:space="preserve">on profiles.</w:t>
       </w:r>
-      <w:r>
-        <w:t xml:space="preserve"> </w:t>
-      </w:r>
-      <w:r>
-        <w:t xml:space="preserve">-</w:t>
-      </w:r>
-      <w:r>
-        <w:t xml:space="preserve"> </w:t>
-      </w:r>
+    </w:p>
+    <w:p>
+      <w:pPr>
+        <w:numPr>
+          <w:ilvl w:val="0"/>
+          <w:numId w:val="1005"/>
+        </w:numPr>
+        <w:pStyle w:val="Compact"/>
+      </w:pPr>
       <w:r>
         <w:rPr>
           <w:bCs/>
@@ -2086,7 +2127,7 @@
     </w:p>
     <w:p>
       <w:pPr>
-        <w:pStyle w:val="BodyText"/>
+        <w:pStyle w:val="FirstParagraph"/>
       </w:pPr>
       <w:r>
         <w:rPr>
@@ -2095,11 +2136,17 @@
         </w:rPr>
         <w:t xml:space="preserve">Alerts, email, growth (later the same evening)</w:t>
       </w:r>
-      <w:r>
-        <w:t xml:space="preserve"> </w:t>
-      </w:r>
-      <w:r>
-        <w:t xml:space="preserve">- Staff alerts (new seller, paid order, problem report, listing for review) sent instantly by Resend to</w:t>
+    </w:p>
+    <w:p>
+      <w:pPr>
+        <w:numPr>
+          <w:ilvl w:val="0"/>
+          <w:numId w:val="1006"/>
+        </w:numPr>
+        <w:pStyle w:val="Compact"/>
+      </w:pPr>
+      <w:r>
+        <w:t xml:space="preserve">Staff alerts (new seller, paid order, problem report, listing for review) sent instantly by Resend to</w:t>
       </w:r>
       <w:r>
         <w:t xml:space="preserve"> </w:t>
@@ -2114,13 +2161,36 @@
         <w:t xml:space="preserve"> </w:t>
       </w:r>
       <w:r>
-        <w:t xml:space="preserve">(Verizon text gateway 8047207910@vtext.com + gmail). Nav badges on Inbox, Orders, Review, People.</w:t>
-      </w:r>
-      <w:r>
-        <w:t xml:space="preserve"> </w:t>
-      </w:r>
-      <w:r>
-        <w:t xml:space="preserve">- New Arrivals email blast (</w:t>
+        <w:t xml:space="preserve">(Verizon text gateway</w:t>
+      </w:r>
+      <w:r>
+        <w:t xml:space="preserve"> </w:t>
+      </w:r>
+      <w:hyperlink r:id="rId31">
+        <w:r>
+          <w:rPr>
+            <w:rStyle w:val="Hyperlink"/>
+          </w:rPr>
+          <w:t xml:space="preserve">8047207910@vtext.com</w:t>
+        </w:r>
+      </w:hyperlink>
+      <w:r>
+        <w:t xml:space="preserve"> </w:t>
+      </w:r>
+      <w:r>
+        <w:t xml:space="preserve">+ gmail). Nav badges on Inbox, Orders, Review, People.</w:t>
+      </w:r>
+    </w:p>
+    <w:p>
+      <w:pPr>
+        <w:numPr>
+          <w:ilvl w:val="0"/>
+          <w:numId w:val="1006"/>
+        </w:numPr>
+        <w:pStyle w:val="Compact"/>
+      </w:pPr>
+      <w:r>
+        <w:t xml:space="preserve">New Arrivals email blast (</w:t>
       </w:r>
       <w:r>
         <w:rPr>
@@ -2167,11 +2237,17 @@
       <w:r>
         <w:t xml:space="preserve">).</w:t>
       </w:r>
-      <w:r>
-        <w:t xml:space="preserve"> </w:t>
-      </w:r>
-      <w:r>
-        <w:t xml:space="preserve">- Referral credits:</w:t>
+    </w:p>
+    <w:p>
+      <w:pPr>
+        <w:numPr>
+          <w:ilvl w:val="0"/>
+          <w:numId w:val="1006"/>
+        </w:numPr>
+        <w:pStyle w:val="Compact"/>
+      </w:pPr>
+      <w:r>
+        <w:t xml:space="preserve">Referral credits:</w:t>
       </w:r>
       <w:r>
         <w:t xml:space="preserve"> </w:t>
@@ -2224,11 +2300,17 @@
       <w:r>
         <w:t xml:space="preserve">), applied as a 100% Stripe coupon at subscribe or by the daily cron.</w:t>
       </w:r>
-      <w:r>
-        <w:t xml:space="preserve"> </w:t>
-      </w:r>
-      <w:r>
-        <w:t xml:space="preserve">- Seller getting-started checklist and Share link on</w:t>
+    </w:p>
+    <w:p>
+      <w:pPr>
+        <w:numPr>
+          <w:ilvl w:val="0"/>
+          <w:numId w:val="1006"/>
+        </w:numPr>
+        <w:pStyle w:val="Compact"/>
+      </w:pPr>
+      <w:r>
+        <w:t xml:space="preserve">Seller getting-started checklist and Share link on</w:t>
       </w:r>
       <w:r>
         <w:t xml:space="preserve"> </w:t>
@@ -2266,7 +2348,7 @@
     </w:p>
     <w:p>
       <w:pPr>
-        <w:pStyle w:val="BodyText"/>
+        <w:pStyle w:val="FirstParagraph"/>
       </w:pPr>
       <w:r>
         <w:rPr>
@@ -2275,15 +2357,15 @@
         </w:rPr>
         <w:t xml:space="preserve">Offers, labels, backups, legal (Sep 30, small hours)</w:t>
       </w:r>
-      <w:r>
-        <w:t xml:space="preserve"> </w:t>
-      </w:r>
-      <w:r>
-        <w:t xml:space="preserve">-</w:t>
-      </w:r>
-      <w:r>
-        <w:t xml:space="preserve"> </w:t>
-      </w:r>
+    </w:p>
+    <w:p>
+      <w:pPr>
+        <w:numPr>
+          <w:ilvl w:val="0"/>
+          <w:numId w:val="1007"/>
+        </w:numPr>
+        <w:pStyle w:val="Compact"/>
+      </w:pPr>
       <w:r>
         <w:rPr>
           <w:rStyle w:val="VerbatimChar"/>
@@ -2368,11 +2450,17 @@
       <w:r>
         <w:t xml:space="preserve">; badges on Offers tab.</w:t>
       </w:r>
-      <w:r>
-        <w:t xml:space="preserve"> </w:t>
-      </w:r>
-      <w:r>
-        <w:t xml:space="preserve">- Shipping labels via Shippo (</w:t>
+    </w:p>
+    <w:p>
+      <w:pPr>
+        <w:numPr>
+          <w:ilvl w:val="0"/>
+          <w:numId w:val="1007"/>
+        </w:numPr>
+        <w:pStyle w:val="Compact"/>
+      </w:pPr>
+      <w:r>
+        <w:t xml:space="preserve">Shipping labels via Shippo (</w:t>
       </w:r>
       <w:r>
         <w:rPr>
@@ -2458,11 +2546,17 @@
       <w:r>
         <w:t xml:space="preserve">for the store.</w:t>
       </w:r>
-      <w:r>
-        <w:t xml:space="preserve"> </w:t>
-      </w:r>
-      <w:r>
-        <w:t xml:space="preserve">- Nightly JSON backup of every table to the private</w:t>
+    </w:p>
+    <w:p>
+      <w:pPr>
+        <w:numPr>
+          <w:ilvl w:val="0"/>
+          <w:numId w:val="1007"/>
+        </w:numPr>
+        <w:pStyle w:val="Compact"/>
+      </w:pPr>
+      <w:r>
+        <w:t xml:space="preserve">Nightly JSON backup of every table to the private</w:t>
       </w:r>
       <w:r>
         <w:t xml:space="preserve"> </w:t>
@@ -2488,11 +2582,17 @@
       <w:r>
         <w:t xml:space="preserve">, run by the daily cron), 30-day retention, admin download on Settings.</w:t>
       </w:r>
-      <w:r>
-        <w:t xml:space="preserve"> </w:t>
-      </w:r>
-      <w:r>
-        <w:t xml:space="preserve">- Saved-search alerts flushed the moment a listing goes live (</w:t>
+    </w:p>
+    <w:p>
+      <w:pPr>
+        <w:numPr>
+          <w:ilvl w:val="0"/>
+          <w:numId w:val="1007"/>
+        </w:numPr>
+        <w:pStyle w:val="Compact"/>
+      </w:pPr>
+      <w:r>
+        <w:t xml:space="preserve">Saved-search alerts flushed the moment a listing goes live (</w:t>
       </w:r>
       <w:r>
         <w:rPr>
@@ -2503,15 +2603,15 @@
       <w:r>
         <w:t xml:space="preserve">).</w:t>
       </w:r>
-      <w:r>
-        <w:t xml:space="preserve"> </w:t>
-      </w:r>
-      <w:r>
-        <w:t xml:space="preserve">-</w:t>
-      </w:r>
-      <w:r>
-        <w:t xml:space="preserve"> </w:t>
-      </w:r>
+    </w:p>
+    <w:p>
+      <w:pPr>
+        <w:numPr>
+          <w:ilvl w:val="0"/>
+          <w:numId w:val="1007"/>
+        </w:numPr>
+        <w:pStyle w:val="Compact"/>
+      </w:pPr>
       <w:r>
         <w:rPr>
           <w:rStyle w:val="VerbatimChar"/>
@@ -2539,11 +2639,17 @@
       <w:r>
         <w:t xml:space="preserve">pages; footer and consent links.</w:t>
       </w:r>
-      <w:r>
-        <w:t xml:space="preserve"> </w:t>
-      </w:r>
-      <w:r>
-        <w:t xml:space="preserve">- Public</w:t>
+    </w:p>
+    <w:p>
+      <w:pPr>
+        <w:numPr>
+          <w:ilvl w:val="0"/>
+          <w:numId w:val="1007"/>
+        </w:numPr>
+        <w:pStyle w:val="Compact"/>
+      </w:pPr>
+      <w:r>
+        <w:t xml:space="preserve">Public</w:t>
       </w:r>
       <w:r>
         <w:t xml:space="preserve"> </w:t>
@@ -2575,11 +2681,17 @@
       <w:r>
         <w:t xml:space="preserve">page.</w:t>
       </w:r>
-      <w:r>
-        <w:t xml:space="preserve"> </w:t>
-      </w:r>
-      <w:r>
-        <w:t xml:space="preserve">- Masked messaging:</w:t>
+    </w:p>
+    <w:p>
+      <w:pPr>
+        <w:numPr>
+          <w:ilvl w:val="0"/>
+          <w:numId w:val="1007"/>
+        </w:numPr>
+        <w:pStyle w:val="Compact"/>
+      </w:pPr>
+      <w:r>
+        <w:t xml:space="preserve">Masked messaging:</w:t>
       </w:r>
       <w:r>
         <w:t xml:space="preserve"> </w:t>
@@ -2623,16 +2735,22 @@
       <w:r>
         <w:t xml:space="preserve">; messaging requires an account.</w:t>
       </w:r>
-      <w:r>
-        <w:t xml:space="preserve"> </w:t>
-      </w:r>
-      <w:r>
-        <w:t xml:space="preserve">- Database-level test suite run against production (scrub, caps, offers, messaging, order state machine, ratings, refund) — all passing as of Sep 30, 1:40 AM.</w:t>
-      </w:r>
-    </w:p>
-    <w:p>
-      <w:pPr>
-        <w:pStyle w:val="BodyText"/>
+    </w:p>
+    <w:p>
+      <w:pPr>
+        <w:numPr>
+          <w:ilvl w:val="0"/>
+          <w:numId w:val="1007"/>
+        </w:numPr>
+        <w:pStyle w:val="Compact"/>
+      </w:pPr>
+      <w:r>
+        <w:t xml:space="preserve">Database-level test suite run against production (scrub, caps, offers, messaging, order state machine, ratings, refund) — all passing as of Sep 30, 1:40 AM.</w:t>
+      </w:r>
+    </w:p>
+    <w:p>
+      <w:pPr>
+        <w:pStyle w:val="FirstParagraph"/>
       </w:pPr>
       <w:r>
         <w:rPr>
@@ -2641,11 +2759,17 @@
         </w:rPr>
         <w:t xml:space="preserve">Shipping economics (Sep 30)</w:t>
       </w:r>
-      <w:r>
-        <w:t xml:space="preserve"> </w:t>
-      </w:r>
-      <w:r>
-        <w:t xml:space="preserve">- Calculated shipping:</w:t>
+    </w:p>
+    <w:p>
+      <w:pPr>
+        <w:numPr>
+          <w:ilvl w:val="0"/>
+          <w:numId w:val="1008"/>
+        </w:numPr>
+        <w:pStyle w:val="Compact"/>
+      </w:pPr>
+      <w:r>
+        <w:t xml:space="preserve">Calculated shipping:</w:t>
       </w:r>
       <w:r>
         <w:t xml:space="preserve"> </w:t>
@@ -2660,7 +2784,7 @@
         <w:t xml:space="preserve"> </w:t>
       </w:r>
       <w:r>
-        <w:t xml:space="preserve">(src/lib/shipping.ts) rates the item’s box/weight from the seller’s ZIP to the buyer’s ZIP via Shippo, offers ground/priority/express, and marks up by</w:t>
+        <w:t xml:space="preserve">(src/lib/shipping.ts) rates the item's box/weight from the seller's ZIP to the buyer's ZIP via Shippo, offers ground/priority/express, and marks up by</w:t>
       </w:r>
       <w:r>
         <w:t xml:space="preserve"> </w:t>
@@ -2707,11 +2831,17 @@
       <w:r>
         <w:t xml:space="preserve">excludes shipping on calculated orders where a label was bought in-app. Flat/free or self-shipped: seller keeps shipping minus label cost.</w:t>
       </w:r>
-      <w:r>
-        <w:t xml:space="preserve"> </w:t>
-      </w:r>
-      <w:r>
-        <w:t xml:space="preserve">- All labels are bought on the platform’s Shippo account; connect UPS/FedEx accounts there to add their rates. Env</w:t>
+    </w:p>
+    <w:p>
+      <w:pPr>
+        <w:numPr>
+          <w:ilvl w:val="0"/>
+          <w:numId w:val="1008"/>
+        </w:numPr>
+        <w:pStyle w:val="Compact"/>
+      </w:pPr>
+      <w:r>
+        <w:t xml:space="preserve">All labels are bought on the platform's Shippo account; connect UPS/FedEx accounts there to add their rates. Env</w:t>
       </w:r>
       <w:r>
         <w:t xml:space="preserve"> </w:t>
@@ -2728,7 +2858,7 @@
     </w:p>
     <w:p>
       <w:pPr>
-        <w:pStyle w:val="BodyText"/>
+        <w:pStyle w:val="FirstParagraph"/>
       </w:pPr>
       <w:r>
         <w:rPr>
@@ -2738,11 +2868,11 @@
         <w:t xml:space="preserve">Roles</w:t>
       </w:r>
       <w:r>
-        <w:t xml:space="preserve">: admin (everything incl. Settings), staff (everything but Settings), consignor (own items/payouts), buyer (account page). Enforced by Postgres row-level security, not just the UI.</w:t>
-      </w:r>
-    </w:p>
-    <w:bookmarkEnd w:id="24"/>
-    <w:bookmarkStart w:id="25" w:name="decisions-and-why"/>
+        <w:t xml:space="preserve">: admin (everything incl. Settings), staff (everything but Settings), consignor (own items/payouts), buyer (account page). Enforced by Postgres row-level security, not just the UI.</w:t>
+      </w:r>
+    </w:p>
+    <w:bookmarkEnd w:id="32"/>
+    <w:bookmarkStart w:id="33" w:name="X9da455c8d62eae440d551427a991aa947ed1aab"/>
     <w:p>
       <w:pPr>
         <w:pStyle w:val="Heading2"/>
@@ -2755,7 +2885,7 @@
       <w:pPr>
         <w:numPr>
           <w:ilvl w:val="0"/>
-          <w:numId w:val="1001"/>
+          <w:numId w:val="1009"/>
         </w:numPr>
         <w:pStyle w:val="Compact"/>
       </w:pPr>
@@ -2767,25 +2897,7 @@
         <w:t xml:space="preserve">Name</w:t>
       </w:r>
       <w:r>
-        <w:t xml:space="preserve">:</w:t>
-      </w:r>
-      <w:r>
-        <w:t xml:space="preserve"> </w:t>
-      </w:r>
-      <w:r>
-        <w:t xml:space="preserve">“</w:t>
-      </w:r>
-      <w:r>
-        <w:t xml:space="preserve">Next Owner Market</w:t>
-      </w:r>
-      <w:r>
-        <w:t xml:space="preserve">”</w:t>
-      </w:r>
-      <w:r>
-        <w:t xml:space="preserve"> </w:t>
-      </w:r>
-      <w:r>
-        <w:t xml:space="preserve">(plain nextowner.com is a used-car dealer in Alabama; unrelated business). Tagline:</w:t>
+        <w:t xml:space="preserve">: "Next Owner Market" (plain nextowner.com is a used-car dealer in Alabama; unrelated business). Tagline:</w:t>
       </w:r>
       <w:r>
         <w:t xml:space="preserve"> </w:t>
@@ -2802,7 +2914,7 @@
       <w:pPr>
         <w:numPr>
           <w:ilvl w:val="0"/>
-          <w:numId w:val="1001"/>
+          <w:numId w:val="1009"/>
         </w:numPr>
         <w:pStyle w:val="Compact"/>
       </w:pPr>
@@ -2821,7 +2933,7 @@
       <w:pPr>
         <w:numPr>
           <w:ilvl w:val="0"/>
-          <w:numId w:val="1001"/>
+          <w:numId w:val="1009"/>
         </w:numPr>
         <w:pStyle w:val="Compact"/>
       </w:pPr>
@@ -2850,7 +2962,7 @@
       <w:pPr>
         <w:numPr>
           <w:ilvl w:val="0"/>
-          <w:numId w:val="1001"/>
+          <w:numId w:val="1009"/>
         </w:numPr>
         <w:pStyle w:val="Compact"/>
       </w:pPr>
@@ -2865,32 +2977,14 @@
         <w:t xml:space="preserve"> </w:t>
       </w:r>
       <w:r>
-        <w:t xml:space="preserve">for all photos, same for all consignors (consistency, marketplace trust, no</w:t>
-      </w:r>
-      <w:r>
-        <w:t xml:space="preserve"> </w:t>
-      </w:r>
-      <w:r>
-        <w:t xml:space="preserve">“</w:t>
-      </w:r>
-      <w:r>
-        <w:t xml:space="preserve">official-looking</w:t>
-      </w:r>
-      <w:r>
-        <w:t xml:space="preserve">”</w:t>
-      </w:r>
-      <w:r>
-        <w:t xml:space="preserve"> </w:t>
-      </w:r>
-      <w:r>
-        <w:t xml:space="preserve">scam listings).</w:t>
-      </w:r>
-    </w:p>
-    <w:p>
-      <w:pPr>
-        <w:numPr>
-          <w:ilvl w:val="0"/>
-          <w:numId w:val="1001"/>
+        <w:t xml:space="preserve">for all photos, same for all consignors (consistency, marketplace trust, no "official-looking" scam listings).</w:t>
+      </w:r>
+    </w:p>
+    <w:p>
+      <w:pPr>
+        <w:numPr>
+          <w:ilvl w:val="0"/>
+          <w:numId w:val="1009"/>
         </w:numPr>
         <w:pStyle w:val="Compact"/>
       </w:pPr>
@@ -2909,7 +3003,7 @@
       <w:pPr>
         <w:numPr>
           <w:ilvl w:val="0"/>
-          <w:numId w:val="1001"/>
+          <w:numId w:val="1009"/>
         </w:numPr>
         <w:pStyle w:val="Compact"/>
       </w:pPr>
@@ -2943,7 +3037,7 @@
       <w:pPr>
         <w:numPr>
           <w:ilvl w:val="0"/>
-          <w:numId w:val="1001"/>
+          <w:numId w:val="1009"/>
         </w:numPr>
         <w:pStyle w:val="Compact"/>
       </w:pPr>
@@ -2958,14 +3052,14 @@
         <w:t xml:space="preserve"> </w:t>
       </w:r>
       <w:r>
-        <w:t xml:space="preserve">is daily because Vercel’s free plan limits cron frequency.</w:t>
-      </w:r>
-    </w:p>
-    <w:p>
-      <w:pPr>
-        <w:numPr>
-          <w:ilvl w:val="0"/>
-          <w:numId w:val="1001"/>
+        <w:t xml:space="preserve">is daily because Vercel's free plan limits cron frequency.</w:t>
+      </w:r>
+    </w:p>
+    <w:p>
+      <w:pPr>
+        <w:numPr>
+          <w:ilvl w:val="0"/>
+          <w:numId w:val="1009"/>
         </w:numPr>
         <w:pStyle w:val="Compact"/>
       </w:pPr>
@@ -2983,8 +3077,8 @@
         <w:t xml:space="preserve">is possible later (eBay has an API); Facebook is not.</w:t>
       </w:r>
     </w:p>
-    <w:bookmarkEnd w:id="25"/>
-    <w:bookmarkStart w:id="26" w:name="database-supabase-the-tables"/>
+    <w:bookmarkEnd w:id="33"/>
+    <w:bookmarkStart w:id="34" w:name="X1bc6a1a5e77b1b1dfa86a018b54673a09eccb8d"/>
     <w:p>
       <w:pPr>
         <w:pStyle w:val="Heading2"/>
@@ -3374,8 +3468,8 @@
         <w:t xml:space="preserve">, plus auto-subscribe triggers.</w:t>
       </w:r>
     </w:p>
-    <w:bookmarkEnd w:id="26"/>
-    <w:bookmarkStart w:id="27" w:name="rebuild-from-nothing-about-30-minutes"/>
+    <w:bookmarkEnd w:id="34"/>
+    <w:bookmarkStart w:id="35" w:name="X5d9e1f4224ed44065a0c2ad28aff5683d1d3634"/>
     <w:p>
       <w:pPr>
         <w:pStyle w:val="Heading2"/>
@@ -3388,8 +3482,9 @@
       <w:pPr>
         <w:numPr>
           <w:ilvl w:val="0"/>
-          <w:numId w:val="1002"/>
-        </w:numPr>
+          <w:numId w:val="1010"/>
+        </w:numPr>
+        <w:pStyle w:val="Compact"/>
       </w:pPr>
       <w:r>
         <w:rPr>
@@ -4158,6 +4253,7 @@
           <w:ilvl w:val="0"/>
           <w:numId w:val="1000"/>
         </w:numPr>
+        <w:pStyle w:val="Compact"/>
       </w:pPr>
       <w:r>
         <w:t xml:space="preserve">Then run</w:t>
@@ -4179,8 +4275,9 @@
       <w:pPr>
         <w:numPr>
           <w:ilvl w:val="0"/>
-          <w:numId w:val="1002"/>
-        </w:numPr>
+          <w:numId w:val="1010"/>
+        </w:numPr>
+        <w:pStyle w:val="Compact"/>
       </w:pPr>
       <w:r>
         <w:rPr>
@@ -4197,8 +4294,9 @@
       <w:pPr>
         <w:numPr>
           <w:ilvl w:val="0"/>
-          <w:numId w:val="1002"/>
-        </w:numPr>
+          <w:numId w:val="1010"/>
+        </w:numPr>
+        <w:pStyle w:val="Compact"/>
       </w:pPr>
       <w:r>
         <w:rPr>
@@ -4227,8 +4325,9 @@
       <w:pPr>
         <w:numPr>
           <w:ilvl w:val="0"/>
-          <w:numId w:val="1002"/>
-        </w:numPr>
+          <w:numId w:val="1010"/>
+        </w:numPr>
+        <w:pStyle w:val="Compact"/>
       </w:pPr>
       <w:r>
         <w:rPr>
@@ -4272,8 +4371,9 @@
       <w:pPr>
         <w:numPr>
           <w:ilvl w:val="0"/>
-          <w:numId w:val="1002"/>
-        </w:numPr>
+          <w:numId w:val="1010"/>
+        </w:numPr>
+        <w:pStyle w:val="Compact"/>
       </w:pPr>
       <w:r>
         <w:rPr>
@@ -4323,8 +4423,9 @@
       <w:pPr>
         <w:numPr>
           <w:ilvl w:val="0"/>
-          <w:numId w:val="1002"/>
-        </w:numPr>
+          <w:numId w:val="1010"/>
+        </w:numPr>
+        <w:pStyle w:val="Compact"/>
       </w:pPr>
       <w:r>
         <w:t xml:space="preserve">Open the site → Staff sign in → Create account (first account = admin) → People → Settings: business name, city, phone, photo background, commission tiers.</w:t>
@@ -4334,15 +4435,16 @@
       <w:pPr>
         <w:numPr>
           <w:ilvl w:val="0"/>
-          <w:numId w:val="1002"/>
-        </w:numPr>
+          <w:numId w:val="1010"/>
+        </w:numPr>
+        <w:pStyle w:val="Compact"/>
       </w:pPr>
       <w:r>
         <w:t xml:space="preserve">Restoring data: Supabase keeps backups on paid plans; on the free plan, use Money → CSV regularly, and Supabase → Database → Backups when available. Photos live in the Storage bucket.</w:t>
       </w:r>
     </w:p>
-    <w:bookmarkEnd w:id="27"/>
-    <w:bookmarkStart w:id="28" w:name="day-to-day-operations"/>
+    <w:bookmarkEnd w:id="35"/>
+    <w:bookmarkStart w:id="36" w:name="X8844f43ab7768d7b28e18d07157d3293d92b244"/>
     <w:p>
       <w:pPr>
         <w:pStyle w:val="Heading2"/>
@@ -4355,7 +4457,7 @@
       <w:pPr>
         <w:numPr>
           <w:ilvl w:val="0"/>
-          <w:numId w:val="1003"/>
+          <w:numId w:val="1011"/>
         </w:numPr>
         <w:pStyle w:val="Compact"/>
       </w:pPr>
@@ -4374,7 +4476,7 @@
       <w:pPr>
         <w:numPr>
           <w:ilvl w:val="0"/>
-          <w:numId w:val="1003"/>
+          <w:numId w:val="1011"/>
         </w:numPr>
         <w:pStyle w:val="Compact"/>
       </w:pPr>
@@ -4393,7 +4495,7 @@
       <w:pPr>
         <w:numPr>
           <w:ilvl w:val="0"/>
-          <w:numId w:val="1003"/>
+          <w:numId w:val="1011"/>
         </w:numPr>
         <w:pStyle w:val="Compact"/>
       </w:pPr>
@@ -4412,7 +4514,7 @@
       <w:pPr>
         <w:numPr>
           <w:ilvl w:val="0"/>
-          <w:numId w:val="1003"/>
+          <w:numId w:val="1011"/>
         </w:numPr>
         <w:pStyle w:val="Compact"/>
       </w:pPr>
@@ -4431,7 +4533,7 @@
       <w:pPr>
         <w:numPr>
           <w:ilvl w:val="0"/>
-          <w:numId w:val="1003"/>
+          <w:numId w:val="1011"/>
         </w:numPr>
         <w:pStyle w:val="Compact"/>
       </w:pPr>
@@ -4450,7 +4552,7 @@
       <w:pPr>
         <w:numPr>
           <w:ilvl w:val="0"/>
-          <w:numId w:val="1003"/>
+          <w:numId w:val="1011"/>
         </w:numPr>
         <w:pStyle w:val="Compact"/>
       </w:pPr>
@@ -4469,7 +4571,7 @@
       <w:pPr>
         <w:numPr>
           <w:ilvl w:val="0"/>
-          <w:numId w:val="1003"/>
+          <w:numId w:val="1011"/>
         </w:numPr>
         <w:pStyle w:val="Compact"/>
       </w:pPr>
@@ -4488,7 +4590,7 @@
       <w:pPr>
         <w:numPr>
           <w:ilvl w:val="0"/>
-          <w:numId w:val="1003"/>
+          <w:numId w:val="1011"/>
         </w:numPr>
         <w:pStyle w:val="Compact"/>
       </w:pPr>
@@ -4500,29 +4602,11 @@
         <w:t xml:space="preserve">Changes to the app</w:t>
       </w:r>
       <w:r>
-        <w:t xml:space="preserve">: ask Claude in the</w:t>
-      </w:r>
-      <w:r>
-        <w:t xml:space="preserve"> </w:t>
-      </w:r>
-      <w:r>
-        <w:t xml:space="preserve">“</w:t>
-      </w:r>
-      <w:r>
-        <w:t xml:space="preserve">Warehouse items</w:t>
-      </w:r>
-      <w:r>
-        <w:t xml:space="preserve">”</w:t>
-      </w:r>
-      <w:r>
-        <w:t xml:space="preserve"> </w:t>
-      </w:r>
-      <w:r>
-        <w:t xml:space="preserve">project; it pushes to GitHub and deploys (or click Redeploy in Vercel).</w:t>
-      </w:r>
-    </w:p>
-    <w:bookmarkEnd w:id="28"/>
-    <w:bookmarkStart w:id="29" w:name="Xe0963b017898ed011f585705a4480705ce67477"/>
+        <w:t xml:space="preserve">: ask Claude in the "Warehouse items" project; it pushes to GitHub and deploys (or click Redeploy in Vercel).</w:t>
+      </w:r>
+    </w:p>
+    <w:bookmarkEnd w:id="36"/>
+    <w:bookmarkStart w:id="37" w:name="X69373fd720b575af3434a4df306b50155890401"/>
     <w:p>
       <w:pPr>
         <w:pStyle w:val="Heading2"/>
@@ -4539,8 +4623,8 @@
         <w:t xml:space="preserve">Shipping labels · eBay direct posting/delisting · email/text sending (add Resend/Twilio keys) · Facebook Page auto-posting (Meta developer app + Page token; Marketplace/Groups stay copy-paste) · reseller/lot-buyer tier with early access · referral credits · personal-shopper matching · native app store version · licensing the software to other surplus dealers.</w:t>
       </w:r>
     </w:p>
-    <w:bookmarkEnd w:id="29"/>
-    <w:bookmarkStart w:id="30" w:name="files-in-the-onedrive-folder"/>
+    <w:bookmarkEnd w:id="37"/>
+    <w:bookmarkStart w:id="38" w:name="X780cc0d6a4f4a46caa564b67f997f13065e576b"/>
     <w:p>
       <w:pPr>
         <w:pStyle w:val="Heading2"/>
@@ -4553,7 +4637,7 @@
       <w:pPr>
         <w:numPr>
           <w:ilvl w:val="0"/>
-          <w:numId w:val="1004"/>
+          <w:numId w:val="1012"/>
         </w:numPr>
         <w:pStyle w:val="Compact"/>
       </w:pPr>
@@ -4622,7 +4706,7 @@
       <w:pPr>
         <w:numPr>
           <w:ilvl w:val="0"/>
-          <w:numId w:val="1004"/>
+          <w:numId w:val="1012"/>
         </w:numPr>
         <w:pStyle w:val="Compact"/>
       </w:pPr>
@@ -4643,7 +4727,7 @@
       <w:pPr>
         <w:numPr>
           <w:ilvl w:val="0"/>
-          <w:numId w:val="1004"/>
+          <w:numId w:val="1012"/>
         </w:numPr>
         <w:pStyle w:val="Compact"/>
       </w:pPr>
@@ -4664,7 +4748,7 @@
       <w:pPr>
         <w:numPr>
           <w:ilvl w:val="0"/>
-          <w:numId w:val="1004"/>
+          <w:numId w:val="1012"/>
         </w:numPr>
         <w:pStyle w:val="Compact"/>
       </w:pPr>
@@ -4685,7 +4769,7 @@
       <w:pPr>
         <w:numPr>
           <w:ilvl w:val="0"/>
-          <w:numId w:val="1004"/>
+          <w:numId w:val="1012"/>
         </w:numPr>
         <w:pStyle w:val="Compact"/>
       </w:pPr>
@@ -4706,7 +4790,7 @@
       <w:pPr>
         <w:numPr>
           <w:ilvl w:val="0"/>
-          <w:numId w:val="1004"/>
+          <w:numId w:val="1012"/>
         </w:numPr>
         <w:pStyle w:val="Compact"/>
       </w:pPr>
@@ -4727,7 +4811,7 @@
       <w:pPr>
         <w:numPr>
           <w:ilvl w:val="0"/>
-          <w:numId w:val="1004"/>
+          <w:numId w:val="1012"/>
         </w:numPr>
         <w:pStyle w:val="Compact"/>
       </w:pPr>
@@ -4748,7 +4832,7 @@
       <w:pPr>
         <w:numPr>
           <w:ilvl w:val="0"/>
-          <w:numId w:val="1004"/>
+          <w:numId w:val="1012"/>
         </w:numPr>
         <w:pStyle w:val="Compact"/>
       </w:pPr>
@@ -4769,7 +4853,7 @@
       <w:pPr>
         <w:numPr>
           <w:ilvl w:val="0"/>
-          <w:numId w:val="1004"/>
+          <w:numId w:val="1012"/>
         </w:numPr>
         <w:pStyle w:val="Compact"/>
       </w:pPr>
@@ -4804,8 +4888,8 @@
         <w:t xml:space="preserve">.</w:t>
       </w:r>
     </w:p>
-    <w:bookmarkEnd w:id="30"/>
-    <w:bookmarkStart w:id="31" w:name="addendum-september-30-additions"/>
+    <w:bookmarkEnd w:id="38"/>
+    <w:bookmarkStart w:id="39" w:name="addendum--september-30-additions"/>
     <w:p>
       <w:pPr>
         <w:pStyle w:val="Heading2"/>
@@ -4818,7 +4902,7 @@
       <w:pPr>
         <w:numPr>
           <w:ilvl w:val="0"/>
-          <w:numId w:val="1005"/>
+          <w:numId w:val="1013"/>
         </w:numPr>
       </w:pPr>
       <w:r>
@@ -4880,7 +4964,7 @@
       <w:pPr>
         <w:numPr>
           <w:ilvl w:val="0"/>
-          <w:numId w:val="1005"/>
+          <w:numId w:val="1013"/>
         </w:numPr>
       </w:pPr>
       <w:r>
@@ -4933,7 +5017,7 @@
       <w:pPr>
         <w:numPr>
           <w:ilvl w:val="0"/>
-          <w:numId w:val="1005"/>
+          <w:numId w:val="1013"/>
         </w:numPr>
       </w:pPr>
       <w:r>
@@ -5034,7 +5118,7 @@
       <w:pPr>
         <w:numPr>
           <w:ilvl w:val="0"/>
-          <w:numId w:val="1005"/>
+          <w:numId w:val="1013"/>
         </w:numPr>
       </w:pPr>
       <w:r>
@@ -5165,7 +5249,7 @@
       <w:pPr>
         <w:numPr>
           <w:ilvl w:val="0"/>
-          <w:numId w:val="1005"/>
+          <w:numId w:val="1013"/>
         </w:numPr>
       </w:pPr>
       <w:r>
@@ -5203,7 +5287,7 @@
       <w:pPr>
         <w:numPr>
           <w:ilvl w:val="0"/>
-          <w:numId w:val="1005"/>
+          <w:numId w:val="1013"/>
         </w:numPr>
       </w:pPr>
       <w:r>
@@ -5298,7 +5382,7 @@
       <w:pPr>
         <w:numPr>
           <w:ilvl w:val="0"/>
-          <w:numId w:val="1005"/>
+          <w:numId w:val="1013"/>
         </w:numPr>
       </w:pPr>
       <w:r>
@@ -5318,18 +5402,18 @@
       <w:pPr>
         <w:numPr>
           <w:ilvl w:val="0"/>
-          <w:numId w:val="1005"/>
-        </w:numPr>
-      </w:pPr>
-      <w:r>
-        <w:t xml:space="preserve">Shipping: built-in weight/distance ground estimate whenever Shippo isn’t configured or returns nothing; estimate shows even when the seller hasn’t set up payouts.</w:t>
-      </w:r>
-    </w:p>
-    <w:p>
-      <w:pPr>
-        <w:numPr>
-          <w:ilvl w:val="0"/>
-          <w:numId w:val="1005"/>
+          <w:numId w:val="1013"/>
+        </w:numPr>
+      </w:pPr>
+      <w:r>
+        <w:t xml:space="preserve">Shipping: built-in weight/distance ground estimate whenever Shippo isn't configured or returns nothing; estimate shows even when the seller hasn't set up payouts.</w:t>
+      </w:r>
+    </w:p>
+    <w:p>
+      <w:pPr>
+        <w:numPr>
+          <w:ilvl w:val="0"/>
+          <w:numId w:val="1013"/>
         </w:numPr>
       </w:pPr>
       <w:r>
@@ -5364,7 +5448,7 @@
       <w:pPr>
         <w:numPr>
           <w:ilvl w:val="0"/>
-          <w:numId w:val="1005"/>
+          <w:numId w:val="1013"/>
         </w:numPr>
       </w:pPr>
       <w:r>
@@ -5588,7 +5672,7 @@
       <w:pPr>
         <w:numPr>
           <w:ilvl w:val="0"/>
-          <w:numId w:val="1005"/>
+          <w:numId w:val="1013"/>
         </w:numPr>
       </w:pPr>
       <w:r>
@@ -5823,58 +5907,7 @@
         <w:t xml:space="preserve"> </w:t>
       </w:r>
       <w:r>
-        <w:t xml:space="preserve">every listing shows Buy now from day one, whether or not the seller has finished payout setup. The buyer pays and the money is held as always. When the item is handed over, if the seller hasn’t set up payouts, their share stays held and they get an email:</w:t>
-      </w:r>
-      <w:r>
-        <w:t xml:space="preserve"> </w:t>
-      </w:r>
-      <w:r>
-        <w:t xml:space="preserve">“</w:t>
-      </w:r>
-      <w:r>
-        <w:t xml:space="preserve">You sold [item]. $X is waiting for you.</w:t>
-      </w:r>
-      <w:r>
-        <w:t xml:space="preserve">”</w:t>
-      </w:r>
-      <w:r>
-        <w:t xml:space="preserve"> </w:t>
-      </w:r>
-      <w:r>
-        <w:t xml:space="preserve">Reminders go out every 3 days with the amount. The moment the seller finishes setup, everything owed is sent to their bank automatically, and the daily job double-checks each morning (automation:</w:t>
-      </w:r>
-      <w:r>
-        <w:t xml:space="preserve"> </w:t>
-      </w:r>
-      <w:r>
-        <w:t xml:space="preserve">“</w:t>
-      </w:r>
-      <w:r>
-        <w:t xml:space="preserve">Send held seller money</w:t>
-      </w:r>
-      <w:r>
-        <w:t xml:space="preserve">”</w:t>
-      </w:r>
-      <w:r>
-        <w:t xml:space="preserve">). Anything held 60+ days alerts staff to decide. New sellers also get payout setup reminders on day 1, 3 and 5 after signing up. The Payouts page shows sellers a green</w:t>
-      </w:r>
-      <w:r>
-        <w:t xml:space="preserve"> </w:t>
-      </w:r>
-      <w:r>
-        <w:t xml:space="preserve">“</w:t>
-      </w:r>
-      <w:r>
-        <w:t xml:space="preserve">$X is waiting for you</w:t>
-      </w:r>
-      <w:r>
-        <w:t xml:space="preserve">”</w:t>
-      </w:r>
-      <w:r>
-        <w:t xml:space="preserve"> </w:t>
-      </w:r>
-      <w:r>
-        <w:t xml:space="preserve">box.</w:t>
+        <w:t xml:space="preserve">every listing shows Buy now from day one, whether or not the seller has finished payout setup. The buyer pays and the money is held as always. When the item is handed over, if the seller hasn't set up payouts, their share stays held and they get an email: "You sold [item]. $X is waiting for you." Reminders go out every 3 days with the amount. The moment the seller finishes setup, everything owed is sent to their bank automatically, and the daily job double-checks each morning (automation: "Send held seller money"). Anything held 60+ days alerts staff to decide. New sellers also get payout setup reminders on day 1, 3 and 5 after signing up. The Payouts page shows sellers a green "$X is waiting for you" box.</w:t>
       </w:r>
     </w:p>
     <w:p>
@@ -5886,13 +5919,33 @@
           <w:bCs/>
           <w:b/>
         </w:rPr>
-        <w:t xml:space="preserve">Oct 1, 2026 fix: listings showed</w:t>
-      </w:r>
+        <w:t xml:space="preserve">Oct 1, 2026 fix: listings showed "404 page not found" to signed-out shoppers.</w:t>
+      </w:r>
+      <w:r>
+        <w:t xml:space="preserve"> </w:t>
+      </w:r>
+      <w:r>
+        <w:t xml:space="preserve">The database rule that lets anyone see live listings also checks "is this person staff?", and signed-out visitors weren't allowed to run that check, so the whole page failed. Fixed by letting signed-out visitors run it (it just answers "no"). Signed-in people never saw the problem, which is why it looked fine from inside the app. The daily Health check now opens a live listing as a signed-out shopper and texts/emails staff if it ever fails again.</w:t>
+      </w:r>
+    </w:p>
+    <w:p>
+      <w:pPr>
+        <w:pStyle w:val="BodyText"/>
+      </w:pPr>
       <w:r>
         <w:rPr>
           <w:bCs/>
           <w:b/>
         </w:rPr>
+        <w:t xml:space="preserve">Oct 1, 2026 full sweep (and what it found).</w:t>
+      </w:r>
+      <w:r>
+        <w:t xml:space="preserve"> </w:t>
+      </w:r>
+      <w:r>
+        <w:t xml:space="preserve">Opened all 183 public pages as a signed-out visitor, checked the database's security scan, checked every live listing and order for problems, and rebuilt the code. Found and fixed: (1) listings showed "404 page not found" to signed-out shoppers (database permission); (2) category pages, city pages, the new-items feed, the share pictures, the weekly buyer digest and the Facebook posts all asked listings for a city they don't store, so they came up empty or blank; the city now comes from the seller's profile. Checked and fine: Google Shopping feed (8 items), sitemap, every listing has photos, price, category, a way to get it, and a shipping weight; no stuck orders, no open problems, no failed emails, no sellers waiting.</w:t>
+      </w:r>
+      <w:r>
         <w:t xml:space="preserve"> </w:t>
       </w:r>
       <w:r>
@@ -5900,27 +5953,77 @@
           <w:bCs/>
           <w:b/>
         </w:rPr>
-        <w:t xml:space="preserve">“</w:t>
-      </w:r>
+        <w:t xml:space="preserve">The sweep now runs every morning</w:t>
+      </w:r>
+      <w:r>
+        <w:t xml:space="preserve"> </w:t>
+      </w:r>
+      <w:r>
+        <w:t xml:space="preserve">inside Health: every sitemap page plus the feeds, opened as a shopper; anything broken or empty texts and emails staff with the list.</w:t>
+      </w:r>
+    </w:p>
+    <w:bookmarkEnd w:id="39"/>
+    <w:bookmarkStart w:id="40" w:name="the-new-visitor-redesign-oct-1-2026"/>
+    <w:p>
+      <w:pPr>
+        <w:pStyle w:val="Heading2"/>
+      </w:pPr>
+      <w:r>
+        <w:t xml:space="preserve">The new-visitor redesign (Oct 1, 2026)</w:t>
+      </w:r>
+    </w:p>
+    <w:p>
+      <w:pPr>
+        <w:pStyle w:val="FirstParagraph"/>
+      </w:pPr>
+      <w:r>
+        <w:t xml:space="preserve">Built on how people actually decide: one obvious next step, see the value before signing up, ask for Pro only at happy moments.</w:t>
+      </w:r>
+    </w:p>
+    <w:p>
+      <w:pPr>
+        <w:pStyle w:val="BodyText"/>
+      </w:pPr>
       <w:r>
         <w:rPr>
           <w:bCs/>
           <w:b/>
         </w:rPr>
-        <w:t xml:space="preserve">404 page not found</w:t>
+        <w:t xml:space="preserve">Try it free (/try).</w:t>
+      </w:r>
+      <w:r>
+        <w:t xml:space="preserve"> </w:t>
+      </w:r>
+      <w:r>
+        <w:t xml:space="preserve">The home page now leads with one big button:</w:t>
+      </w:r>
+      <w:r>
+        <w:t xml:space="preserve"> </w:t>
       </w:r>
       <w:r>
         <w:rPr>
           <w:bCs/>
           <w:b/>
         </w:rPr>
-        <w:t xml:space="preserve">”</w:t>
+        <w:t xml:space="preserve">📸 Try it free: pick a photo</w:t>
+      </w:r>
+      <w:r>
+        <w:t xml:space="preserve">. No account. The visitor picks one photo (gallery first, camera second), can add a note by typing or talking, and taps</w:t>
+      </w:r>
+      <w:r>
+        <w:t xml:space="preserve"> </w:t>
       </w:r>
       <w:r>
         <w:rPr>
           <w:bCs/>
           <w:b/>
         </w:rPr>
+        <w:t xml:space="preserve">Write my listing</w:t>
+      </w:r>
+      <w:r>
+        <w:t xml:space="preserve">. About 30 seconds later they see their title, a price range, the description, and ready-to-paste versions for all 9 sites, with "Done in 22 seconds. By hand that's 15 to 20 minutes." Then:</w:t>
+      </w:r>
+      <w:r>
         <w:t xml:space="preserve"> </w:t>
       </w:r>
       <w:r>
@@ -5928,144 +6031,78 @@
           <w:bCs/>
           <w:b/>
         </w:rPr>
-        <w:t xml:space="preserve">to signed-out shoppers.</w:t>
-      </w:r>
-      <w:r>
-        <w:t xml:space="preserve"> </w:t>
-      </w:r>
-      <w:r>
-        <w:t xml:space="preserve">The database rule that lets anyone see live listings also checks</w:t>
-      </w:r>
-      <w:r>
-        <w:t xml:space="preserve"> </w:t>
-      </w:r>
-      <w:r>
-        <w:t xml:space="preserve">“</w:t>
-      </w:r>
-      <w:r>
-        <w:t xml:space="preserve">is this person staff?</w:t>
-      </w:r>
-      <w:r>
-        <w:t xml:space="preserve">”</w:t>
-      </w:r>
-      <w:r>
-        <w:t xml:space="preserve">, and signed-out visitors weren’t allowed to run that check, so the whole page failed. Fixed by letting signed-out visitors run it (it just answers</w:t>
-      </w:r>
-      <w:r>
-        <w:t xml:space="preserve"> </w:t>
-      </w:r>
-      <w:r>
-        <w:t xml:space="preserve">“</w:t>
-      </w:r>
-      <w:r>
-        <w:t xml:space="preserve">no</w:t>
-      </w:r>
-      <w:r>
-        <w:t xml:space="preserve">”</w:t>
-      </w:r>
-      <w:r>
-        <w:t xml:space="preserve">). Signed-in people never saw the problem, which is why it looked fine from inside the app. The daily Health check now opens a live listing as a signed-out shopper and texts/emails staff if it ever fails again.</w:t>
-      </w:r>
-    </w:p>
-    <w:p>
-      <w:pPr>
-        <w:pStyle w:val="BodyText"/>
-      </w:pPr>
+        <w:t xml:space="preserve">💾 Keep this listing (free account)</w:t>
+      </w:r>
+      <w:r>
+        <w:t xml:space="preserve"> </w:t>
+      </w:r>
+      <w:r>
+        <w:t xml:space="preserve">and</w:t>
+      </w:r>
+      <w:r>
+        <w:t xml:space="preserve"> </w:t>
+      </w:r>
       <w:r>
         <w:rPr>
           <w:bCs/>
           <w:b/>
         </w:rPr>
-        <w:t xml:space="preserve">Oct 1, 2026 full sweep (and what it found).</w:t>
-      </w:r>
-      <w:r>
-        <w:t xml:space="preserve"> </w:t>
-      </w:r>
-      <w:r>
-        <w:t xml:space="preserve">Opened all 183 public pages as a signed-out visitor, checked the database’s security scan, checked every live listing and order for problems, and rebuilt the code. Found and fixed: (1) listings showed</w:t>
-      </w:r>
-      <w:r>
-        <w:t xml:space="preserve"> </w:t>
-      </w:r>
-      <w:r>
-        <w:t xml:space="preserve">“</w:t>
-      </w:r>
-      <w:r>
-        <w:t xml:space="preserve">404 page not found</w:t>
-      </w:r>
-      <w:r>
-        <w:t xml:space="preserve">”</w:t>
-      </w:r>
-      <w:r>
-        <w:t xml:space="preserve"> </w:t>
-      </w:r>
-      <w:r>
-        <w:t xml:space="preserve">to signed-out shoppers (database permission); (2) category pages, city pages, the new-items feed, the share pictures, the weekly buyer digest and the Facebook posts all asked listings for a city they don’t store, so they came up empty or blank; the city now comes from the seller’s profile. Checked and fine: Google Shopping feed (8 items), sitemap, every listing has photos, price, category, a way to get it, and a shipping weight; no stuck orders, no open problems, no failed emails, no sellers waiting.</w:t>
-      </w:r>
-      <w:r>
-        <w:t xml:space="preserve"> </w:t>
-      </w:r>
+        <w:t xml:space="preserve">🏪 Bonus: list it in our store too, free.</w:t>
+      </w:r>
+      <w:r>
+        <w:t xml:space="preserve"> </w:t>
+      </w:r>
+      <w:r>
+        <w:t xml:space="preserve">One free try per phone (and two per network per day, 300 a day site-wide) keeps the AI bill small.</w:t>
+      </w:r>
+    </w:p>
+    <w:p>
+      <w:pPr>
+        <w:pStyle w:val="BodyText"/>
+      </w:pPr>
       <w:r>
         <w:rPr>
           <w:bCs/>
           <w:b/>
         </w:rPr>
-        <w:t xml:space="preserve">The sweep now runs every morning</w:t>
-      </w:r>
-      <w:r>
-        <w:t xml:space="preserve"> </w:t>
-      </w:r>
-      <w:r>
-        <w:t xml:space="preserve">inside Health: every sitemap page plus the feeds, opened as a shopper; anything broken or empty texts and emails staff with the list.</w:t>
-      </w:r>
-    </w:p>
-    <w:bookmarkEnd w:id="31"/>
-    <w:bookmarkStart w:id="32" w:name="the-new-visitor-redesign-oct-1-2026"/>
-    <w:p>
-      <w:pPr>
-        <w:pStyle w:val="Heading2"/>
-      </w:pPr>
-      <w:r>
-        <w:t xml:space="preserve">The new-visitor redesign (Oct 1, 2026)</w:t>
-      </w:r>
-    </w:p>
-    <w:p>
-      <w:pPr>
-        <w:pStyle w:val="FirstParagraph"/>
-      </w:pPr>
-      <w:r>
-        <w:t xml:space="preserve">Built on how people actually decide: one obvious next step, see the value before signing up, ask for Pro only at happy moments.</w:t>
-      </w:r>
-    </w:p>
-    <w:p>
-      <w:pPr>
-        <w:pStyle w:val="BodyText"/>
-      </w:pPr>
+        <w:t xml:space="preserve">Keep it.</w:t>
+      </w:r>
+      <w:r>
+        <w:t xml:space="preserve"> </w:t>
+      </w:r>
+      <w:r>
+        <w:t xml:space="preserve">Signing up from a try turns the result into the person's first draft listing, photo and all, and drops them on it with a 🎉 welcome card and one green button:</w:t>
+      </w:r>
+      <w:r>
+        <w:t xml:space="preserve"> </w:t>
+      </w:r>
       <w:r>
         <w:rPr>
           <w:bCs/>
           <w:b/>
         </w:rPr>
-        <w:t xml:space="preserve">Try it free (/try).</w:t>
-      </w:r>
-      <w:r>
-        <w:t xml:space="preserve"> </w:t>
-      </w:r>
-      <w:r>
-        <w:t xml:space="preserve">The home page now leads with one big button:</w:t>
-      </w:r>
-      <w:r>
-        <w:t xml:space="preserve"> </w:t>
-      </w:r>
+        <w:t xml:space="preserve">🏪 List it in the store (free)</w:t>
+      </w:r>
+      <w:r>
+        <w:t xml:space="preserve">.</w:t>
+      </w:r>
+    </w:p>
+    <w:p>
+      <w:pPr>
+        <w:pStyle w:val="BodyText"/>
+      </w:pPr>
       <w:r>
         <w:rPr>
           <w:bCs/>
           <w:b/>
         </w:rPr>
-        <w:t xml:space="preserve">📸 Try it free: pick a photo</w:t>
-      </w:r>
-      <w:r>
-        <w:t xml:space="preserve">. No account. The visitor picks one photo (gallery first, camera second), can add a note by typing or talking, and taps</w:t>
+        <w:t xml:space="preserve">Home page.</w:t>
+      </w:r>
+      <w:r>
+        <w:t xml:space="preserve"> </w:t>
+      </w:r>
+      <w:r>
+        <w:t xml:space="preserve">Headline "Snap a photo. The AI writes your listing." One big button, three small links (What's it worth? · List a whole box · Overwhelmed? Start here), a 3-step "How selling works" (Snap it · AI writes it · Get paid), then "Shopping? Find something near you" with the search and the store. The top bar is just</w:t>
       </w:r>
       <w:r>
         <w:t xml:space="preserve"> </w:t>
@@ -6075,78 +6112,65 @@
           <w:bCs/>
           <w:b/>
         </w:rPr>
-        <w:t xml:space="preserve">Write my listing</w:t>
-      </w:r>
-      <w:r>
-        <w:t xml:space="preserve">. About 30 seconds later they see their title, a price range, the description, and ready-to-paste versions for all 9 sites, with</w:t>
-      </w:r>
-      <w:r>
-        <w:t xml:space="preserve"> </w:t>
-      </w:r>
-      <w:r>
-        <w:t xml:space="preserve">“</w:t>
-      </w:r>
-      <w:r>
-        <w:t xml:space="preserve">Done in 22 seconds. By hand that’s 15 to 20 minutes.</w:t>
-      </w:r>
-      <w:r>
-        <w:t xml:space="preserve">”</w:t>
-      </w:r>
-      <w:r>
-        <w:t xml:space="preserve"> </w:t>
-      </w:r>
-      <w:r>
-        <w:t xml:space="preserve">Then:</w:t>
-      </w:r>
-      <w:r>
-        <w:t xml:space="preserve"> </w:t>
-      </w:r>
+        <w:t xml:space="preserve">📸 Sell · Tools · ? · Sign in</w:t>
+      </w:r>
+      <w:r>
+        <w:t xml:space="preserve"> </w:t>
+      </w:r>
+      <w:r>
+        <w:t xml:space="preserve">(Tools hides on narrow phones).</w:t>
+      </w:r>
+    </w:p>
+    <w:p>
+      <w:pPr>
+        <w:pStyle w:val="BodyText"/>
+      </w:pPr>
       <w:r>
         <w:rPr>
           <w:bCs/>
           <w:b/>
         </w:rPr>
-        <w:t xml:space="preserve">💾 Keep this listing (free account)</w:t>
-      </w:r>
-      <w:r>
-        <w:t xml:space="preserve"> </w:t>
-      </w:r>
-      <w:r>
-        <w:t xml:space="preserve">and</w:t>
-      </w:r>
-      <w:r>
-        <w:t xml:space="preserve"> </w:t>
-      </w:r>
+        <w:t xml:space="preserve">AI tools page (/tools).</w:t>
+      </w:r>
+      <w:r>
+        <w:t xml:space="preserve"> </w:t>
+      </w:r>
+      <w:r>
+        <w:t xml:space="preserve">Every tool in plain words, biggest first: List one item (Start here), List a whole box, What's it worth?, Should I buy it?, How to post on each app, Overwhelmed? Start with one box, What things are worth. Plus a simple Free vs Pro box.</w:t>
+      </w:r>
+    </w:p>
+    <w:p>
+      <w:pPr>
+        <w:pStyle w:val="BodyText"/>
+      </w:pPr>
       <w:r>
         <w:rPr>
           <w:bCs/>
           <w:b/>
         </w:rPr>
-        <w:t xml:space="preserve">🏪 Bonus: list it in our store too, free.</w:t>
-      </w:r>
-      <w:r>
-        <w:t xml:space="preserve"> </w:t>
-      </w:r>
-      <w:r>
-        <w:t xml:space="preserve">One free try per phone (and two per network per day, 300 a day site-wide) keeps the AI bill small.</w:t>
-      </w:r>
-    </w:p>
-    <w:p>
-      <w:pPr>
-        <w:pStyle w:val="BodyText"/>
-      </w:pPr>
+        <w:t xml:space="preserve">Pro at the right moments.</w:t>
+      </w:r>
+      <w:r>
+        <w:t xml:space="preserve"> </w:t>
+      </w:r>
+      <w:r>
+        <w:t xml:space="preserve">Right after the AI writes a listing for a free seller: "✨ Written in 18 seconds. By hand that's about 15 minutes. 2 free AI listings left." with</w:t>
+      </w:r>
+      <w:r>
+        <w:t xml:space="preserve"> </w:t>
+      </w:r>
       <w:r>
         <w:rPr>
           <w:bCs/>
           <w:b/>
         </w:rPr>
-        <w:t xml:space="preserve">Keep it.</w:t>
-      </w:r>
-      <w:r>
-        <w:t xml:space="preserve"> </w:t>
-      </w:r>
-      <w:r>
-        <w:t xml:space="preserve">Signing up from a try turns the result into the person’s first draft listing, photo and all, and drops them on it with a 🎉 welcome card and one green button:</w:t>
+        <w:t xml:space="preserve">⭐ Go Pro</w:t>
+      </w:r>
+      <w:r>
+        <w:t xml:space="preserve"> </w:t>
+      </w:r>
+      <w:r>
+        <w:t xml:space="preserve">and</w:t>
       </w:r>
       <w:r>
         <w:t xml:space="preserve"> </w:t>
@@ -6156,10 +6180,10 @@
           <w:bCs/>
           <w:b/>
         </w:rPr>
-        <w:t xml:space="preserve">🏪 List it in the store (free)</w:t>
-      </w:r>
-      <w:r>
-        <w:t xml:space="preserve">.</w:t>
+        <w:t xml:space="preserve">Later</w:t>
+      </w:r>
+      <w:r>
+        <w:t xml:space="preserve">. When the free listings run out: "You've used your free AI listings 🎉 That means it's working for you," with Go Pro or "Not now, I'll type this one myself." Never before they've seen it work.</w:t>
       </w:r>
     </w:p>
     <w:p>
@@ -6171,67 +6195,13 @@
           <w:bCs/>
           <w:b/>
         </w:rPr>
-        <w:t xml:space="preserve">Home page.</w:t>
-      </w:r>
-      <w:r>
-        <w:t xml:space="preserve"> </w:t>
-      </w:r>
-      <w:r>
-        <w:t xml:space="preserve">Headline</w:t>
-      </w:r>
-      <w:r>
-        <w:t xml:space="preserve"> </w:t>
-      </w:r>
-      <w:r>
-        <w:t xml:space="preserve">“</w:t>
-      </w:r>
-      <w:r>
-        <w:t xml:space="preserve">Snap a photo. The AI writes your listing.</w:t>
-      </w:r>
-      <w:r>
-        <w:t xml:space="preserve">”</w:t>
-      </w:r>
-      <w:r>
-        <w:t xml:space="preserve"> </w:t>
-      </w:r>
-      <w:r>
-        <w:t xml:space="preserve">One big button, three small links (What’s it worth? · List a whole box · Overwhelmed? Start here), a 3-step</w:t>
-      </w:r>
-      <w:r>
-        <w:t xml:space="preserve"> </w:t>
-      </w:r>
-      <w:r>
-        <w:t xml:space="preserve">“</w:t>
-      </w:r>
-      <w:r>
-        <w:t xml:space="preserve">How selling works</w:t>
-      </w:r>
-      <w:r>
-        <w:t xml:space="preserve">”</w:t>
-      </w:r>
-      <w:r>
-        <w:t xml:space="preserve"> </w:t>
-      </w:r>
-      <w:r>
-        <w:t xml:space="preserve">(Snap it · AI writes it · Get paid), then</w:t>
-      </w:r>
-      <w:r>
-        <w:t xml:space="preserve"> </w:t>
-      </w:r>
-      <w:r>
-        <w:t xml:space="preserve">“</w:t>
-      </w:r>
-      <w:r>
-        <w:t xml:space="preserve">Shopping? Find something near you</w:t>
-      </w:r>
-      <w:r>
-        <w:t xml:space="preserve">”</w:t>
-      </w:r>
-      <w:r>
-        <w:t xml:space="preserve"> </w:t>
-      </w:r>
-      <w:r>
-        <w:t xml:space="preserve">with the search and the store. The top bar is just</w:t>
+        <w:t xml:space="preserve">Simple menus.</w:t>
+      </w:r>
+      <w:r>
+        <w:t xml:space="preserve"> </w:t>
+      </w:r>
+      <w:r>
+        <w:t xml:space="preserve">Sellers see 4 big tabs:</w:t>
       </w:r>
       <w:r>
         <w:t xml:space="preserve"> </w:t>
@@ -6241,31 +6211,23 @@
           <w:bCs/>
           <w:b/>
         </w:rPr>
-        <w:t xml:space="preserve">📸 Sell · Tools · ? · Sign in</w:t>
-      </w:r>
-      <w:r>
-        <w:t xml:space="preserve"> </w:t>
-      </w:r>
-      <w:r>
-        <w:t xml:space="preserve">(Tools hides on narrow phones).</w:t>
-      </w:r>
-    </w:p>
-    <w:p>
-      <w:pPr>
-        <w:pStyle w:val="BodyText"/>
-      </w:pPr>
+        <w:t xml:space="preserve">➕ Sell · 📦 My stuff · 💬 Messages · 💵 Money</w:t>
+      </w:r>
+      <w:r>
+        <w:t xml:space="preserve">. Everything else is under</w:t>
+      </w:r>
+      <w:r>
+        <w:t xml:space="preserve"> </w:t>
+      </w:r>
       <w:r>
         <w:rPr>
           <w:bCs/>
           <w:b/>
         </w:rPr>
-        <w:t xml:space="preserve">AI tools page (/tools).</w:t>
-      </w:r>
-      <w:r>
-        <w:t xml:space="preserve"> </w:t>
-      </w:r>
-      <w:r>
-        <w:t xml:space="preserve">Every tool in plain words, biggest first: List one item (Start here), List a whole box, What’s it worth?, Should I buy it?, How to post on each app, Overwhelmed? Start with one box, What things are worth. Plus a simple Free vs Pro box.</w:t>
+        <w:t xml:space="preserve">☰ More</w:t>
+      </w:r>
+      <w:r>
+        <w:t xml:space="preserve">, grouped (Selling: Orders, Offers, AI tools, List a whole pile · You: Profile &amp; alerts, Year summary, Pro, See the store, Help). When an order or offer needs them, a green bar across the top says so ("🛒 Someone bought something! Tap to see what to do."). Staff see 6 tabs (Inventory, Add, Inbox, Orders, Review, Operations) and More in three groups: Selling · Store &amp; people · Run the business.</w:t>
       </w:r>
     </w:p>
     <w:p>
@@ -6277,389 +6239,169 @@
           <w:bCs/>
           <w:b/>
         </w:rPr>
-        <w:t xml:space="preserve">Pro at the right moments.</w:t>
-      </w:r>
-      <w:r>
-        <w:t xml:space="preserve"> </w:t>
-      </w:r>
-      <w:r>
-        <w:t xml:space="preserve">Right after the AI writes a listing for a free seller:</w:t>
-      </w:r>
-      <w:r>
-        <w:t xml:space="preserve"> </w:t>
-      </w:r>
-      <w:r>
-        <w:t xml:space="preserve">“</w:t>
-      </w:r>
-      <w:r>
-        <w:t xml:space="preserve">✨ Written in 18 seconds. By hand that’s about 15 minutes. 2 free AI listings left.</w:t>
-      </w:r>
-      <w:r>
-        <w:t xml:space="preserve">”</w:t>
-      </w:r>
-      <w:r>
-        <w:t xml:space="preserve"> </w:t>
-      </w:r>
-      <w:r>
-        <w:t xml:space="preserve">with</w:t>
-      </w:r>
-      <w:r>
-        <w:t xml:space="preserve"> </w:t>
-      </w:r>
+        <w:t xml:space="preserve">Plain-English sign-up.</w:t>
+      </w:r>
+      <w:r>
+        <w:t xml:space="preserve"> </w:t>
+      </w:r>
+      <w:r>
+        <w:t xml:space="preserve">"Start selling, free" / "Keep your listing"; no "consignor" anywhere a newcomer looks.</w:t>
+      </w:r>
+    </w:p>
+    <w:p>
+      <w:pPr>
+        <w:pStyle w:val="BodyText"/>
+      </w:pPr>
       <w:r>
         <w:rPr>
           <w:bCs/>
           <w:b/>
         </w:rPr>
-        <w:t xml:space="preserve">⭐ Go Pro</w:t>
-      </w:r>
-      <w:r>
-        <w:t xml:space="preserve"> </w:t>
-      </w:r>
-      <w:r>
-        <w:t xml:space="preserve">and</w:t>
-      </w:r>
-      <w:r>
-        <w:t xml:space="preserve"> </w:t>
-      </w:r>
+        <w:t xml:space="preserve">Checks that now run by themselves.</w:t>
+      </w:r>
+    </w:p>
+    <w:p>
+      <w:pPr>
+        <w:numPr>
+          <w:ilvl w:val="0"/>
+          <w:numId w:val="1014"/>
+        </w:numPr>
+        <w:pStyle w:val="Compact"/>
+      </w:pPr>
       <w:r>
         <w:rPr>
           <w:bCs/>
           <w:b/>
         </w:rPr>
-        <w:t xml:space="preserve">Later</w:t>
-      </w:r>
-      <w:r>
-        <w:t xml:space="preserve">. When the free listings run out:</w:t>
-      </w:r>
-      <w:r>
-        <w:t xml:space="preserve"> </w:t>
-      </w:r>
-      <w:r>
-        <w:t xml:space="preserve">“</w:t>
-      </w:r>
-      <w:r>
-        <w:t xml:space="preserve">You’ve used your free AI listings 🎉 That means it’s working for you,</w:t>
-      </w:r>
-      <w:r>
-        <w:t xml:space="preserve">”</w:t>
-      </w:r>
-      <w:r>
-        <w:t xml:space="preserve"> </w:t>
-      </w:r>
-      <w:r>
-        <w:t xml:space="preserve">with Go Pro or</w:t>
-      </w:r>
-      <w:r>
-        <w:t xml:space="preserve"> </w:t>
-      </w:r>
-      <w:r>
-        <w:t xml:space="preserve">“</w:t>
-      </w:r>
-      <w:r>
-        <w:t xml:space="preserve">Not now, I’ll type this one myself.</w:t>
-      </w:r>
-      <w:r>
-        <w:t xml:space="preserve">”</w:t>
-      </w:r>
-      <w:r>
-        <w:t xml:space="preserve"> </w:t>
-      </w:r>
-      <w:r>
-        <w:t xml:space="preserve">Never before they’ve seen it work.</w:t>
-      </w:r>
-    </w:p>
-    <w:p>
-      <w:pPr>
-        <w:pStyle w:val="BodyText"/>
+        <w:t xml:space="preserve">Pretend new seller (weekly, Mondays; Run now on Operations):</w:t>
+      </w:r>
+      <w:r>
+        <w:t xml:space="preserve"> </w:t>
+      </w:r>
+      <w:r>
+        <w:t xml:space="preserve">a robot does the whole new-person path on the live site: try it free with a real photo → keep it → sign up → its first draft appears → signs in → adds another item with a photo → sends for review → approved → a signed-out shopper opens it → then it deletes everything it made. If any step breaks, staff get an alert naming the step. Its very first run found that the AI tools were failing (below).</w:t>
+      </w:r>
+    </w:p>
+    <w:p>
+      <w:pPr>
+        <w:numPr>
+          <w:ilvl w:val="0"/>
+          <w:numId w:val="1014"/>
+        </w:numPr>
+        <w:pStyle w:val="Compact"/>
       </w:pPr>
       <w:r>
         <w:rPr>
           <w:bCs/>
           <w:b/>
         </w:rPr>
-        <w:t xml:space="preserve">Simple menus.</w:t>
-      </w:r>
-      <w:r>
-        <w:t xml:space="preserve"> </w:t>
-      </w:r>
-      <w:r>
-        <w:t xml:space="preserve">Sellers see 4 big tabs:</w:t>
-      </w:r>
-      <w:r>
-        <w:t xml:space="preserve"> </w:t>
-      </w:r>
+        <w:t xml:space="preserve">Morning page sweep:</w:t>
+      </w:r>
+      <w:r>
+        <w:t xml:space="preserve"> </w:t>
+      </w:r>
+      <w:r>
+        <w:t xml:space="preserve">every page in the sitemap plus the feeds, opened as a signed-out shopper.</w:t>
+      </w:r>
+    </w:p>
+    <w:p>
+      <w:pPr>
+        <w:numPr>
+          <w:ilvl w:val="0"/>
+          <w:numId w:val="1014"/>
+        </w:numPr>
+        <w:pStyle w:val="Compact"/>
+      </w:pPr>
       <w:r>
         <w:rPr>
           <w:bCs/>
           <w:b/>
         </w:rPr>
-        <w:t xml:space="preserve">➕ Sell · 📦 My stuff · 💬 Messages · 💵 Money</w:t>
-      </w:r>
-      <w:r>
-        <w:t xml:space="preserve">. Everything else is under</w:t>
-      </w:r>
-      <w:r>
-        <w:t xml:space="preserve"> </w:t>
-      </w:r>
+        <w:t xml:space="preserve">Morning AI test:</w:t>
+      </w:r>
+      <w:r>
+        <w:t xml:space="preserve"> </w:t>
+      </w:r>
+      <w:r>
+        <w:t xml:space="preserve">a real structured AI call like the tools make; alerts if the AI tools stop answering.</w:t>
+      </w:r>
+    </w:p>
+    <w:p>
+      <w:pPr>
+        <w:numPr>
+          <w:ilvl w:val="0"/>
+          <w:numId w:val="1014"/>
+        </w:numPr>
+        <w:pStyle w:val="Compact"/>
+      </w:pPr>
       <w:r>
         <w:rPr>
           <w:bCs/>
           <w:b/>
         </w:rPr>
-        <w:t xml:space="preserve">☰ More</w:t>
-      </w:r>
-      <w:r>
-        <w:t xml:space="preserve">, grouped (Selling: Orders, Offers, AI tools, List a whole pile · You: Profile &amp; alerts, Year summary, Pro, See the store, Help). When an order or offer needs them, a green bar across the top says so (</w:t>
-      </w:r>
-      <w:r>
-        <w:t xml:space="preserve">“</w:t>
-      </w:r>
-      <w:r>
-        <w:t xml:space="preserve">🛒 Someone bought something! Tap to see what to do.</w:t>
-      </w:r>
-      <w:r>
-        <w:t xml:space="preserve">”</w:t>
-      </w:r>
-      <w:r>
-        <w:t xml:space="preserve">). Staff see 6 tabs (Inventory, Add, Inbox, Orders, Review, Operations) and More in three groups: Selling · Store &amp; people · Run the business.</w:t>
-      </w:r>
-    </w:p>
-    <w:p>
-      <w:pPr>
-        <w:pStyle w:val="BodyText"/>
+        <w:t xml:space="preserve">Where new people drop off (Operations):</w:t>
+      </w:r>
+      <w:r>
+        <w:t xml:space="preserve"> </w:t>
+      </w:r>
+      <w:r>
+        <w:t xml:space="preserve">bars for Tried it free → Kept it → Seller accounts → Added an item → Has something live → Made a sale → Paying Pro, with the % that made it from each step to the next.</w:t>
+      </w:r>
+    </w:p>
+    <w:p>
+      <w:pPr>
+        <w:pStyle w:val="FirstParagraph"/>
       </w:pPr>
       <w:r>
         <w:rPr>
           <w:bCs/>
           <w:b/>
         </w:rPr>
-        <w:t xml:space="preserve">Plain-English sign-up.</w:t>
-      </w:r>
-      <w:r>
-        <w:t xml:space="preserve"> </w:t>
-      </w:r>
-      <w:r>
-        <w:t xml:space="preserve">“</w:t>
-      </w:r>
-      <w:r>
-        <w:t xml:space="preserve">Start selling, free</w:t>
-      </w:r>
-      <w:r>
-        <w:t xml:space="preserve">”</w:t>
-      </w:r>
-      <w:r>
-        <w:t xml:space="preserve"> </w:t>
-      </w:r>
-      <w:r>
-        <w:t xml:space="preserve">/</w:t>
-      </w:r>
-      <w:r>
-        <w:t xml:space="preserve"> </w:t>
-      </w:r>
-      <w:r>
-        <w:t xml:space="preserve">“</w:t>
-      </w:r>
-      <w:r>
-        <w:t xml:space="preserve">Keep your listing</w:t>
-      </w:r>
-      <w:r>
-        <w:t xml:space="preserve">”</w:t>
-      </w:r>
-      <w:r>
-        <w:t xml:space="preserve">; no</w:t>
-      </w:r>
-      <w:r>
-        <w:t xml:space="preserve"> </w:t>
-      </w:r>
-      <w:r>
-        <w:t xml:space="preserve">“</w:t>
-      </w:r>
-      <w:r>
-        <w:t xml:space="preserve">consignor</w:t>
-      </w:r>
-      <w:r>
-        <w:t xml:space="preserve">”</w:t>
-      </w:r>
-      <w:r>
-        <w:t xml:space="preserve"> </w:t>
-      </w:r>
-      <w:r>
-        <w:t xml:space="preserve">anywhere a newcomer looks.</w:t>
-      </w:r>
-    </w:p>
-    <w:p>
-      <w:pPr>
-        <w:pStyle w:val="BodyText"/>
-      </w:pPr>
+        <w:t xml:space="preserve">Fixed while testing (Oct 1).</w:t>
+      </w:r>
+      <w:r>
+        <w:t xml:space="preserve"> </w:t>
+      </w:r>
+      <w:r>
+        <w:t xml:space="preserve">The AI model in use stopped accepting the way several tools asked for their answer, so</w:t>
+      </w:r>
+      <w:r>
+        <w:t xml:space="preserve"> </w:t>
+      </w:r>
       <w:r>
         <w:rPr>
           <w:bCs/>
           <w:b/>
         </w:rPr>
-        <w:t xml:space="preserve">Checks that now run by themselves.</w:t>
-      </w:r>
-      <w:r>
-        <w:t xml:space="preserve"> </w:t>
-      </w:r>
-      <w:r>
-        <w:t xml:space="preserve">-</w:t>
-      </w:r>
-      <w:r>
-        <w:t xml:space="preserve"> </w:t>
-      </w:r>
+        <w:t xml:space="preserve">What's it worth?, Sort the pile, Buy or pass?, the weight guess and try-it-free were all failing</w:t>
+      </w:r>
+      <w:r>
+        <w:t xml:space="preserve"> </w:t>
+      </w:r>
+      <w:r>
+        <w:t xml:space="preserve">(7 real Sort-the-pile attempts failed between 12:45 and 12:48 PM; credits were refunded automatically). All of them now go through one shared helper that asks the way the model accepts.</w:t>
+      </w:r>
+    </w:p>
+    <w:p>
+      <w:pPr>
+        <w:pStyle w:val="BodyText"/>
+      </w:pPr>
       <w:r>
         <w:rPr>
           <w:bCs/>
           <w:b/>
         </w:rPr>
-        <w:t xml:space="preserve">Pretend new seller (weekly, Mondays; Run now on Operations):</w:t>
-      </w:r>
-      <w:r>
-        <w:t xml:space="preserve"> </w:t>
-      </w:r>
-      <w:r>
-        <w:t xml:space="preserve">a robot does the whole new-person path on the live site: try it free with a real photo → keep it → sign up → its first draft appears → signs in → adds another item with a photo → sends for review → approved → a signed-out shopper opens it → then it deletes everything it made. If any step breaks, staff get an alert naming the step. Its very first run found that the AI tools were failing (below).</w:t>
-      </w:r>
-      <w:r>
-        <w:t xml:space="preserve"> </w:t>
-      </w:r>
-      <w:r>
-        <w:t xml:space="preserve">-</w:t>
-      </w:r>
-      <w:r>
-        <w:t xml:space="preserve"> </w:t>
-      </w:r>
-      <w:r>
-        <w:rPr>
-          <w:bCs/>
-          <w:b/>
-        </w:rPr>
-        <w:t xml:space="preserve">Morning page sweep:</w:t>
-      </w:r>
-      <w:r>
-        <w:t xml:space="preserve"> </w:t>
-      </w:r>
-      <w:r>
-        <w:t xml:space="preserve">every page in the sitemap plus the feeds, opened as a signed-out shopper.</w:t>
-      </w:r>
-      <w:r>
-        <w:t xml:space="preserve"> </w:t>
-      </w:r>
-      <w:r>
-        <w:t xml:space="preserve">-</w:t>
-      </w:r>
-      <w:r>
-        <w:t xml:space="preserve"> </w:t>
-      </w:r>
-      <w:r>
-        <w:rPr>
-          <w:bCs/>
-          <w:b/>
-        </w:rPr>
-        <w:t xml:space="preserve">Morning AI test:</w:t>
-      </w:r>
-      <w:r>
-        <w:t xml:space="preserve"> </w:t>
-      </w:r>
-      <w:r>
-        <w:t xml:space="preserve">a real structured AI call like the tools make; alerts if the AI tools stop answering.</w:t>
-      </w:r>
-      <w:r>
-        <w:t xml:space="preserve"> </w:t>
-      </w:r>
-      <w:r>
-        <w:t xml:space="preserve">-</w:t>
-      </w:r>
-      <w:r>
-        <w:t xml:space="preserve"> </w:t>
-      </w:r>
-      <w:r>
-        <w:rPr>
-          <w:bCs/>
-          <w:b/>
-        </w:rPr>
-        <w:t xml:space="preserve">Where new people drop off (Operations):</w:t>
-      </w:r>
-      <w:r>
-        <w:t xml:space="preserve"> </w:t>
-      </w:r>
-      <w:r>
-        <w:t xml:space="preserve">bars for Tried it free → Kept it → Seller accounts → Added an item → Has something live → Made a sale → Paying Pro, with the % that made it from each step to the next.</w:t>
-      </w:r>
-    </w:p>
-    <w:p>
-      <w:pPr>
-        <w:pStyle w:val="BodyText"/>
-      </w:pPr>
-      <w:r>
-        <w:rPr>
-          <w:bCs/>
-          <w:b/>
-        </w:rPr>
-        <w:t xml:space="preserve">Fixed while testing (Oct 1).</w:t>
-      </w:r>
-      <w:r>
-        <w:t xml:space="preserve"> </w:t>
-      </w:r>
-      <w:r>
-        <w:t xml:space="preserve">The AI model in use stopped accepting the way several tools asked for their answer, so</w:t>
-      </w:r>
-      <w:r>
-        <w:t xml:space="preserve"> </w:t>
-      </w:r>
-      <w:r>
-        <w:rPr>
-          <w:bCs/>
-          <w:b/>
-        </w:rPr>
-        <w:t xml:space="preserve">What’s it worth?, Sort the pile, Buy or pass?, the weight guess and try-it-free were all failing</w:t>
-      </w:r>
-      <w:r>
-        <w:t xml:space="preserve"> </w:t>
-      </w:r>
-      <w:r>
-        <w:t xml:space="preserve">(7 real Sort-the-pile attempts failed between 12:45 and 12:48 PM; credits were refunded automatically). All of them now go through one shared helper that asks the way the model accepts.</w:t>
-      </w:r>
-    </w:p>
-    <w:p>
-      <w:pPr>
-        <w:pStyle w:val="BodyText"/>
-      </w:pPr>
-      <w:r>
-        <w:rPr>
-          <w:bCs/>
-          <w:b/>
-        </w:rPr>
         <w:t xml:space="preserve">Also fixed Oct 1:</w:t>
       </w:r>
       <w:r>
         <w:t xml:space="preserve"> </w:t>
       </w:r>
       <w:r>
-        <w:t xml:space="preserve">the Google Shopping feed (what Merchant Center reads), the new-items feed and the sitemap were being saved once at build time, and the last build saved an empty Google feed. They’re now made fresh on request (cached at the edge for 15 to 30 minutes), and if the database ever doesn’t answer they return</w:t>
-      </w:r>
-      <w:r>
-        <w:t xml:space="preserve"> </w:t>
-      </w:r>
-      <w:r>
-        <w:t xml:space="preserve">“</w:t>
-      </w:r>
-      <w:r>
-        <w:t xml:space="preserve">try again later</w:t>
-      </w:r>
-      <w:r>
-        <w:t xml:space="preserve">”</w:t>
-      </w:r>
-      <w:r>
-        <w:t xml:space="preserve"> </w:t>
-      </w:r>
-      <w:r>
-        <w:t xml:space="preserve">instead of an empty list, so Google keeps its last good copy. The morning sweep checks that both feeds have items.</w:t>
-      </w:r>
-    </w:p>
-    <w:bookmarkEnd w:id="32"/>
-    <w:bookmarkStart w:id="33" w:name="winning-thrift-shoppers-oct-1-2026"/>
+        <w:t xml:space="preserve">the Google Shopping feed (what Merchant Center reads), the new-items feed and the sitemap were being saved once at build time, and the last build saved an empty Google feed. They're now made fresh on request (cached at the edge for 15 to 30 minutes), and if the database ever doesn't answer they return "try again later" instead of an empty list, so Google keeps its last good copy. The morning sweep checks that both feeds have items.</w:t>
+      </w:r>
+    </w:p>
+    <w:bookmarkEnd w:id="40"/>
+    <w:bookmarkStart w:id="41" w:name="winning-thrift-shoppers-oct-1-2026"/>
     <w:p>
       <w:pPr>
         <w:pStyle w:val="Heading2"/>
@@ -6729,8 +6471,26 @@
         <w:t xml:space="preserve">.</w:t>
       </w:r>
     </w:p>
-    <w:bookmarkEnd w:id="33"/>
-    <w:bookmarkEnd w:id="34"/>
+    <w:bookmarkEnd w:id="41"/>
+    <w:bookmarkStart w:id="42" w:name="missing-a-part-find-it-oct-2-2026"/>
+    <w:p>
+      <w:pPr>
+        <w:pStyle w:val="Heading2"/>
+      </w:pPr>
+      <w:r>
+        <w:t xml:space="preserve">Missing a part? Find it (Oct 2, 2026)</w:t>
+      </w:r>
+    </w:p>
+    <w:p>
+      <w:pPr>
+        <w:pStyle w:val="FirstParagraph"/>
+      </w:pPr>
+      <w:r>
+        <w:t xml:space="preserve">Every lookup now spots missing or worn-out parts, such as a purifier with no filter. It shows the part number, what the part costs and what the item is worth with it, then links straight to the part on Amazon and eBay. The buyer fixes the item and makes more, and those links earn affiliate commissions once the Amazon and eBay accounts are approved. That's a new revenue stream at zero cost.</w:t>
+      </w:r>
+    </w:p>
+    <w:bookmarkEnd w:id="42"/>
+    <w:bookmarkEnd w:id="43"/>
     <w:sectPr/>
   </w:body>
 </w:document>
@@ -7005,6 +6765,30 @@
     <w:abstractNumId w:val="991"/>
   </w:num>
   <w:num w:numId="1002">
+    <w:abstractNumId w:val="991"/>
+  </w:num>
+  <w:num w:numId="1003">
+    <w:abstractNumId w:val="991"/>
+  </w:num>
+  <w:num w:numId="1004">
+    <w:abstractNumId w:val="991"/>
+  </w:num>
+  <w:num w:numId="1005">
+    <w:abstractNumId w:val="991"/>
+  </w:num>
+  <w:num w:numId="1006">
+    <w:abstractNumId w:val="991"/>
+  </w:num>
+  <w:num w:numId="1007">
+    <w:abstractNumId w:val="991"/>
+  </w:num>
+  <w:num w:numId="1008">
+    <w:abstractNumId w:val="991"/>
+  </w:num>
+  <w:num w:numId="1009">
+    <w:abstractNumId w:val="991"/>
+  </w:num>
+  <w:num w:numId="1010">
     <w:abstractNumId w:val="99411"/>
     <w:lvlOverride w:ilvl="0">
       <w:startOverride w:val="1"/>
@@ -7034,13 +6818,16 @@
       <w:startOverride w:val="1"/>
     </w:lvlOverride>
   </w:num>
-  <w:num w:numId="1003">
+  <w:num w:numId="1011">
     <w:abstractNumId w:val="991"/>
   </w:num>
-  <w:num w:numId="1004">
+  <w:num w:numId="1012">
     <w:abstractNumId w:val="991"/>
   </w:num>
-  <w:num w:numId="1005">
+  <w:num w:numId="1013">
+    <w:abstractNumId w:val="991"/>
+  </w:num>
+  <w:num w:numId="1014">
     <w:abstractNumId w:val="991"/>
   </w:num>
 </w:numbering>

--- a/docs/Next_Owner_Market_White_Paper.docx
+++ b/docs/Next_Owner_Market_White_Paper.docx
@@ -2,7 +2,7 @@
 <file path=word/document.xml><?xml version="1.0" encoding="utf-8"?>
 <w:document xmlns:w="http://schemas.openxmlformats.org/wordprocessingml/2006/main" xmlns:m="http://schemas.openxmlformats.org/officeDocument/2006/math" xmlns:r="http://schemas.openxmlformats.org/officeDocument/2006/relationships" xmlns:o="urn:schemas-microsoft-com:office:office" xmlns:v="urn:schemas-microsoft-com:vml" xmlns:w10="urn:schemas-microsoft-com:office:word" xmlns:a="http://schemas.openxmlformats.org/drawingml/2006/main" xmlns:pic="http://schemas.openxmlformats.org/drawingml/2006/picture" xmlns:wp="http://schemas.openxmlformats.org/drawingml/2006/wordprocessingDrawing">
   <w:body>
-    <w:bookmarkStart w:id="43" w:name="X81c8756351f7998ee55fd6ccc97c5b852170468"/>
+    <w:bookmarkStart w:id="44" w:name="X81c8756351f7998ee55fd6ccc97c5b852170468"/>
     <w:p>
       <w:pPr>
         <w:pStyle w:val="Heading1"/>
@@ -6490,7 +6490,83 @@
       </w:r>
     </w:p>
     <w:bookmarkEnd w:id="42"/>
+    <w:bookmarkStart w:id="43" w:name="X3a64fc6dd5c5a45725da7475fd6171ed02502c1"/>
+    <w:p>
+      <w:pPr>
+        <w:pStyle w:val="Heading2"/>
+      </w:pPr>
+      <w:r>
+        <w:t xml:space="preserve">Write my listing, photo touch-up and lots (Oct 2, 2026)</w:t>
+      </w:r>
+    </w:p>
+    <w:p>
+      <w:pPr>
+        <w:numPr>
+          <w:ilvl w:val="0"/>
+          <w:numId w:val="1015"/>
+        </w:numPr>
+        <w:pStyle w:val="Compact"/>
+      </w:pPr>
+      <w:r>
+        <w:rPr>
+          <w:bCs/>
+          <w:b/>
+        </w:rPr>
+        <w:t xml:space="preserve">One tap from a value to a finished listing,</w:t>
+      </w:r>
+      <w:r>
+        <w:t xml:space="preserve"> </w:t>
+      </w:r>
+      <w:r>
+        <w:t xml:space="preserve">with the Facebook post ready to paste plus 8 more sites.</w:t>
+      </w:r>
+    </w:p>
+    <w:p>
+      <w:pPr>
+        <w:numPr>
+          <w:ilvl w:val="0"/>
+          <w:numId w:val="1015"/>
+        </w:numPr>
+        <w:pStyle w:val="Compact"/>
+      </w:pPr>
+      <w:r>
+        <w:rPr>
+          <w:bCs/>
+          <w:b/>
+        </w:rPr>
+        <w:t xml:space="preserve">A free photo touch-up</w:t>
+      </w:r>
+      <w:r>
+        <w:t xml:space="preserve"> </w:t>
+      </w:r>
+      <w:r>
+        <w:t xml:space="preserve">that cleans dust and dull light off photos on the phone, so thousands of warehouse items can be listed now and cleaned only when they sell.</w:t>
+      </w:r>
+    </w:p>
+    <w:p>
+      <w:pPr>
+        <w:numPr>
+          <w:ilvl w:val="0"/>
+          <w:numId w:val="1015"/>
+        </w:numPr>
+        <w:pStyle w:val="Compact"/>
+      </w:pPr>
+      <w:r>
+        <w:rPr>
+          <w:bCs/>
+          <w:b/>
+        </w:rPr>
+        <w:t xml:space="preserve">Lot pricing:</w:t>
+      </w:r>
+      <w:r>
+        <w:t xml:space="preserve"> </w:t>
+      </w:r>
+      <w:r>
+        <w:t xml:space="preserve">a stack or box gets a lot price and each piece's own value and description, with advice on which pieces to sell alone.</w:t>
+      </w:r>
+    </w:p>
     <w:bookmarkEnd w:id="43"/>
+    <w:bookmarkEnd w:id="44"/>
     <w:sectPr/>
   </w:body>
 </w:document>
@@ -6828,6 +6904,9 @@
     <w:abstractNumId w:val="991"/>
   </w:num>
   <w:num w:numId="1014">
+    <w:abstractNumId w:val="991"/>
+  </w:num>
+  <w:num w:numId="1015">
     <w:abstractNumId w:val="991"/>
   </w:num>
 </w:numbering>

--- a/docs/Next_Owner_Market_White_Paper.docx
+++ b/docs/Next_Owner_Market_White_Paper.docx
@@ -2,7 +2,7 @@
 <file path=word/document.xml><?xml version="1.0" encoding="utf-8"?>
 <w:document xmlns:w="http://schemas.openxmlformats.org/wordprocessingml/2006/main" xmlns:m="http://schemas.openxmlformats.org/officeDocument/2006/math" xmlns:r="http://schemas.openxmlformats.org/officeDocument/2006/relationships" xmlns:o="urn:schemas-microsoft-com:office:office" xmlns:v="urn:schemas-microsoft-com:vml" xmlns:w10="urn:schemas-microsoft-com:office:word" xmlns:a="http://schemas.openxmlformats.org/drawingml/2006/main" xmlns:pic="http://schemas.openxmlformats.org/drawingml/2006/picture" xmlns:wp="http://schemas.openxmlformats.org/drawingml/2006/wordprocessingDrawing">
   <w:body>
-    <w:bookmarkStart w:id="44" w:name="X81c8756351f7998ee55fd6ccc97c5b852170468"/>
+    <w:bookmarkStart w:id="45" w:name="X81c8756351f7998ee55fd6ccc97c5b852170468"/>
     <w:p>
       <w:pPr>
         <w:pStyle w:val="Heading1"/>
@@ -6566,7 +6566,105 @@
       </w:r>
     </w:p>
     <w:bookmarkEnd w:id="43"/>
+    <w:bookmarkStart w:id="44" w:name="X94046da70d9062ace89b3b4bcef9c6a1e54c4fd"/>
+    <w:p>
+      <w:pPr>
+        <w:pStyle w:val="Heading2"/>
+      </w:pPr>
+      <w:r>
+        <w:t xml:space="preserve">Pricing that always makes money (Oct 2, 2026)</w:t>
+      </w:r>
+    </w:p>
+    <w:p>
+      <w:pPr>
+        <w:numPr>
+          <w:ilvl w:val="0"/>
+          <w:numId w:val="1016"/>
+        </w:numPr>
+        <w:pStyle w:val="Compact"/>
+      </w:pPr>
+      <w:r>
+        <w:rPr>
+          <w:bCs/>
+          <w:b/>
+        </w:rPr>
+        <w:t xml:space="preserve">Pro stays $15, with 300 AI uses a month.</w:t>
+      </w:r>
+      <w:r>
+        <w:t xml:space="preserve"> </w:t>
+      </w:r>
+      <w:r>
+        <w:t xml:space="preserve">A typical member uses about 150. A full 300-use month costs us about $5–7 of AI (after the photo-size cut), so every Pro member is profitable.</w:t>
+      </w:r>
+    </w:p>
+    <w:p>
+      <w:pPr>
+        <w:numPr>
+          <w:ilvl w:val="0"/>
+          <w:numId w:val="1016"/>
+        </w:numPr>
+        <w:pStyle w:val="Compact"/>
+      </w:pPr>
+      <w:r>
+        <w:rPr>
+          <w:bCs/>
+          <w:b/>
+        </w:rPr>
+        <w:t xml:space="preserve">Power Seller is $39 for 1,000 uses.</w:t>
+      </w:r>
+      <w:r>
+        <w:t xml:space="preserve"> </w:t>
+      </w:r>
+      <w:r>
+        <w:t xml:space="preserve">Packs of extra uses (100 for $6.99, 300 for $14.99) never expire and keep 35–50% after costs.</w:t>
+      </w:r>
+    </w:p>
+    <w:p>
+      <w:pPr>
+        <w:numPr>
+          <w:ilvl w:val="0"/>
+          <w:numId w:val="1016"/>
+        </w:numPr>
+        <w:pStyle w:val="Compact"/>
+      </w:pPr>
+      <w:r>
+        <w:rPr>
+          <w:bCs/>
+          <w:b/>
+        </w:rPr>
+        <w:t xml:space="preserve">Thrift Pro is $3.99</w:t>
+      </w:r>
+      <w:r>
+        <w:t xml:space="preserve"> </w:t>
+      </w:r>
+      <w:r>
+        <w:t xml:space="preserve">with fair use of 30 checks a day.</w:t>
+      </w:r>
+    </w:p>
+    <w:p>
+      <w:pPr>
+        <w:numPr>
+          <w:ilvl w:val="0"/>
+          <w:numId w:val="1016"/>
+        </w:numPr>
+        <w:pStyle w:val="Compact"/>
+      </w:pPr>
+      <w:r>
+        <w:rPr>
+          <w:bCs/>
+          <w:b/>
+        </w:rPr>
+        <w:t xml:space="preserve">Every AI call's real cost is logged.</w:t>
+      </w:r>
+      <w:r>
+        <w:t xml:space="preserve"> </w:t>
+      </w:r>
+      <w:r>
+        <w:t xml:space="preserve">Operations shows spending by feature and by member, and the owner gets an alert if any member passes $10 in a month.</w:t>
+      </w:r>
+    </w:p>
     <w:bookmarkEnd w:id="44"/>
+    <w:bookmarkEnd w:id="45"/>
     <w:sectPr/>
   </w:body>
 </w:document>
@@ -6907,6 +7005,9 @@
     <w:abstractNumId w:val="991"/>
   </w:num>
   <w:num w:numId="1015">
+    <w:abstractNumId w:val="991"/>
+  </w:num>
+  <w:num w:numId="1016">
     <w:abstractNumId w:val="991"/>
   </w:num>
 </w:numbering>

--- a/docs/Next_Owner_Market_White_Paper.docx
+++ b/docs/Next_Owner_Market_White_Paper.docx
@@ -2,7 +2,7 @@
 <file path=word/document.xml><?xml version="1.0" encoding="utf-8"?>
 <w:document xmlns:w="http://schemas.openxmlformats.org/wordprocessingml/2006/main" xmlns:m="http://schemas.openxmlformats.org/officeDocument/2006/math" xmlns:r="http://schemas.openxmlformats.org/officeDocument/2006/relationships" xmlns:o="urn:schemas-microsoft-com:office:office" xmlns:v="urn:schemas-microsoft-com:vml" xmlns:w10="urn:schemas-microsoft-com:office:word" xmlns:a="http://schemas.openxmlformats.org/drawingml/2006/main" xmlns:pic="http://schemas.openxmlformats.org/drawingml/2006/picture" xmlns:wp="http://schemas.openxmlformats.org/drawingml/2006/wordprocessingDrawing">
   <w:body>
-    <w:bookmarkStart w:id="45" w:name="X81c8756351f7998ee55fd6ccc97c5b852170468"/>
+    <w:bookmarkStart w:id="46" w:name="X81c8756351f7998ee55fd6ccc97c5b852170468"/>
     <w:p>
       <w:pPr>
         <w:pStyle w:val="Heading1"/>
@@ -6664,7 +6664,61 @@
       </w:r>
     </w:p>
     <w:bookmarkEnd w:id="44"/>
+    <w:bookmarkStart w:id="45" w:name="X088d96c855010eb256d66856ee75eae022673ac"/>
+    <w:p>
+      <w:pPr>
+        <w:pStyle w:val="Heading2"/>
+      </w:pPr>
+      <w:r>
+        <w:t xml:space="preserve">As-is versus cleaned versus tested, and saved lookups (Oct 2, 2026)</w:t>
+      </w:r>
+    </w:p>
+    <w:p>
+      <w:pPr>
+        <w:numPr>
+          <w:ilvl w:val="0"/>
+          <w:numId w:val="1017"/>
+        </w:numPr>
+        <w:pStyle w:val="Compact"/>
+      </w:pPr>
+      <w:r>
+        <w:rPr>
+          <w:bCs/>
+          <w:b/>
+        </w:rPr>
+        <w:t xml:space="preserve">Every lookup prices the item honestly as-is,</w:t>
+      </w:r>
+      <w:r>
+        <w:t xml:space="preserve"> </w:t>
+      </w:r>
+      <w:r>
+        <w:t xml:space="preserve">then shows what a wipe-down or a working test adds. For example, 6 satellite receivers go from $60–180 as-is to $180–480 cleaned and tested. Sellers see which items are worth 10 minutes of work.</w:t>
+      </w:r>
+    </w:p>
+    <w:p>
+      <w:pPr>
+        <w:numPr>
+          <w:ilvl w:val="0"/>
+          <w:numId w:val="1017"/>
+        </w:numPr>
+        <w:pStyle w:val="Compact"/>
+      </w:pPr>
+      <w:r>
+        <w:rPr>
+          <w:bCs/>
+          <w:b/>
+        </w:rPr>
+        <w:t xml:space="preserve">Everything checked is saved in My lookups</w:t>
+      </w:r>
+      <w:r>
+        <w:t xml:space="preserve"> </w:t>
+      </w:r>
+      <w:r>
+        <w:t xml:space="preserve">until deleted. A warehouse owner can value a whole pallet, then list one item or all of them with one tap.</w:t>
+      </w:r>
+    </w:p>
     <w:bookmarkEnd w:id="45"/>
+    <w:bookmarkEnd w:id="46"/>
     <w:sectPr/>
   </w:body>
 </w:document>
@@ -7008,6 +7062,9 @@
     <w:abstractNumId w:val="991"/>
   </w:num>
   <w:num w:numId="1016">
+    <w:abstractNumId w:val="991"/>
+  </w:num>
+  <w:num w:numId="1017">
     <w:abstractNumId w:val="991"/>
   </w:num>
 </w:numbering>

--- a/docs/Next_Owner_Market_White_Paper.docx
+++ b/docs/Next_Owner_Market_White_Paper.docx
@@ -2004,7 +2004,7 @@
         <w:t xml:space="preserve"> </w:t>
       </w:r>
       <w:r>
-        <w:t xml:space="preserve">removes phones/emails/payment handles from non-staff listings; new-seller caps (5 listings / $500 until 3 completed sales); free cap 10 live;</w:t>
+        <w:t xml:space="preserve">removes phones/emails/payment handles from non-staff listings; free cap 10 live (paying members unlimited; the new-seller cap was removed Oct 3, 2026);</w:t>
       </w:r>
       <w:r>
         <w:t xml:space="preserve"> </w:t>

--- a/docs/Next_Owner_Market_White_Paper.docx
+++ b/docs/Next_Owner_Market_White_Paper.docx
@@ -2,7 +2,7 @@
 <file path=word/document.xml><?xml version="1.0" encoding="utf-8"?>
 <w:document xmlns:w="http://schemas.openxmlformats.org/wordprocessingml/2006/main" xmlns:m="http://schemas.openxmlformats.org/officeDocument/2006/math" xmlns:r="http://schemas.openxmlformats.org/officeDocument/2006/relationships" xmlns:o="urn:schemas-microsoft-com:office:office" xmlns:v="urn:schemas-microsoft-com:vml" xmlns:w10="urn:schemas-microsoft-com:office:word" xmlns:a="http://schemas.openxmlformats.org/drawingml/2006/main" xmlns:pic="http://schemas.openxmlformats.org/drawingml/2006/picture" xmlns:wp="http://schemas.openxmlformats.org/drawingml/2006/wordprocessingDrawing">
   <w:body>
-    <w:bookmarkStart w:id="46" w:name="X81c8756351f7998ee55fd6ccc97c5b852170468"/>
+    <w:bookmarkStart w:id="47" w:name="X81c8756351f7998ee55fd6ccc97c5b852170468"/>
     <w:p>
       <w:pPr>
         <w:pStyle w:val="Heading1"/>
@@ -6718,7 +6718,25 @@
       </w:r>
     </w:p>
     <w:bookmarkEnd w:id="45"/>
+    <w:bookmarkStart w:id="46" w:name="X3db62d0a3b6207cc65f6c603e60ee2507d2f9f2"/>
+    <w:p>
+      <w:pPr>
+        <w:pStyle w:val="Heading2"/>
+      </w:pPr>
+      <w:r>
+        <w:t xml:space="preserve">Trust pages and Google Shopping (Oct 5, 2026)</w:t>
+      </w:r>
+    </w:p>
+    <w:p>
+      <w:pPr>
+        <w:pStyle w:val="FirstParagraph"/>
+      </w:pPr>
+      <w:r>
+        <w:t xml:space="preserve">The site now has Contact, About, Returns and Shipping pages, linked from every page. The Google Shopping feed lists only the items Next Owner Market sells and ships itself, with honest shipping and condition. That follows Google's rules for a standard (non-marketplace) account.</w:t>
+      </w:r>
+    </w:p>
     <w:bookmarkEnd w:id="46"/>
+    <w:bookmarkEnd w:id="47"/>
     <w:sectPr/>
   </w:body>
 </w:document>

--- a/docs/Next_Owner_Market_White_Paper.docx
+++ b/docs/Next_Owner_Market_White_Paper.docx
@@ -2,7 +2,7 @@
 <file path=word/document.xml><?xml version="1.0" encoding="utf-8"?>
 <w:document xmlns:w="http://schemas.openxmlformats.org/wordprocessingml/2006/main" xmlns:m="http://schemas.openxmlformats.org/officeDocument/2006/math" xmlns:r="http://schemas.openxmlformats.org/officeDocument/2006/relationships" xmlns:o="urn:schemas-microsoft-com:office:office" xmlns:v="urn:schemas-microsoft-com:vml" xmlns:w10="urn:schemas-microsoft-com:office:word" xmlns:a="http://schemas.openxmlformats.org/drawingml/2006/main" xmlns:pic="http://schemas.openxmlformats.org/drawingml/2006/picture" xmlns:wp="http://schemas.openxmlformats.org/drawingml/2006/wordprocessingDrawing">
   <w:body>
-    <w:bookmarkStart w:id="47" w:name="X81c8756351f7998ee55fd6ccc97c5b852170468"/>
+    <w:bookmarkStart w:id="48" w:name="X81c8756351f7998ee55fd6ccc97c5b852170468"/>
     <w:p>
       <w:pPr>
         <w:pStyle w:val="Heading1"/>
@@ -2872,12 +2872,415 @@
       </w:r>
     </w:p>
     <w:bookmarkEnd w:id="32"/>
-    <w:bookmarkStart w:id="33" w:name="X9da455c8d62eae440d551427a991aa947ed1aab"/>
+    <w:bookmarkStart w:id="33" w:name="X877ddc4ffcd6437ccf6f90a44ef8bd212e597ae"/>
     <w:p>
       <w:pPr>
         <w:pStyle w:val="Heading2"/>
       </w:pPr>
       <w:r>
+        <w:t xml:space="preserve">5b. Find it for less (Oct 9, 2026)</w:t>
+      </w:r>
+    </w:p>
+    <w:p>
+      <w:pPr>
+        <w:numPr>
+          <w:ilvl w:val="0"/>
+          <w:numId w:val="1009"/>
+        </w:numPr>
+        <w:pStyle w:val="Compact"/>
+      </w:pPr>
+      <w:r>
+        <w:rPr>
+          <w:rStyle w:val="VerbatimChar"/>
+        </w:rPr>
+        <w:t xml:space="preserve">src/lib/find.ts</w:t>
+      </w:r>
+      <w:r>
+        <w:t xml:space="preserve"> </w:t>
+      </w:r>
+      <w:r>
+        <w:rPr>
+          <w:rStyle w:val="VerbatimChar"/>
+        </w:rPr>
+        <w:t xml:space="preserve">findItForLess()</w:t>
+      </w:r>
+      <w:r>
+        <w:t xml:space="preserve">: one Messages call with two tools, Anthropic's server-side</w:t>
+      </w:r>
+      <w:r>
+        <w:t xml:space="preserve"> </w:t>
+      </w:r>
+      <w:r>
+        <w:rPr>
+          <w:rStyle w:val="VerbatimChar"/>
+        </w:rPr>
+        <w:t xml:space="preserve">web_search_20250305</w:t>
+      </w:r>
+      <w:r>
+        <w:t xml:space="preserve"> </w:t>
+      </w:r>
+      <w:r>
+        <w:t xml:space="preserve">(max 5 uses, US location) and our</w:t>
+      </w:r>
+      <w:r>
+        <w:t xml:space="preserve"> </w:t>
+      </w:r>
+      <w:r>
+        <w:rPr>
+          <w:rStyle w:val="VerbatimChar"/>
+        </w:rPr>
+        <w:t xml:space="preserve">record_results</w:t>
+      </w:r>
+      <w:r>
+        <w:t xml:space="preserve">. Loops on</w:t>
+      </w:r>
+      <w:r>
+        <w:t xml:space="preserve"> </w:t>
+      </w:r>
+      <w:r>
+        <w:rPr>
+          <w:rStyle w:val="VerbatimChar"/>
+        </w:rPr>
+        <w:t xml:space="preserve">pause_turn</w:t>
+      </w:r>
+      <w:r>
+        <w:t xml:space="preserve">, nudges once if it ends without a result, forces</w:t>
+      </w:r>
+      <w:r>
+        <w:t xml:space="preserve"> </w:t>
+      </w:r>
+      <w:r>
+        <w:rPr>
+          <w:rStyle w:val="VerbatimChar"/>
+        </w:rPr>
+        <w:t xml:space="preserve">record_results</w:t>
+      </w:r>
+      <w:r>
+        <w:t xml:space="preserve"> </w:t>
+      </w:r>
+      <w:r>
+        <w:t xml:space="preserve">after 3 rounds. Every search-result URL is collected; an option's URL is kept only if it was in those results, otherwise it becomes that store's search URL (</w:t>
+      </w:r>
+      <w:r>
+        <w:rPr>
+          <w:rStyle w:val="VerbatimChar"/>
+        </w:rPr>
+        <w:t xml:space="preserve">KNOWN_STORES</w:t>
+      </w:r>
+      <w:r>
+        <w:t xml:space="preserve">) or Google Shopping. Amazon/eBay links get affiliate tags from</w:t>
+      </w:r>
+      <w:r>
+        <w:t xml:space="preserve"> </w:t>
+      </w:r>
+      <w:r>
+        <w:rPr>
+          <w:rStyle w:val="VerbatimChar"/>
+        </w:rPr>
+        <w:t xml:space="preserve">tags()</w:t>
+      </w:r>
+      <w:r>
+        <w:t xml:space="preserve"> </w:t>
+      </w:r>
+      <w:r>
+        <w:t xml:space="preserve">(src/lib/parts.ts). All AI text goes through</w:t>
+      </w:r>
+      <w:r>
+        <w:t xml:space="preserve"> </w:t>
+      </w:r>
+      <w:r>
+        <w:rPr>
+          <w:rStyle w:val="VerbatimChar"/>
+        </w:rPr>
+        <w:t xml:space="preserve">cleanAiTells()</w:t>
+      </w:r>
+      <w:r>
+        <w:t xml:space="preserve">.</w:t>
+      </w:r>
+    </w:p>
+    <w:p>
+      <w:pPr>
+        <w:numPr>
+          <w:ilvl w:val="0"/>
+          <w:numId w:val="1009"/>
+        </w:numPr>
+        <w:pStyle w:val="Compact"/>
+      </w:pPr>
+      <w:r>
+        <w:rPr>
+          <w:rStyle w:val="VerbatimChar"/>
+        </w:rPr>
+        <w:t xml:space="preserve">costOf()</w:t>
+      </w:r>
+      <w:r>
+        <w:t xml:space="preserve"> </w:t>
+      </w:r>
+      <w:r>
+        <w:t xml:space="preserve">(src/lib/usage.ts) now adds $0.01 per</w:t>
+      </w:r>
+      <w:r>
+        <w:t xml:space="preserve"> </w:t>
+      </w:r>
+      <w:r>
+        <w:rPr>
+          <w:rStyle w:val="VerbatimChar"/>
+        </w:rPr>
+        <w:t xml:space="preserve">server_tool_use.web_search_requests</w:t>
+      </w:r>
+      <w:r>
+        <w:t xml:space="preserve">.</w:t>
+      </w:r>
+    </w:p>
+    <w:p>
+      <w:pPr>
+        <w:numPr>
+          <w:ilvl w:val="0"/>
+          <w:numId w:val="1009"/>
+        </w:numPr>
+        <w:pStyle w:val="Compact"/>
+      </w:pPr>
+      <w:r>
+        <w:rPr>
+          <w:rStyle w:val="VerbatimChar"/>
+        </w:rPr>
+        <w:t xml:space="preserve">/api/find</w:t>
+      </w:r>
+      <w:r>
+        <w:t xml:space="preserve">: signed-out caps via</w:t>
+      </w:r>
+      <w:r>
+        <w:t xml:space="preserve"> </w:t>
+      </w:r>
+      <w:r>
+        <w:rPr>
+          <w:rStyle w:val="VerbatimChar"/>
+        </w:rPr>
+        <w:t xml:space="preserve">src/lib/caps.ts</w:t>
+      </w:r>
+      <w:r>
+        <w:t xml:space="preserve"> </w:t>
+      </w:r>
+      <w:r>
+        <w:t xml:space="preserve">(</w:t>
+      </w:r>
+      <w:r>
+        <w:rPr>
+          <w:rStyle w:val="VerbatimChar"/>
+        </w:rPr>
+        <w:t xml:space="preserve">bump</w:t>
+      </w:r>
+      <w:r>
+        <w:t xml:space="preserve">,</w:t>
+      </w:r>
+      <w:r>
+        <w:t xml:space="preserve"> </w:t>
+      </w:r>
+      <w:r>
+        <w:rPr>
+          <w:rStyle w:val="VerbatimChar"/>
+        </w:rPr>
+        <w:t xml:space="preserve">ipKey</w:t>
+      </w:r>
+      <w:r>
+        <w:t xml:space="preserve">,</w:t>
+      </w:r>
+      <w:r>
+        <w:t xml:space="preserve"> </w:t>
+      </w:r>
+      <w:r>
+        <w:rPr>
+          <w:rStyle w:val="VerbatimChar"/>
+        </w:rPr>
+        <w:t xml:space="preserve">nyDay</w:t>
+      </w:r>
+      <w:r>
+        <w:t xml:space="preserve">) and a</w:t>
+      </w:r>
+      <w:r>
+        <w:t xml:space="preserve"> </w:t>
+      </w:r>
+      <w:r>
+        <w:rPr>
+          <w:rStyle w:val="VerbatimChar"/>
+        </w:rPr>
+        <w:t xml:space="preserve">nom_find</w:t>
+      </w:r>
+      <w:r>
+        <w:t xml:space="preserve"> </w:t>
+      </w:r>
+      <w:r>
+        <w:t xml:space="preserve">cookie; signed-in spends one AI use via</w:t>
+      </w:r>
+      <w:r>
+        <w:t xml:space="preserve"> </w:t>
+      </w:r>
+      <w:r>
+        <w:rPr>
+          <w:rStyle w:val="VerbatimChar"/>
+        </w:rPr>
+        <w:t xml:space="preserve">spend_ai_credit</w:t>
+      </w:r>
+      <w:r>
+        <w:t xml:space="preserve"> </w:t>
+      </w:r>
+      <w:r>
+        <w:t xml:space="preserve">and refunds on failure; outages use</w:t>
+      </w:r>
+      <w:r>
+        <w:t xml:space="preserve"> </w:t>
+      </w:r>
+      <w:r>
+        <w:rPr>
+          <w:rStyle w:val="VerbatimChar"/>
+        </w:rPr>
+        <w:t xml:space="preserve">aiServiceDown</w:t>
+      </w:r>
+      <w:r>
+        <w:t xml:space="preserve">/</w:t>
+      </w:r>
+      <w:r>
+        <w:rPr>
+          <w:rStyle w:val="VerbatimChar"/>
+        </w:rPr>
+        <w:t xml:space="preserve">reportAiDown</w:t>
+      </w:r>
+      <w:r>
+        <w:t xml:space="preserve">. Saves to</w:t>
+      </w:r>
+      <w:r>
+        <w:t xml:space="preserve"> </w:t>
+      </w:r>
+      <w:r>
+        <w:rPr>
+          <w:rStyle w:val="VerbatimChar"/>
+        </w:rPr>
+        <w:t xml:space="preserve">lookups</w:t>
+      </w:r>
+      <w:r>
+        <w:t xml:space="preserve"> </w:t>
+      </w:r>
+      <w:r>
+        <w:t xml:space="preserve">with tool</w:t>
+      </w:r>
+      <w:r>
+        <w:t xml:space="preserve"> </w:t>
+      </w:r>
+      <w:r>
+        <w:rPr>
+          <w:rStyle w:val="VerbatimChar"/>
+        </w:rPr>
+        <w:t xml:space="preserve">find</w:t>
+      </w:r>
+      <w:r>
+        <w:t xml:space="preserve"> </w:t>
+      </w:r>
+      <w:r>
+        <w:t xml:space="preserve">(migration 040 widened the check).</w:t>
+      </w:r>
+    </w:p>
+    <w:p>
+      <w:pPr>
+        <w:numPr>
+          <w:ilvl w:val="0"/>
+          <w:numId w:val="1009"/>
+        </w:numPr>
+        <w:pStyle w:val="Compact"/>
+      </w:pPr>
+      <w:r>
+        <w:rPr>
+          <w:rStyle w:val="VerbatimChar"/>
+        </w:rPr>
+        <w:t xml:space="preserve">/api/find/help</w:t>
+      </w:r>
+      <w:r>
+        <w:t xml:space="preserve">: inserts into</w:t>
+      </w:r>
+      <w:r>
+        <w:t xml:space="preserve"> </w:t>
+      </w:r>
+      <w:r>
+        <w:rPr>
+          <w:rStyle w:val="VerbatimChar"/>
+        </w:rPr>
+        <w:t xml:space="preserve">sourcing_requests</w:t>
+      </w:r>
+      <w:r>
+        <w:t xml:space="preserve"> </w:t>
+      </w:r>
+      <w:r>
+        <w:t xml:space="preserve">with</w:t>
+      </w:r>
+      <w:r>
+        <w:t xml:space="preserve"> </w:t>
+      </w:r>
+      <w:r>
+        <w:rPr>
+          <w:rStyle w:val="VerbatimChar"/>
+        </w:rPr>
+        <w:t xml:space="preserve">kind = 'find'</w:t>
+      </w:r>
+      <w:r>
+        <w:t xml:space="preserve"> </w:t>
+      </w:r>
+      <w:r>
+        <w:t xml:space="preserve">and</w:t>
+      </w:r>
+      <w:r>
+        <w:t xml:space="preserve"> </w:t>
+      </w:r>
+      <w:r>
+        <w:rPr>
+          <w:rStyle w:val="VerbatimChar"/>
+        </w:rPr>
+        <w:t xml:space="preserve">details</w:t>
+      </w:r>
+      <w:r>
+        <w:t xml:space="preserve"> </w:t>
+      </w:r>
+      <w:r>
+        <w:t xml:space="preserve">jsonb (migration 040), 5 a day per network, then</w:t>
+      </w:r>
+      <w:r>
+        <w:t xml:space="preserve"> </w:t>
+      </w:r>
+      <w:r>
+        <w:rPr>
+          <w:rStyle w:val="VerbatimChar"/>
+        </w:rPr>
+        <w:t xml:space="preserve">alertStaff()</w:t>
+      </w:r>
+      <w:r>
+        <w:t xml:space="preserve">.</w:t>
+      </w:r>
+    </w:p>
+    <w:p>
+      <w:pPr>
+        <w:numPr>
+          <w:ilvl w:val="0"/>
+          <w:numId w:val="1009"/>
+        </w:numPr>
+        <w:pStyle w:val="Compact"/>
+      </w:pPr>
+      <w:r>
+        <w:rPr>
+          <w:rStyle w:val="VerbatimChar"/>
+        </w:rPr>
+        <w:t xml:space="preserve">/find</w:t>
+      </w:r>
+      <w:r>
+        <w:t xml:space="preserve"> </w:t>
+      </w:r>
+      <w:r>
+        <w:t xml:space="preserve">page: FindClient (answer, then ShareAndAgain, then stores, Find it for me, specs, DIY). Linked from the home hero, /tools, /worth, Help, sitemap; My lookups has a Finds tab.</w:t>
+      </w:r>
+    </w:p>
+    <w:bookmarkEnd w:id="33"/>
+    <w:bookmarkStart w:id="34" w:name="X9da455c8d62eae440d551427a991aa947ed1aab"/>
+    <w:p>
+      <w:pPr>
+        <w:pStyle w:val="Heading2"/>
+      </w:pPr>
+      <w:r>
         <w:t xml:space="preserve">6. Decisions and why</w:t>
       </w:r>
     </w:p>
@@ -2885,7 +3288,7 @@
       <w:pPr>
         <w:numPr>
           <w:ilvl w:val="0"/>
-          <w:numId w:val="1009"/>
+          <w:numId w:val="1010"/>
         </w:numPr>
         <w:pStyle w:val="Compact"/>
       </w:pPr>
@@ -2914,7 +3317,7 @@
       <w:pPr>
         <w:numPr>
           <w:ilvl w:val="0"/>
-          <w:numId w:val="1009"/>
+          <w:numId w:val="1010"/>
         </w:numPr>
         <w:pStyle w:val="Compact"/>
       </w:pPr>
@@ -2933,7 +3336,7 @@
       <w:pPr>
         <w:numPr>
           <w:ilvl w:val="0"/>
-          <w:numId w:val="1009"/>
+          <w:numId w:val="1010"/>
         </w:numPr>
         <w:pStyle w:val="Compact"/>
       </w:pPr>
@@ -2962,7 +3365,7 @@
       <w:pPr>
         <w:numPr>
           <w:ilvl w:val="0"/>
-          <w:numId w:val="1009"/>
+          <w:numId w:val="1010"/>
         </w:numPr>
         <w:pStyle w:val="Compact"/>
       </w:pPr>
@@ -2984,7 +3387,7 @@
       <w:pPr>
         <w:numPr>
           <w:ilvl w:val="0"/>
-          <w:numId w:val="1009"/>
+          <w:numId w:val="1010"/>
         </w:numPr>
         <w:pStyle w:val="Compact"/>
       </w:pPr>
@@ -3003,7 +3406,7 @@
       <w:pPr>
         <w:numPr>
           <w:ilvl w:val="0"/>
-          <w:numId w:val="1009"/>
+          <w:numId w:val="1010"/>
         </w:numPr>
         <w:pStyle w:val="Compact"/>
       </w:pPr>
@@ -3037,7 +3440,7 @@
       <w:pPr>
         <w:numPr>
           <w:ilvl w:val="0"/>
-          <w:numId w:val="1009"/>
+          <w:numId w:val="1010"/>
         </w:numPr>
         <w:pStyle w:val="Compact"/>
       </w:pPr>
@@ -3059,7 +3462,7 @@
       <w:pPr>
         <w:numPr>
           <w:ilvl w:val="0"/>
-          <w:numId w:val="1009"/>
+          <w:numId w:val="1010"/>
         </w:numPr>
         <w:pStyle w:val="Compact"/>
       </w:pPr>
@@ -3077,8 +3480,8 @@
         <w:t xml:space="preserve">is possible later (eBay has an API); Facebook is not.</w:t>
       </w:r>
     </w:p>
-    <w:bookmarkEnd w:id="33"/>
-    <w:bookmarkStart w:id="34" w:name="X1bc6a1a5e77b1b1dfa86a018b54673a09eccb8d"/>
+    <w:bookmarkEnd w:id="34"/>
+    <w:bookmarkStart w:id="35" w:name="X1bc6a1a5e77b1b1dfa86a018b54673a09eccb8d"/>
     <w:p>
       <w:pPr>
         <w:pStyle w:val="Heading2"/>
@@ -3468,8 +3871,8 @@
         <w:t xml:space="preserve">, plus auto-subscribe triggers.</w:t>
       </w:r>
     </w:p>
-    <w:bookmarkEnd w:id="34"/>
-    <w:bookmarkStart w:id="35" w:name="X5d9e1f4224ed44065a0c2ad28aff5683d1d3634"/>
+    <w:bookmarkEnd w:id="35"/>
+    <w:bookmarkStart w:id="36" w:name="X5d9e1f4224ed44065a0c2ad28aff5683d1d3634"/>
     <w:p>
       <w:pPr>
         <w:pStyle w:val="Heading2"/>
@@ -3482,7 +3885,7 @@
       <w:pPr>
         <w:numPr>
           <w:ilvl w:val="0"/>
-          <w:numId w:val="1010"/>
+          <w:numId w:val="1011"/>
         </w:numPr>
         <w:pStyle w:val="Compact"/>
       </w:pPr>
@@ -4275,7 +4678,7 @@
       <w:pPr>
         <w:numPr>
           <w:ilvl w:val="0"/>
-          <w:numId w:val="1010"/>
+          <w:numId w:val="1011"/>
         </w:numPr>
         <w:pStyle w:val="Compact"/>
       </w:pPr>
@@ -4294,7 +4697,7 @@
       <w:pPr>
         <w:numPr>
           <w:ilvl w:val="0"/>
-          <w:numId w:val="1010"/>
+          <w:numId w:val="1011"/>
         </w:numPr>
         <w:pStyle w:val="Compact"/>
       </w:pPr>
@@ -4325,7 +4728,7 @@
       <w:pPr>
         <w:numPr>
           <w:ilvl w:val="0"/>
-          <w:numId w:val="1010"/>
+          <w:numId w:val="1011"/>
         </w:numPr>
         <w:pStyle w:val="Compact"/>
       </w:pPr>
@@ -4371,7 +4774,7 @@
       <w:pPr>
         <w:numPr>
           <w:ilvl w:val="0"/>
-          <w:numId w:val="1010"/>
+          <w:numId w:val="1011"/>
         </w:numPr>
         <w:pStyle w:val="Compact"/>
       </w:pPr>
@@ -4423,7 +4826,7 @@
       <w:pPr>
         <w:numPr>
           <w:ilvl w:val="0"/>
-          <w:numId w:val="1010"/>
+          <w:numId w:val="1011"/>
         </w:numPr>
         <w:pStyle w:val="Compact"/>
       </w:pPr>
@@ -4435,7 +4838,7 @@
       <w:pPr>
         <w:numPr>
           <w:ilvl w:val="0"/>
-          <w:numId w:val="1010"/>
+          <w:numId w:val="1011"/>
         </w:numPr>
         <w:pStyle w:val="Compact"/>
       </w:pPr>
@@ -4443,8 +4846,8 @@
         <w:t xml:space="preserve">Restoring data: Supabase keeps backups on paid plans; on the free plan, use Money → CSV regularly, and Supabase → Database → Backups when available. Photos live in the Storage bucket.</w:t>
       </w:r>
     </w:p>
-    <w:bookmarkEnd w:id="35"/>
-    <w:bookmarkStart w:id="36" w:name="X8844f43ab7768d7b28e18d07157d3293d92b244"/>
+    <w:bookmarkEnd w:id="36"/>
+    <w:bookmarkStart w:id="37" w:name="X8844f43ab7768d7b28e18d07157d3293d92b244"/>
     <w:p>
       <w:pPr>
         <w:pStyle w:val="Heading2"/>
@@ -4457,7 +4860,7 @@
       <w:pPr>
         <w:numPr>
           <w:ilvl w:val="0"/>
-          <w:numId w:val="1011"/>
+          <w:numId w:val="1012"/>
         </w:numPr>
         <w:pStyle w:val="Compact"/>
       </w:pPr>
@@ -4476,7 +4879,7 @@
       <w:pPr>
         <w:numPr>
           <w:ilvl w:val="0"/>
-          <w:numId w:val="1011"/>
+          <w:numId w:val="1012"/>
         </w:numPr>
         <w:pStyle w:val="Compact"/>
       </w:pPr>
@@ -4495,7 +4898,7 @@
       <w:pPr>
         <w:numPr>
           <w:ilvl w:val="0"/>
-          <w:numId w:val="1011"/>
+          <w:numId w:val="1012"/>
         </w:numPr>
         <w:pStyle w:val="Compact"/>
       </w:pPr>
@@ -4514,7 +4917,7 @@
       <w:pPr>
         <w:numPr>
           <w:ilvl w:val="0"/>
-          <w:numId w:val="1011"/>
+          <w:numId w:val="1012"/>
         </w:numPr>
         <w:pStyle w:val="Compact"/>
       </w:pPr>
@@ -4533,7 +4936,7 @@
       <w:pPr>
         <w:numPr>
           <w:ilvl w:val="0"/>
-          <w:numId w:val="1011"/>
+          <w:numId w:val="1012"/>
         </w:numPr>
         <w:pStyle w:val="Compact"/>
       </w:pPr>
@@ -4552,7 +4955,7 @@
       <w:pPr>
         <w:numPr>
           <w:ilvl w:val="0"/>
-          <w:numId w:val="1011"/>
+          <w:numId w:val="1012"/>
         </w:numPr>
         <w:pStyle w:val="Compact"/>
       </w:pPr>
@@ -4571,7 +4974,7 @@
       <w:pPr>
         <w:numPr>
           <w:ilvl w:val="0"/>
-          <w:numId w:val="1011"/>
+          <w:numId w:val="1012"/>
         </w:numPr>
         <w:pStyle w:val="Compact"/>
       </w:pPr>
@@ -4590,7 +4993,7 @@
       <w:pPr>
         <w:numPr>
           <w:ilvl w:val="0"/>
-          <w:numId w:val="1011"/>
+          <w:numId w:val="1012"/>
         </w:numPr>
         <w:pStyle w:val="Compact"/>
       </w:pPr>
@@ -4605,8 +5008,8 @@
         <w:t xml:space="preserve">: ask Claude in the "Warehouse items" project; it pushes to GitHub and deploys (or click Redeploy in Vercel).</w:t>
       </w:r>
     </w:p>
-    <w:bookmarkEnd w:id="36"/>
-    <w:bookmarkStart w:id="37" w:name="X69373fd720b575af3434a4df306b50155890401"/>
+    <w:bookmarkEnd w:id="37"/>
+    <w:bookmarkStart w:id="38" w:name="X69373fd720b575af3434a4df306b50155890401"/>
     <w:p>
       <w:pPr>
         <w:pStyle w:val="Heading2"/>
@@ -4623,8 +5026,8 @@
         <w:t xml:space="preserve">Shipping labels · eBay direct posting/delisting · email/text sending (add Resend/Twilio keys) · Facebook Page auto-posting (Meta developer app + Page token; Marketplace/Groups stay copy-paste) · reseller/lot-buyer tier with early access · referral credits · personal-shopper matching · native app store version · licensing the software to other surplus dealers.</w:t>
       </w:r>
     </w:p>
-    <w:bookmarkEnd w:id="37"/>
-    <w:bookmarkStart w:id="38" w:name="X780cc0d6a4f4a46caa564b67f997f13065e576b"/>
+    <w:bookmarkEnd w:id="38"/>
+    <w:bookmarkStart w:id="39" w:name="X780cc0d6a4f4a46caa564b67f997f13065e576b"/>
     <w:p>
       <w:pPr>
         <w:pStyle w:val="Heading2"/>
@@ -4637,7 +5040,7 @@
       <w:pPr>
         <w:numPr>
           <w:ilvl w:val="0"/>
-          <w:numId w:val="1012"/>
+          <w:numId w:val="1013"/>
         </w:numPr>
         <w:pStyle w:val="Compact"/>
       </w:pPr>
@@ -4706,7 +5109,7 @@
       <w:pPr>
         <w:numPr>
           <w:ilvl w:val="0"/>
-          <w:numId w:val="1012"/>
+          <w:numId w:val="1013"/>
         </w:numPr>
         <w:pStyle w:val="Compact"/>
       </w:pPr>
@@ -4727,7 +5130,7 @@
       <w:pPr>
         <w:numPr>
           <w:ilvl w:val="0"/>
-          <w:numId w:val="1012"/>
+          <w:numId w:val="1013"/>
         </w:numPr>
         <w:pStyle w:val="Compact"/>
       </w:pPr>
@@ -4748,7 +5151,7 @@
       <w:pPr>
         <w:numPr>
           <w:ilvl w:val="0"/>
-          <w:numId w:val="1012"/>
+          <w:numId w:val="1013"/>
         </w:numPr>
         <w:pStyle w:val="Compact"/>
       </w:pPr>
@@ -4769,7 +5172,7 @@
       <w:pPr>
         <w:numPr>
           <w:ilvl w:val="0"/>
-          <w:numId w:val="1012"/>
+          <w:numId w:val="1013"/>
         </w:numPr>
         <w:pStyle w:val="Compact"/>
       </w:pPr>
@@ -4790,7 +5193,7 @@
       <w:pPr>
         <w:numPr>
           <w:ilvl w:val="0"/>
-          <w:numId w:val="1012"/>
+          <w:numId w:val="1013"/>
         </w:numPr>
         <w:pStyle w:val="Compact"/>
       </w:pPr>
@@ -4811,7 +5214,7 @@
       <w:pPr>
         <w:numPr>
           <w:ilvl w:val="0"/>
-          <w:numId w:val="1012"/>
+          <w:numId w:val="1013"/>
         </w:numPr>
         <w:pStyle w:val="Compact"/>
       </w:pPr>
@@ -4832,7 +5235,7 @@
       <w:pPr>
         <w:numPr>
           <w:ilvl w:val="0"/>
-          <w:numId w:val="1012"/>
+          <w:numId w:val="1013"/>
         </w:numPr>
         <w:pStyle w:val="Compact"/>
       </w:pPr>
@@ -4853,7 +5256,7 @@
       <w:pPr>
         <w:numPr>
           <w:ilvl w:val="0"/>
-          <w:numId w:val="1012"/>
+          <w:numId w:val="1013"/>
         </w:numPr>
         <w:pStyle w:val="Compact"/>
       </w:pPr>
@@ -4888,8 +5291,8 @@
         <w:t xml:space="preserve">.</w:t>
       </w:r>
     </w:p>
-    <w:bookmarkEnd w:id="38"/>
-    <w:bookmarkStart w:id="39" w:name="addendum--september-30-additions"/>
+    <w:bookmarkEnd w:id="39"/>
+    <w:bookmarkStart w:id="40" w:name="addendum--september-30-additions"/>
     <w:p>
       <w:pPr>
         <w:pStyle w:val="Heading2"/>
@@ -4902,7 +5305,7 @@
       <w:pPr>
         <w:numPr>
           <w:ilvl w:val="0"/>
-          <w:numId w:val="1013"/>
+          <w:numId w:val="1014"/>
         </w:numPr>
       </w:pPr>
       <w:r>
@@ -4964,7 +5367,7 @@
       <w:pPr>
         <w:numPr>
           <w:ilvl w:val="0"/>
-          <w:numId w:val="1013"/>
+          <w:numId w:val="1014"/>
         </w:numPr>
       </w:pPr>
       <w:r>
@@ -5017,7 +5420,7 @@
       <w:pPr>
         <w:numPr>
           <w:ilvl w:val="0"/>
-          <w:numId w:val="1013"/>
+          <w:numId w:val="1014"/>
         </w:numPr>
       </w:pPr>
       <w:r>
@@ -5118,7 +5521,7 @@
       <w:pPr>
         <w:numPr>
           <w:ilvl w:val="0"/>
-          <w:numId w:val="1013"/>
+          <w:numId w:val="1014"/>
         </w:numPr>
       </w:pPr>
       <w:r>
@@ -5249,7 +5652,7 @@
       <w:pPr>
         <w:numPr>
           <w:ilvl w:val="0"/>
-          <w:numId w:val="1013"/>
+          <w:numId w:val="1014"/>
         </w:numPr>
       </w:pPr>
       <w:r>
@@ -5287,7 +5690,7 @@
       <w:pPr>
         <w:numPr>
           <w:ilvl w:val="0"/>
-          <w:numId w:val="1013"/>
+          <w:numId w:val="1014"/>
         </w:numPr>
       </w:pPr>
       <w:r>
@@ -5382,7 +5785,7 @@
       <w:pPr>
         <w:numPr>
           <w:ilvl w:val="0"/>
-          <w:numId w:val="1013"/>
+          <w:numId w:val="1014"/>
         </w:numPr>
       </w:pPr>
       <w:r>
@@ -5402,7 +5805,7 @@
       <w:pPr>
         <w:numPr>
           <w:ilvl w:val="0"/>
-          <w:numId w:val="1013"/>
+          <w:numId w:val="1014"/>
         </w:numPr>
       </w:pPr>
       <w:r>
@@ -5413,7 +5816,7 @@
       <w:pPr>
         <w:numPr>
           <w:ilvl w:val="0"/>
-          <w:numId w:val="1013"/>
+          <w:numId w:val="1014"/>
         </w:numPr>
       </w:pPr>
       <w:r>
@@ -5448,7 +5851,7 @@
       <w:pPr>
         <w:numPr>
           <w:ilvl w:val="0"/>
-          <w:numId w:val="1013"/>
+          <w:numId w:val="1014"/>
         </w:numPr>
       </w:pPr>
       <w:r>
@@ -5672,7 +6075,7 @@
       <w:pPr>
         <w:numPr>
           <w:ilvl w:val="0"/>
-          <w:numId w:val="1013"/>
+          <w:numId w:val="1014"/>
         </w:numPr>
       </w:pPr>
       <w:r>
@@ -5962,8 +6365,8 @@
         <w:t xml:space="preserve">inside Health: every sitemap page plus the feeds, opened as a shopper; anything broken or empty texts and emails staff with the list.</w:t>
       </w:r>
     </w:p>
-    <w:bookmarkEnd w:id="39"/>
-    <w:bookmarkStart w:id="40" w:name="the-new-visitor-redesign-oct-1-2026"/>
+    <w:bookmarkEnd w:id="40"/>
+    <w:bookmarkStart w:id="41" w:name="the-new-visitor-redesign-oct-1-2026"/>
     <w:p>
       <w:pPr>
         <w:pStyle w:val="Heading2"/>
@@ -6264,7 +6667,7 @@
       <w:pPr>
         <w:numPr>
           <w:ilvl w:val="0"/>
-          <w:numId w:val="1014"/>
+          <w:numId w:val="1015"/>
         </w:numPr>
         <w:pStyle w:val="Compact"/>
       </w:pPr>
@@ -6286,7 +6689,7 @@
       <w:pPr>
         <w:numPr>
           <w:ilvl w:val="0"/>
-          <w:numId w:val="1014"/>
+          <w:numId w:val="1015"/>
         </w:numPr>
         <w:pStyle w:val="Compact"/>
       </w:pPr>
@@ -6308,7 +6711,7 @@
       <w:pPr>
         <w:numPr>
           <w:ilvl w:val="0"/>
-          <w:numId w:val="1014"/>
+          <w:numId w:val="1015"/>
         </w:numPr>
         <w:pStyle w:val="Compact"/>
       </w:pPr>
@@ -6330,7 +6733,7 @@
       <w:pPr>
         <w:numPr>
           <w:ilvl w:val="0"/>
-          <w:numId w:val="1014"/>
+          <w:numId w:val="1015"/>
         </w:numPr>
         <w:pStyle w:val="Compact"/>
       </w:pPr>
@@ -6400,8 +6803,8 @@
         <w:t xml:space="preserve">the Google Shopping feed (what Merchant Center reads), the new-items feed and the sitemap were being saved once at build time, and the last build saved an empty Google feed. They're now made fresh on request (cached at the edge for 15 to 30 minutes), and if the database ever doesn't answer they return "try again later" instead of an empty list, so Google keeps its last good copy. The morning sweep checks that both feeds have items.</w:t>
       </w:r>
     </w:p>
-    <w:bookmarkEnd w:id="40"/>
-    <w:bookmarkStart w:id="41" w:name="winning-thrift-shoppers-oct-1-2026"/>
+    <w:bookmarkEnd w:id="41"/>
+    <w:bookmarkStart w:id="42" w:name="winning-thrift-shoppers-oct-1-2026"/>
     <w:p>
       <w:pPr>
         <w:pStyle w:val="Heading2"/>
@@ -6471,8 +6874,8 @@
         <w:t xml:space="preserve">.</w:t>
       </w:r>
     </w:p>
-    <w:bookmarkEnd w:id="41"/>
-    <w:bookmarkStart w:id="42" w:name="missing-a-part-find-it-oct-2-2026"/>
+    <w:bookmarkEnd w:id="42"/>
+    <w:bookmarkStart w:id="43" w:name="missing-a-part-find-it-oct-2-2026"/>
     <w:p>
       <w:pPr>
         <w:pStyle w:val="Heading2"/>
@@ -6489,8 +6892,8 @@
         <w:t xml:space="preserve">Every lookup now spots missing or worn-out parts, such as a purifier with no filter. It shows the part number, what the part costs and what the item is worth with it, then links straight to the part on Amazon and eBay. The buyer fixes the item and makes more, and those links earn affiliate commissions once the Amazon and eBay accounts are approved. That's a new revenue stream at zero cost.</w:t>
       </w:r>
     </w:p>
-    <w:bookmarkEnd w:id="42"/>
-    <w:bookmarkStart w:id="43" w:name="X3a64fc6dd5c5a45725da7475fd6171ed02502c1"/>
+    <w:bookmarkEnd w:id="43"/>
+    <w:bookmarkStart w:id="44" w:name="X3a64fc6dd5c5a45725da7475fd6171ed02502c1"/>
     <w:p>
       <w:pPr>
         <w:pStyle w:val="Heading2"/>
@@ -6503,7 +6906,7 @@
       <w:pPr>
         <w:numPr>
           <w:ilvl w:val="0"/>
-          <w:numId w:val="1015"/>
+          <w:numId w:val="1016"/>
         </w:numPr>
         <w:pStyle w:val="Compact"/>
       </w:pPr>
@@ -6525,7 +6928,7 @@
       <w:pPr>
         <w:numPr>
           <w:ilvl w:val="0"/>
-          <w:numId w:val="1015"/>
+          <w:numId w:val="1016"/>
         </w:numPr>
         <w:pStyle w:val="Compact"/>
       </w:pPr>
@@ -6547,7 +6950,7 @@
       <w:pPr>
         <w:numPr>
           <w:ilvl w:val="0"/>
-          <w:numId w:val="1015"/>
+          <w:numId w:val="1016"/>
         </w:numPr>
         <w:pStyle w:val="Compact"/>
       </w:pPr>
@@ -6565,8 +6968,8 @@
         <w:t xml:space="preserve">a stack or box gets a lot price and each piece's own value and description, with advice on which pieces to sell alone.</w:t>
       </w:r>
     </w:p>
-    <w:bookmarkEnd w:id="43"/>
-    <w:bookmarkStart w:id="44" w:name="X94046da70d9062ace89b3b4bcef9c6a1e54c4fd"/>
+    <w:bookmarkEnd w:id="44"/>
+    <w:bookmarkStart w:id="45" w:name="X94046da70d9062ace89b3b4bcef9c6a1e54c4fd"/>
     <w:p>
       <w:pPr>
         <w:pStyle w:val="Heading2"/>
@@ -6579,7 +6982,7 @@
       <w:pPr>
         <w:numPr>
           <w:ilvl w:val="0"/>
-          <w:numId w:val="1016"/>
+          <w:numId w:val="1017"/>
         </w:numPr>
         <w:pStyle w:val="Compact"/>
       </w:pPr>
@@ -6601,7 +7004,7 @@
       <w:pPr>
         <w:numPr>
           <w:ilvl w:val="0"/>
-          <w:numId w:val="1016"/>
+          <w:numId w:val="1017"/>
         </w:numPr>
         <w:pStyle w:val="Compact"/>
       </w:pPr>
@@ -6623,7 +7026,7 @@
       <w:pPr>
         <w:numPr>
           <w:ilvl w:val="0"/>
-          <w:numId w:val="1016"/>
+          <w:numId w:val="1017"/>
         </w:numPr>
         <w:pStyle w:val="Compact"/>
       </w:pPr>
@@ -6645,7 +7048,7 @@
       <w:pPr>
         <w:numPr>
           <w:ilvl w:val="0"/>
-          <w:numId w:val="1016"/>
+          <w:numId w:val="1017"/>
         </w:numPr>
         <w:pStyle w:val="Compact"/>
       </w:pPr>
@@ -6663,8 +7066,8 @@
         <w:t xml:space="preserve">Operations shows spending by feature and by member, and the owner gets an alert if any member passes $10 in a month.</w:t>
       </w:r>
     </w:p>
-    <w:bookmarkEnd w:id="44"/>
-    <w:bookmarkStart w:id="45" w:name="X088d96c855010eb256d66856ee75eae022673ac"/>
+    <w:bookmarkEnd w:id="45"/>
+    <w:bookmarkStart w:id="46" w:name="X088d96c855010eb256d66856ee75eae022673ac"/>
     <w:p>
       <w:pPr>
         <w:pStyle w:val="Heading2"/>
@@ -6677,7 +7080,7 @@
       <w:pPr>
         <w:numPr>
           <w:ilvl w:val="0"/>
-          <w:numId w:val="1017"/>
+          <w:numId w:val="1018"/>
         </w:numPr>
         <w:pStyle w:val="Compact"/>
       </w:pPr>
@@ -6699,7 +7102,7 @@
       <w:pPr>
         <w:numPr>
           <w:ilvl w:val="0"/>
-          <w:numId w:val="1017"/>
+          <w:numId w:val="1018"/>
         </w:numPr>
         <w:pStyle w:val="Compact"/>
       </w:pPr>
@@ -6717,8 +7120,8 @@
         <w:t xml:space="preserve">until deleted. A warehouse owner can value a whole pallet, then list one item or all of them with one tap.</w:t>
       </w:r>
     </w:p>
-    <w:bookmarkEnd w:id="45"/>
-    <w:bookmarkStart w:id="46" w:name="X3db62d0a3b6207cc65f6c603e60ee2507d2f9f2"/>
+    <w:bookmarkEnd w:id="46"/>
+    <w:bookmarkStart w:id="47" w:name="X3db62d0a3b6207cc65f6c603e60ee2507d2f9f2"/>
     <w:p>
       <w:pPr>
         <w:pStyle w:val="Heading2"/>
@@ -6735,8 +7138,8 @@
         <w:t xml:space="preserve">The site now has Contact, About, Returns and Shipping pages, linked from every page. The Google Shopping feed lists only the items Next Owner Market sells and ships itself, with honest shipping and condition. That follows Google's rules for a standard (non-marketplace) account.</w:t>
       </w:r>
     </w:p>
-    <w:bookmarkEnd w:id="46"/>
     <w:bookmarkEnd w:id="47"/>
+    <w:bookmarkEnd w:id="48"/>
     <w:sectPr/>
   </w:body>
 </w:document>
@@ -7035,6 +7438,9 @@
     <w:abstractNumId w:val="991"/>
   </w:num>
   <w:num w:numId="1010">
+    <w:abstractNumId w:val="991"/>
+  </w:num>
+  <w:num w:numId="1011">
     <w:abstractNumId w:val="99411"/>
     <w:lvlOverride w:ilvl="0">
       <w:startOverride w:val="1"/>
@@ -7064,9 +7470,6 @@
       <w:startOverride w:val="1"/>
     </w:lvlOverride>
   </w:num>
-  <w:num w:numId="1011">
-    <w:abstractNumId w:val="991"/>
-  </w:num>
   <w:num w:numId="1012">
     <w:abstractNumId w:val="991"/>
   </w:num>
@@ -7083,6 +7486,9 @@
     <w:abstractNumId w:val="991"/>
   </w:num>
   <w:num w:numId="1017">
+    <w:abstractNumId w:val="991"/>
+  </w:num>
+  <w:num w:numId="1018">
     <w:abstractNumId w:val="991"/>
   </w:num>
 </w:numbering>
